--- a/pr-preview/pr-161/classification-handout-tracked-changes.docx
+++ b/pr-preview/pr-161/classification-handout-tracked-changes.docx
@@ -16,7 +16,7 @@
       </w:pPr>
       <w:del w:id="1" w:author="PR Preview" w:date="2026-01-01T00:00:00Z">
         <w:r>
-          <w:delText xml:space="preserve">Last modified: 2026-10-14 01:59:19 (PDT)</w:delText>
+          <w:delText xml:space="preserve">Last modified: 2026-10-14 13:15:49 (PDT)</w:delText>
         </w:r>
       </w:del>
     </w:p>
@@ -26,7 +26,7 @@
       </w:pPr>
       <w:ins w:id="2" w:author="PR Preview" w:date="2026-01-01T00:00:00Z">
         <w:r>
-          <w:t xml:space="preserve">Last modified: 2026-10-14 13:09:11 (PDT)</w:t>
+          <w:t xml:space="preserve">Last modified: 2026-10-14 13:51:02 (PDT)</w:t>
         </w:r>
       </w:ins>
     </w:p>
@@ -5444,6 +5444,26 @@
       </w:hyperlink>
       <w:ins w:id="14" w:author="PR Preview" w:date="2026-01-01T00:00:00Z">
         <w:r>
+          <w:t xml:space="preserve">, worked in</w:t>
+        </w:r>
+      </w:ins>
+      <w:ins w:id="15" w:author="PR Preview" w:date="2026-01-01T00:00:00Z">
+        <w:r>
+          <w:t xml:space="preserve"> </w:t>
+        </w:r>
+      </w:ins>
+      <w:hyperlink w:anchor="sol-prob-positive">
+        <w:ins w:id="16" w:author="PR Preview" w:date="2026-01-01T00:00:00Z">
+          <w:r>
+            <w:rPr>
+              <w:rStyle w:val="Hyperlink"/>
+            </w:rPr>
+            <w:t xml:space="preserve">Solution 1</w:t>
+          </w:r>
+        </w:ins>
+      </w:hyperlink>
+      <w:ins w:id="17" w:author="PR Preview" w:date="2026-01-01T00:00:00Z">
+        <w:r>
           <w:t xml:space="preserve">.</w:t>
         </w:r>
       </w:ins>
@@ -6219,298 +6239,65 @@
       <w:pPr>
         <w:pStyle w:val="FirstParagraph"/>
       </w:pPr>
-      <w:ins w:id="15" w:author="PR Preview" w:date="2026-01-01T00:00:00Z">
+      <w:del w:id="18" w:author="PR Preview" w:date="2026-01-01T00:00:00Z">
         <w:r>
           <w:rPr>
             <w:b/>
             <w:bCs/>
           </w:rPr>
-          <w:t xml:space="preserve">Theorem 2 (PPV from Bayes’ theorem)</w:t>
-        </w:r>
-      </w:ins>
-      <w:ins w:id="16" w:author="PR Preview" w:date="2026-01-01T00:00:00Z">
-        <w:r>
-          <w:t xml:space="preserve"> </w:t>
-        </w:r>
-      </w:ins>
-      <w:ins w:id="17" w:author="PR Preview" w:date="2026-01-01T00:00:00Z">
-        <w:r>
-          <w:t xml:space="preserve">The</w:t>
-        </w:r>
-      </w:ins>
-      <w:ins w:id="18" w:author="PR Preview" w:date="2026-01-01T00:00:00Z">
-        <w:r>
-          <w:t xml:space="preserve"> </w:t>
-        </w:r>
-      </w:ins>
-      <w:hyperlink w:anchor="def-ppv">
-        <w:ins w:id="19" w:author="PR Preview" w:date="2026-01-01T00:00:00Z">
+          <w:delText xml:space="preserve">Exercise 3 (PPV in terms of two ratios)</w:delText>
+        </w:r>
+      </w:del>
+      <w:del w:id="19" w:author="PR Preview" w:date="2026-01-01T00:00:00Z">
+        <w:r>
+          <w:delText xml:space="preserve"> </w:delText>
+        </w:r>
+      </w:del>
+      <w:del w:id="20" w:author="PR Preview" w:date="2026-01-01T00:00:00Z">
+        <w:r>
+          <w:delText xml:space="preserve">Rewrite the expression for the positive predictive value from</w:delText>
+        </w:r>
+      </w:del>
+      <w:del w:id="21" w:author="PR Preview" w:date="2026-01-01T00:00:00Z">
+        <w:r>
+          <w:delText xml:space="preserve"> </w:delText>
+        </w:r>
+      </w:del>
+      <w:hyperlink w:anchor="exr-ppv-bayes">
+        <w:del w:id="22" w:author="PR Preview" w:date="2026-01-01T00:00:00Z">
           <w:r>
             <w:rPr>
               <w:rStyle w:val="Hyperlink"/>
             </w:rPr>
-            <w:t xml:space="preserve">positive predictive value</w:t>
+            <w:delText xml:space="preserve">Exercise 2</w:delText>
           </w:r>
-        </w:ins>
+        </w:del>
       </w:hyperlink>
-      <w:ins w:id="20" w:author="PR Preview" w:date="2026-01-01T00:00:00Z">
-        <w:r>
-          <w:t xml:space="preserve"> </w:t>
-        </w:r>
-      </w:ins>
-      <w:ins w:id="21" w:author="PR Preview" w:date="2026-01-01T00:00:00Z">
-        <w:r>
-          <w:t xml:space="preserve">of a diagnostic test is:</w:t>
-        </w:r>
-      </w:ins>
-    </w:p>
-    <w:p>
-      <w:pPr>
-        <w:pStyle w:val="BodyText"/>
-      </w:pPr>
-      <w:bookmarkStart w:id="52" w:name="eq-ppv-bayes"/>
-      <m:oMathPara>
-        <m:oMathParaPr>
-          <m:jc m:val="center"/>
-        </m:oMathParaPr>
-        <m:oMath>
-          <m:r>
-            <m:rPr>
-              <m:nor/>
-              <m:sty m:val="p"/>
-            </m:rPr>
-            <m:t>PPV</m:t>
-          </m:r>
-          <m:r>
-            <m:rPr>
-              <m:sty m:val="p"/>
-            </m:rPr>
-            <m:t>=</m:t>
-          </m:r>
-          <m:f>
-            <m:fPr>
-              <m:type m:val="bar"/>
-            </m:fPr>
-            <m:num>
-              <m:r>
-                <m:rPr>
-                  <m:nor/>
-                  <m:sty m:val="p"/>
-                </m:rPr>
-                <m:t>sens</m:t>
-              </m:r>
-              <m:r>
-                <m:rPr>
-                  <m:sty m:val="p"/>
-                </m:rPr>
-                <m:t>⋅</m:t>
-              </m:r>
-              <m:r>
-                <m:t>π</m:t>
-              </m:r>
-            </m:num>
-            <m:den>
-              <m:r>
-                <m:rPr>
-                  <m:nor/>
-                  <m:sty m:val="p"/>
-                </m:rPr>
-                <m:t>sens</m:t>
-              </m:r>
-              <m:r>
-                <m:rPr>
-                  <m:sty m:val="p"/>
-                </m:rPr>
-                <m:t>⋅</m:t>
-              </m:r>
-              <m:r>
-                <m:t>π</m:t>
-              </m:r>
-              <m:r>
-                <m:rPr>
-                  <m:sty m:val="p"/>
-                </m:rPr>
-                <m:t>+</m:t>
-              </m:r>
-              <m:r>
-                <m:t>​</m:t>
-              </m:r>
-              <m:d>
-                <m:dPr>
-                  <m:begChr m:val="("/>
-                  <m:sepChr m:val=""/>
-                  <m:endChr m:val=")"/>
-                  <m:grow/>
-                </m:dPr>
-                <m:e>
-                  <m:r>
-                    <m:t>1</m:t>
-                  </m:r>
-                  <m:r>
-                    <m:rPr>
-                      <m:sty m:val="p"/>
-                    </m:rPr>
-                    <m:t>−</m:t>
-                  </m:r>
-                  <m:r>
-                    <m:rPr>
-                      <m:nor/>
-                      <m:sty m:val="p"/>
-                    </m:rPr>
-                    <m:t>spec</m:t>
-                  </m:r>
-                </m:e>
-              </m:d>
-              <m:r>
-                <m:t>​</m:t>
-              </m:r>
-              <m:r>
-                <m:rPr>
-                  <m:sty m:val="p"/>
-                </m:rPr>
-                <m:t>⋅</m:t>
-              </m:r>
-              <m:r>
-                <m:t>​</m:t>
-              </m:r>
-              <m:d>
-                <m:dPr>
-                  <m:begChr m:val="("/>
-                  <m:sepChr m:val=""/>
-                  <m:endChr m:val=")"/>
-                  <m:grow/>
-                </m:dPr>
-                <m:e>
-                  <m:r>
-                    <m:t>1</m:t>
-                  </m:r>
-                  <m:r>
-                    <m:rPr>
-                      <m:sty m:val="p"/>
-                    </m:rPr>
-                    <m:t>−</m:t>
-                  </m:r>
-                  <m:r>
-                    <m:t>π</m:t>
-                  </m:r>
-                </m:e>
-              </m:d>
-              <m:r>
-                <m:t>​</m:t>
-              </m:r>
-            </m:den>
-          </m:f>
-          <m:r>
-            <m:t>  </m:t>
-          </m:r>
-          <m:r>
-            <m:rPr>
-              <m:sty m:val="p"/>
-            </m:rPr>
-            <m:t>(</m:t>
-          </m:r>
-          <m:r>
-            <m:t>19</m:t>
-          </m:r>
-          <m:r>
-            <m:rPr>
-              <m:sty m:val="p"/>
-            </m:rPr>
-            <m:t>)</m:t>
-          </m:r>
-        </m:oMath>
-      </m:oMathPara>
-      <w:bookmarkEnd w:id="52"/>
-    </w:p>
-    <w:bookmarkEnd w:id="53"/>
-    <w:p>
-      <w:pPr>
-        <w:pStyle w:val="FirstParagraph"/>
-      </w:pPr>
-      <w:ins w:id="22" w:author="PR Preview" w:date="2026-01-01T00:00:00Z">
-        <w:r>
-          <w:rPr>
-            <w:i/>
-            <w:iCs/>
-          </w:rPr>
-          <w:t xml:space="preserve">Proof</w:t>
-        </w:r>
-      </w:ins>
-      <w:ins w:id="23" w:author="PR Preview" w:date="2026-01-01T00:00:00Z">
-        <w:r>
-          <w:t xml:space="preserve">. </w:t>
-        </w:r>
-      </w:ins>
-      <w:ins w:id="24" w:author="PR Preview" w:date="2026-01-01T00:00:00Z">
-        <w:r>
-          <w:t xml:space="preserve">This is the solution to</w:t>
-        </w:r>
-      </w:ins>
-      <w:ins w:id="25" w:author="PR Preview" w:date="2026-01-01T00:00:00Z">
-        <w:r>
-          <w:t xml:space="preserve"> </w:t>
-        </w:r>
-      </w:ins>
-      <w:hyperlink w:anchor="exr-ppv-bayes">
-        <w:ins w:id="26" w:author="PR Preview" w:date="2026-01-01T00:00:00Z">
-          <w:r>
-            <w:rPr>
-              <w:rStyle w:val="Hyperlink"/>
-            </w:rPr>
-            <w:t xml:space="preserve">Exercise 2</w:t>
-          </w:r>
-        </w:ins>
-      </w:hyperlink>
-      <w:ins w:id="27" w:author="PR Preview" w:date="2026-01-01T00:00:00Z">
-        <w:r>
-          <w:t xml:space="preserve">.</w:t>
-        </w:r>
-      </w:ins>
-    </w:p>
-    <w:bookmarkStart w:id="54" w:name="exr-ppv-ratio-form"/>
-    <w:p>
-      <w:pPr>
-        <w:pStyle w:val="BodyText"/>
-      </w:pPr>
-      <w:r>
-        <w:rPr>
-          <w:b/>
-          <w:bCs/>
-        </w:rPr>
-        <w:t xml:space="preserve">Exercise 3 (PPV in terms of two ratios)</w:t>
-      </w:r>
-      <w:r>
-        <w:t xml:space="preserve"> </w:t>
-      </w:r>
-      <w:r>
-        <w:t xml:space="preserve">Rewrite the expression for the positive predictive value from</w:t>
-      </w:r>
-      <w:r>
-        <w:t xml:space="preserve"> </w:t>
-      </w:r>
-      <w:hyperlink w:anchor="exr-ppv-bayes">
-        <w:r>
-          <w:rPr>
-            <w:rStyle w:val="Hyperlink"/>
-          </w:rPr>
-          <w:t xml:space="preserve">Exercise 2</w:t>
-        </w:r>
-      </w:hyperlink>
-      <w:r>
-        <w:t xml:space="preserve"> </w:t>
-      </w:r>
-      <w:r>
-        <w:t xml:space="preserve">so that the sensitivity, specificity, and prevalence appear only through</w:t>
-      </w:r>
-      <w:r>
-        <w:t xml:space="preserve"> </w:t>
-      </w:r>
-      <w:r>
-        <w:t xml:space="preserve">the ratio</w:t>
-      </w:r>
-      <w:r>
-        <w:t xml:space="preserve"> </w:t>
-      </w:r>
+      <w:del w:id="23" w:author="PR Preview" w:date="2026-01-01T00:00:00Z">
+        <w:r>
+          <w:delText xml:space="preserve"> </w:delText>
+        </w:r>
+      </w:del>
+      <w:del w:id="24" w:author="PR Preview" w:date="2026-01-01T00:00:00Z">
+        <w:r>
+          <w:delText xml:space="preserve">so that the sensitivity, specificity, and prevalence appear only through</w:delText>
+        </w:r>
+      </w:del>
+      <w:del w:id="25" w:author="PR Preview" w:date="2026-01-01T00:00:00Z">
+        <w:r>
+          <w:delText xml:space="preserve"> </w:delText>
+        </w:r>
+      </w:del>
+      <w:del w:id="26" w:author="PR Preview" w:date="2026-01-01T00:00:00Z">
+        <w:r>
+          <w:delText xml:space="preserve">the ratio</w:delText>
+        </w:r>
+      </w:del>
+      <w:del w:id="27" w:author="PR Preview" w:date="2026-01-01T00:00:00Z">
+        <w:r>
+          <w:delText xml:space="preserve"> </w:delText>
+        </w:r>
+      </w:del>
       <m:oMath>
         <m:f>
           <m:fPr>
@@ -6545,21 +6332,31 @@
           </m:den>
         </m:f>
       </m:oMath>
-      <w:r>
-        <w:t xml:space="preserve"> </w:t>
-      </w:r>
-      <w:r>
-        <w:t xml:space="preserve">of the false positive rate to the sensitivity</w:t>
-      </w:r>
-      <w:r>
-        <w:t xml:space="preserve"> </w:t>
-      </w:r>
-      <w:r>
-        <w:t xml:space="preserve">and the ratio</w:t>
-      </w:r>
-      <w:r>
-        <w:t xml:space="preserve"> </w:t>
-      </w:r>
+      <w:del w:id="28" w:author="PR Preview" w:date="2026-01-01T00:00:00Z">
+        <w:r>
+          <w:delText xml:space="preserve"> </w:delText>
+        </w:r>
+      </w:del>
+      <w:del w:id="29" w:author="PR Preview" w:date="2026-01-01T00:00:00Z">
+        <w:r>
+          <w:delText xml:space="preserve">of the false positive rate to the sensitivity</w:delText>
+        </w:r>
+      </w:del>
+      <w:del w:id="30" w:author="PR Preview" w:date="2026-01-01T00:00:00Z">
+        <w:r>
+          <w:delText xml:space="preserve"> </w:delText>
+        </w:r>
+      </w:del>
+      <w:del w:id="31" w:author="PR Preview" w:date="2026-01-01T00:00:00Z">
+        <w:r>
+          <w:delText xml:space="preserve">and the ratio</w:delText>
+        </w:r>
+      </w:del>
+      <w:del w:id="32" w:author="PR Preview" w:date="2026-01-01T00:00:00Z">
+        <w:r>
+          <w:delText xml:space="preserve"> </w:delText>
+        </w:r>
+      </w:del>
       <m:oMath>
         <m:f>
           <m:fPr>
@@ -6586,35 +6383,45 @@
           </m:den>
         </m:f>
       </m:oMath>
-      <w:r>
-        <w:t xml:space="preserve"> </w:t>
-      </w:r>
-      <w:r>
-        <w:t xml:space="preserve">of non-diseased to diseased people in the population.</w:t>
-      </w:r>
+      <w:del w:id="33" w:author="PR Preview" w:date="2026-01-01T00:00:00Z">
+        <w:r>
+          <w:delText xml:space="preserve"> </w:delText>
+        </w:r>
+      </w:del>
+      <w:del w:id="34" w:author="PR Preview" w:date="2026-01-01T00:00:00Z">
+        <w:r>
+          <w:delText xml:space="preserve">of non-diseased to diseased people in the population.</w:delText>
+        </w:r>
+      </w:del>
     </w:p>
-    <w:bookmarkEnd w:id="54"/>
-    <w:bookmarkStart w:id="56" w:name="sol-ppv-ratio-form"/>
     <w:p>
       <w:pPr>
         <w:pStyle w:val="BodyText"/>
       </w:pPr>
-      <w:r>
-        <w:rPr>
-          <w:i/>
-          <w:iCs/>
-        </w:rPr>
-        <w:t xml:space="preserve">Solution 3</w:t>
-      </w:r>
-      <w:r>
-        <w:t xml:space="preserve">. </w:t>
-      </w:r>
-      <w:r>
-        <w:t xml:space="preserve">Write</w:t>
-      </w:r>
-      <w:r>
-        <w:t xml:space="preserve"> </w:t>
-      </w:r>
+      <w:del w:id="35" w:author="PR Preview" w:date="2026-01-01T00:00:00Z">
+        <w:r>
+          <w:rPr>
+            <w:i/>
+            <w:iCs/>
+          </w:rPr>
+          <w:delText xml:space="preserve">Solution 3</w:delText>
+        </w:r>
+      </w:del>
+      <w:del w:id="36" w:author="PR Preview" w:date="2026-01-01T00:00:00Z">
+        <w:r>
+          <w:delText xml:space="preserve">. </w:delText>
+        </w:r>
+      </w:del>
+      <w:del w:id="37" w:author="PR Preview" w:date="2026-01-01T00:00:00Z">
+        <w:r>
+          <w:delText xml:space="preserve">Write</w:delText>
+        </w:r>
+      </w:del>
+      <w:del w:id="38" w:author="PR Preview" w:date="2026-01-01T00:00:00Z">
+        <w:r>
+          <w:delText xml:space="preserve"> </w:delText>
+        </w:r>
+      </w:del>
       <m:oMath>
         <m:r>
           <m:t>a</m:t>
@@ -6655,15 +6462,21 @@
           <m:t>π</m:t>
         </m:r>
       </m:oMath>
-      <w:r>
-        <w:t xml:space="preserve"> </w:t>
-      </w:r>
-      <w:r>
-        <w:t xml:space="preserve">and</w:t>
-      </w:r>
-      <w:r>
-        <w:t xml:space="preserve"> </w:t>
-      </w:r>
+      <w:del w:id="39" w:author="PR Preview" w:date="2026-01-01T00:00:00Z">
+        <w:r>
+          <w:delText xml:space="preserve"> </w:delText>
+        </w:r>
+      </w:del>
+      <w:del w:id="40" w:author="PR Preview" w:date="2026-01-01T00:00:00Z">
+        <w:r>
+          <w:delText xml:space="preserve">and</w:delText>
+        </w:r>
+      </w:del>
+      <w:del w:id="41" w:author="PR Preview" w:date="2026-01-01T00:00:00Z">
+        <w:r>
+          <w:delText xml:space="preserve"> </w:delText>
+        </w:r>
+      </w:del>
       <m:oMath>
         <m:r>
           <m:t>b</m:t>
@@ -6754,35 +6567,51 @@
           <m:t>​</m:t>
         </m:r>
       </m:oMath>
-      <w:r>
-        <w:t xml:space="preserve">,</w:t>
-      </w:r>
-      <w:r>
-        <w:t xml:space="preserve"> </w:t>
-      </w:r>
-      <w:r>
-        <w:t xml:space="preserve">so that</w:t>
-      </w:r>
-      <w:r>
-        <w:t xml:space="preserve"> </w:t>
-      </w:r>
+      <w:del w:id="42" w:author="PR Preview" w:date="2026-01-01T00:00:00Z">
+        <w:r>
+          <w:delText xml:space="preserve">,</w:delText>
+        </w:r>
+      </w:del>
+      <w:del w:id="43" w:author="PR Preview" w:date="2026-01-01T00:00:00Z">
+        <w:r>
+          <w:delText xml:space="preserve"> </w:delText>
+        </w:r>
+      </w:del>
+      <w:del w:id="44" w:author="PR Preview" w:date="2026-01-01T00:00:00Z">
+        <w:r>
+          <w:delText xml:space="preserve">so that</w:delText>
+        </w:r>
+      </w:del>
+      <w:del w:id="45" w:author="PR Preview" w:date="2026-01-01T00:00:00Z">
+        <w:r>
+          <w:delText xml:space="preserve"> </w:delText>
+        </w:r>
+      </w:del>
       <w:hyperlink w:anchor="exr-ppv-bayes">
-        <w:r>
-          <w:rPr>
-            <w:rStyle w:val="Hyperlink"/>
-          </w:rPr>
-          <w:t xml:space="preserve">Exercise 2</w:t>
-        </w:r>
+        <w:del w:id="46" w:author="PR Preview" w:date="2026-01-01T00:00:00Z">
+          <w:r>
+            <w:rPr>
+              <w:rStyle w:val="Hyperlink"/>
+            </w:rPr>
+            <w:delText xml:space="preserve">Exercise 2</w:delText>
+          </w:r>
+        </w:del>
       </w:hyperlink>
-      <w:r>
-        <w:t xml:space="preserve"> </w:t>
-      </w:r>
-      <w:r>
-        <w:t xml:space="preserve">reads</w:t>
-      </w:r>
-      <w:r>
-        <w:t xml:space="preserve"> </w:t>
-      </w:r>
+      <w:del w:id="47" w:author="PR Preview" w:date="2026-01-01T00:00:00Z">
+        <w:r>
+          <w:delText xml:space="preserve"> </w:delText>
+        </w:r>
+      </w:del>
+      <w:del w:id="48" w:author="PR Preview" w:date="2026-01-01T00:00:00Z">
+        <w:r>
+          <w:delText xml:space="preserve">reads</w:delText>
+        </w:r>
+      </w:del>
+      <w:del w:id="49" w:author="PR Preview" w:date="2026-01-01T00:00:00Z">
+        <w:r>
+          <w:delText xml:space="preserve"> </w:delText>
+        </w:r>
+      </w:del>
       <m:oMath>
         <m:r>
           <m:rPr>
@@ -6822,18 +6651,26 @@
           </m:den>
         </m:f>
       </m:oMath>
-      <w:r>
-        <w:t xml:space="preserve">,</w:t>
-      </w:r>
-      <w:r>
-        <w:t xml:space="preserve"> </w:t>
-      </w:r>
-      <w:r>
-        <w:t xml:space="preserve">with</w:t>
-      </w:r>
-      <w:r>
-        <w:t xml:space="preserve"> </w:t>
-      </w:r>
+      <w:del w:id="50" w:author="PR Preview" w:date="2026-01-01T00:00:00Z">
+        <w:r>
+          <w:delText xml:space="preserve">,</w:delText>
+        </w:r>
+      </w:del>
+      <w:del w:id="51" w:author="PR Preview" w:date="2026-01-01T00:00:00Z">
+        <w:r>
+          <w:delText xml:space="preserve"> </w:delText>
+        </w:r>
+      </w:del>
+      <w:del w:id="52" w:author="PR Preview" w:date="2026-01-01T00:00:00Z">
+        <w:r>
+          <w:delText xml:space="preserve">with</w:delText>
+        </w:r>
+      </w:del>
+      <w:del w:id="53" w:author="PR Preview" w:date="2026-01-01T00:00:00Z">
+        <w:r>
+          <w:delText xml:space="preserve"> </w:delText>
+        </w:r>
+      </w:del>
       <m:oMath>
         <m:r>
           <m:t>a</m:t>
@@ -6848,18 +6685,1014 @@
           <m:t>0</m:t>
         </m:r>
       </m:oMath>
-      <w:r>
-        <w:t xml:space="preserve"> </w:t>
-      </w:r>
-      <w:r>
-        <w:t xml:space="preserve">whenever the sensitivity and prevalence are positive.</w:t>
-      </w:r>
-      <w:r>
-        <w:t xml:space="preserve"> </w:t>
-      </w:r>
-      <w:r>
-        <w:t xml:space="preserve">Then:</w:t>
-      </w:r>
+      <w:del w:id="54" w:author="PR Preview" w:date="2026-01-01T00:00:00Z">
+        <w:r>
+          <w:delText xml:space="preserve"> </w:delText>
+        </w:r>
+      </w:del>
+      <w:del w:id="55" w:author="PR Preview" w:date="2026-01-01T00:00:00Z">
+        <w:r>
+          <w:delText xml:space="preserve">whenever the sensitivity and prevalence are positive.</w:delText>
+        </w:r>
+      </w:del>
+      <w:del w:id="56" w:author="PR Preview" w:date="2026-01-01T00:00:00Z">
+        <w:r>
+          <w:delText xml:space="preserve"> </w:delText>
+        </w:r>
+      </w:del>
+      <w:del w:id="57" w:author="PR Preview" w:date="2026-01-01T00:00:00Z">
+        <w:r>
+          <w:delText xml:space="preserve">Then:</w:delText>
+        </w:r>
+      </w:del>
+    </w:p>
+    <w:p>
+      <w:pPr>
+        <w:pStyle w:val="FirstParagraph"/>
+      </w:pPr>
+      <w:ins w:id="58" w:author="PR Preview" w:date="2026-01-01T00:00:00Z">
+        <w:r>
+          <w:rPr>
+            <w:b/>
+            <w:bCs/>
+          </w:rPr>
+          <w:t xml:space="preserve">Theorem 2 (PPV from Bayes’ theorem)</w:t>
+        </w:r>
+      </w:ins>
+      <w:ins w:id="59" w:author="PR Preview" w:date="2026-01-01T00:00:00Z">
+        <w:r>
+          <w:t xml:space="preserve"> </w:t>
+        </w:r>
+      </w:ins>
+      <w:ins w:id="60" w:author="PR Preview" w:date="2026-01-01T00:00:00Z">
+        <w:r>
+          <w:t xml:space="preserve">Let</w:t>
+        </w:r>
+      </w:ins>
+      <w:ins w:id="61" w:author="PR Preview" w:date="2026-01-01T00:00:00Z">
+        <w:r>
+          <w:t xml:space="preserve"> </w:t>
+        </w:r>
+      </w:ins>
+      <m:oMath>
+        <m:r>
+          <m:rPr>
+            <m:nor/>
+            <m:sty m:val="p"/>
+          </m:rPr>
+          <m:t>sens</m:t>
+        </m:r>
+      </m:oMath>
+      <w:ins w:id="62" w:author="PR Preview" w:date="2026-01-01T00:00:00Z">
+        <w:r>
+          <w:t xml:space="preserve"> </w:t>
+        </w:r>
+      </w:ins>
+      <w:ins w:id="63" w:author="PR Preview" w:date="2026-01-01T00:00:00Z">
+        <w:r>
+          <w:t xml:space="preserve">be the</w:t>
+        </w:r>
+      </w:ins>
+      <w:ins w:id="64" w:author="PR Preview" w:date="2026-01-01T00:00:00Z">
+        <w:r>
+          <w:t xml:space="preserve"> </w:t>
+        </w:r>
+      </w:ins>
+      <w:hyperlink w:anchor="def-sensitivity">
+        <w:ins w:id="65" w:author="PR Preview" w:date="2026-01-01T00:00:00Z">
+          <w:r>
+            <w:rPr>
+              <w:rStyle w:val="Hyperlink"/>
+            </w:rPr>
+            <w:t xml:space="preserve">sensitivity</w:t>
+          </w:r>
+        </w:ins>
+      </w:hyperlink>
+      <w:ins w:id="66" w:author="PR Preview" w:date="2026-01-01T00:00:00Z">
+        <w:r>
+          <w:t xml:space="preserve"> </w:t>
+        </w:r>
+      </w:ins>
+      <w:ins w:id="67" w:author="PR Preview" w:date="2026-01-01T00:00:00Z">
+        <w:r>
+          <w:t xml:space="preserve">of a diagnostic test,</w:t>
+        </w:r>
+      </w:ins>
+      <w:ins w:id="68" w:author="PR Preview" w:date="2026-01-01T00:00:00Z">
+        <w:r>
+          <w:t xml:space="preserve"> </w:t>
+        </w:r>
+      </w:ins>
+      <m:oMath>
+        <m:r>
+          <m:rPr>
+            <m:nor/>
+            <m:sty m:val="p"/>
+          </m:rPr>
+          <m:t>spec</m:t>
+        </m:r>
+      </m:oMath>
+      <w:ins w:id="69" w:author="PR Preview" w:date="2026-01-01T00:00:00Z">
+        <w:r>
+          <w:t xml:space="preserve"> </w:t>
+        </w:r>
+      </w:ins>
+      <w:ins w:id="70" w:author="PR Preview" w:date="2026-01-01T00:00:00Z">
+        <w:r>
+          <w:t xml:space="preserve">its</w:t>
+        </w:r>
+      </w:ins>
+      <w:ins w:id="71" w:author="PR Preview" w:date="2026-01-01T00:00:00Z">
+        <w:r>
+          <w:t xml:space="preserve"> </w:t>
+        </w:r>
+      </w:ins>
+      <w:hyperlink w:anchor="def-specificity">
+        <w:ins w:id="72" w:author="PR Preview" w:date="2026-01-01T00:00:00Z">
+          <w:r>
+            <w:rPr>
+              <w:rStyle w:val="Hyperlink"/>
+            </w:rPr>
+            <w:t xml:space="preserve">specificity</w:t>
+          </w:r>
+        </w:ins>
+      </w:hyperlink>
+      <w:ins w:id="73" w:author="PR Preview" w:date="2026-01-01T00:00:00Z">
+        <w:r>
+          <w:t xml:space="preserve">,</w:t>
+        </w:r>
+      </w:ins>
+      <w:ins w:id="74" w:author="PR Preview" w:date="2026-01-01T00:00:00Z">
+        <w:r>
+          <w:t xml:space="preserve"> </w:t>
+        </w:r>
+      </w:ins>
+      <w:ins w:id="75" w:author="PR Preview" w:date="2026-01-01T00:00:00Z">
+        <w:r>
+          <w:t xml:space="preserve">and</w:t>
+        </w:r>
+      </w:ins>
+      <w:ins w:id="76" w:author="PR Preview" w:date="2026-01-01T00:00:00Z">
+        <w:r>
+          <w:t xml:space="preserve"> </w:t>
+        </w:r>
+      </w:ins>
+      <m:oMath>
+        <m:r>
+          <m:t>π</m:t>
+        </m:r>
+      </m:oMath>
+      <w:ins w:id="77" w:author="PR Preview" w:date="2026-01-01T00:00:00Z">
+        <w:r>
+          <w:t xml:space="preserve"> </w:t>
+        </w:r>
+      </w:ins>
+      <w:ins w:id="78" w:author="PR Preview" w:date="2026-01-01T00:00:00Z">
+        <w:r>
+          <w:t xml:space="preserve">the</w:t>
+        </w:r>
+      </w:ins>
+      <w:ins w:id="79" w:author="PR Preview" w:date="2026-01-01T00:00:00Z">
+        <w:r>
+          <w:t xml:space="preserve"> </w:t>
+        </w:r>
+      </w:ins>
+      <w:hyperlink w:anchor="def-prevalence">
+        <w:ins w:id="80" w:author="PR Preview" w:date="2026-01-01T00:00:00Z">
+          <w:r>
+            <w:rPr>
+              <w:rStyle w:val="Hyperlink"/>
+            </w:rPr>
+            <w:t xml:space="preserve">prevalence</w:t>
+          </w:r>
+        </w:ins>
+      </w:hyperlink>
+      <w:ins w:id="81" w:author="PR Preview" w:date="2026-01-01T00:00:00Z">
+        <w:r>
+          <w:t xml:space="preserve"> </w:t>
+        </w:r>
+      </w:ins>
+      <w:ins w:id="82" w:author="PR Preview" w:date="2026-01-01T00:00:00Z">
+        <w:r>
+          <w:t xml:space="preserve">of the disease.</w:t>
+        </w:r>
+      </w:ins>
+      <w:ins w:id="83" w:author="PR Preview" w:date="2026-01-01T00:00:00Z">
+        <w:r>
+          <w:t xml:space="preserve"> </w:t>
+        </w:r>
+      </w:ins>
+      <w:ins w:id="84" w:author="PR Preview" w:date="2026-01-01T00:00:00Z">
+        <w:r>
+          <w:t xml:space="preserve">Then the</w:t>
+        </w:r>
+      </w:ins>
+      <w:ins w:id="85" w:author="PR Preview" w:date="2026-01-01T00:00:00Z">
+        <w:r>
+          <w:t xml:space="preserve"> </w:t>
+        </w:r>
+      </w:ins>
+      <w:hyperlink w:anchor="def-ppv">
+        <w:ins w:id="86" w:author="PR Preview" w:date="2026-01-01T00:00:00Z">
+          <w:r>
+            <w:rPr>
+              <w:rStyle w:val="Hyperlink"/>
+            </w:rPr>
+            <w:t xml:space="preserve">positive predictive value</w:t>
+          </w:r>
+        </w:ins>
+      </w:hyperlink>
+      <w:ins w:id="87" w:author="PR Preview" w:date="2026-01-01T00:00:00Z">
+        <w:r>
+          <w:t xml:space="preserve"> </w:t>
+        </w:r>
+      </w:ins>
+      <w:ins w:id="88" w:author="PR Preview" w:date="2026-01-01T00:00:00Z">
+        <w:r>
+          <w:t xml:space="preserve">of the test is:</w:t>
+        </w:r>
+      </w:ins>
+    </w:p>
+    <w:p>
+      <w:pPr>
+        <w:pStyle w:val="BodyText"/>
+      </w:pPr>
+      <w:bookmarkStart w:id="52" w:name="eq-ppv-bayes"/>
+      <m:oMathPara>
+        <m:oMathParaPr>
+          <m:jc m:val="center"/>
+        </m:oMathParaPr>
+        <m:oMath>
+          <m:r>
+            <m:rPr>
+              <m:nor/>
+              <m:sty m:val="p"/>
+            </m:rPr>
+            <m:t>PPV</m:t>
+          </m:r>
+          <m:r>
+            <m:rPr>
+              <m:sty m:val="p"/>
+            </m:rPr>
+            <m:t>=</m:t>
+          </m:r>
+          <m:f>
+            <m:fPr>
+              <m:type m:val="bar"/>
+            </m:fPr>
+            <m:num>
+              <m:r>
+                <m:rPr>
+                  <m:nor/>
+                  <m:sty m:val="p"/>
+                </m:rPr>
+                <m:t>sens</m:t>
+              </m:r>
+              <m:r>
+                <m:rPr>
+                  <m:sty m:val="p"/>
+                </m:rPr>
+                <m:t>⋅</m:t>
+              </m:r>
+              <m:r>
+                <m:t>π</m:t>
+              </m:r>
+            </m:num>
+            <m:den>
+              <m:r>
+                <m:rPr>
+                  <m:nor/>
+                  <m:sty m:val="p"/>
+                </m:rPr>
+                <m:t>sens</m:t>
+              </m:r>
+              <m:r>
+                <m:rPr>
+                  <m:sty m:val="p"/>
+                </m:rPr>
+                <m:t>⋅</m:t>
+              </m:r>
+              <m:r>
+                <m:t>π</m:t>
+              </m:r>
+              <m:r>
+                <m:rPr>
+                  <m:sty m:val="p"/>
+                </m:rPr>
+                <m:t>+</m:t>
+              </m:r>
+              <m:r>
+                <m:t>​</m:t>
+              </m:r>
+              <m:d>
+                <m:dPr>
+                  <m:begChr m:val="("/>
+                  <m:sepChr m:val=""/>
+                  <m:endChr m:val=")"/>
+                  <m:grow/>
+                </m:dPr>
+                <m:e>
+                  <m:r>
+                    <m:t>1</m:t>
+                  </m:r>
+                  <m:r>
+                    <m:rPr>
+                      <m:sty m:val="p"/>
+                    </m:rPr>
+                    <m:t>−</m:t>
+                  </m:r>
+                  <m:r>
+                    <m:rPr>
+                      <m:nor/>
+                      <m:sty m:val="p"/>
+                    </m:rPr>
+                    <m:t>spec</m:t>
+                  </m:r>
+                </m:e>
+              </m:d>
+              <m:r>
+                <m:t>​</m:t>
+              </m:r>
+              <m:r>
+                <m:rPr>
+                  <m:sty m:val="p"/>
+                </m:rPr>
+                <m:t>⋅</m:t>
+              </m:r>
+              <m:r>
+                <m:t>​</m:t>
+              </m:r>
+              <m:d>
+                <m:dPr>
+                  <m:begChr m:val="("/>
+                  <m:sepChr m:val=""/>
+                  <m:endChr m:val=")"/>
+                  <m:grow/>
+                </m:dPr>
+                <m:e>
+                  <m:r>
+                    <m:t>1</m:t>
+                  </m:r>
+                  <m:r>
+                    <m:rPr>
+                      <m:sty m:val="p"/>
+                    </m:rPr>
+                    <m:t>−</m:t>
+                  </m:r>
+                  <m:r>
+                    <m:t>π</m:t>
+                  </m:r>
+                </m:e>
+              </m:d>
+              <m:r>
+                <m:t>​</m:t>
+              </m:r>
+            </m:den>
+          </m:f>
+          <m:r>
+            <m:t>  </m:t>
+          </m:r>
+          <m:r>
+            <m:rPr>
+              <m:sty m:val="p"/>
+            </m:rPr>
+            <m:t>(</m:t>
+          </m:r>
+          <m:r>
+            <m:t>19</m:t>
+          </m:r>
+          <m:r>
+            <m:rPr>
+              <m:sty m:val="p"/>
+            </m:rPr>
+            <m:t>)</m:t>
+          </m:r>
+        </m:oMath>
+      </m:oMathPara>
+      <w:bookmarkEnd w:id="52"/>
+    </w:p>
+    <w:bookmarkEnd w:id="53"/>
+    <w:p>
+      <w:pPr>
+        <w:pStyle w:val="FirstParagraph"/>
+      </w:pPr>
+      <w:del w:id="89" w:author="PR Preview" w:date="2026-01-01T00:00:00Z">
+        <w:r>
+          <w:rPr>
+            <w:b/>
+            <w:bCs/>
+          </w:rPr>
+          <w:delText xml:space="preserve">Theorem 1 (PPV in terms of sensitivity, specificity, and prevalence)</w:delText>
+        </w:r>
+      </w:del>
+      <w:del w:id="90" w:author="PR Preview" w:date="2026-01-01T00:00:00Z">
+        <w:r>
+          <w:delText xml:space="preserve"> </w:delText>
+        </w:r>
+      </w:del>
+      <w:del w:id="91" w:author="PR Preview" w:date="2026-01-01T00:00:00Z">
+        <w:r>
+          <w:delText xml:space="preserve">The positive predictive value of a diagnostic test with positive sensitivity,</w:delText>
+        </w:r>
+      </w:del>
+      <w:del w:id="92" w:author="PR Preview" w:date="2026-01-01T00:00:00Z">
+        <w:r>
+          <w:delText xml:space="preserve"> </w:delText>
+        </w:r>
+      </w:del>
+      <w:del w:id="93" w:author="PR Preview" w:date="2026-01-01T00:00:00Z">
+        <w:r>
+          <w:delText xml:space="preserve">used in a population with positive prevalence,</w:delText>
+        </w:r>
+      </w:del>
+      <w:del w:id="94" w:author="PR Preview" w:date="2026-01-01T00:00:00Z">
+        <w:r>
+          <w:delText xml:space="preserve"> </w:delText>
+        </w:r>
+      </w:del>
+      <w:del w:id="95" w:author="PR Preview" w:date="2026-01-01T00:00:00Z">
+        <w:r>
+          <w:delText xml:space="preserve">depends on its sensitivity, its specificity, and the prevalence of the disease</w:delText>
+        </w:r>
+      </w:del>
+      <w:del w:id="96" w:author="PR Preview" w:date="2026-01-01T00:00:00Z">
+        <w:r>
+          <w:delText xml:space="preserve"> </w:delText>
+        </w:r>
+      </w:del>
+      <w:del w:id="97" w:author="PR Preview" w:date="2026-01-01T00:00:00Z">
+        <w:r>
+          <w:delText xml:space="preserve">only through two ratios:</w:delText>
+        </w:r>
+      </w:del>
+    </w:p>
+    <w:p>
+      <w:pPr>
+        <w:pStyle w:val="FirstParagraph"/>
+      </w:pPr>
+      <w:ins w:id="98" w:author="PR Preview" w:date="2026-01-01T00:00:00Z">
+        <w:r>
+          <w:rPr>
+            <w:i/>
+            <w:iCs/>
+          </w:rPr>
+          <w:t xml:space="preserve">Proof</w:t>
+        </w:r>
+      </w:ins>
+      <w:ins w:id="99" w:author="PR Preview" w:date="2026-01-01T00:00:00Z">
+        <w:r>
+          <w:t xml:space="preserve">. </w:t>
+        </w:r>
+      </w:ins>
+      <w:ins w:id="100" w:author="PR Preview" w:date="2026-01-01T00:00:00Z">
+        <w:r>
+          <w:t xml:space="preserve">This is the solution to</w:t>
+        </w:r>
+      </w:ins>
+      <w:ins w:id="101" w:author="PR Preview" w:date="2026-01-01T00:00:00Z">
+        <w:r>
+          <w:t xml:space="preserve"> </w:t>
+        </w:r>
+      </w:ins>
+      <w:hyperlink w:anchor="exr-ppv-bayes">
+        <w:ins w:id="102" w:author="PR Preview" w:date="2026-01-01T00:00:00Z">
+          <w:r>
+            <w:rPr>
+              <w:rStyle w:val="Hyperlink"/>
+            </w:rPr>
+            <w:t xml:space="preserve">Exercise 2</w:t>
+          </w:r>
+        </w:ins>
+      </w:hyperlink>
+      <w:ins w:id="103" w:author="PR Preview" w:date="2026-01-01T00:00:00Z">
+        <w:r>
+          <w:t xml:space="preserve">, worked in</w:t>
+        </w:r>
+      </w:ins>
+      <w:ins w:id="104" w:author="PR Preview" w:date="2026-01-01T00:00:00Z">
+        <w:r>
+          <w:t xml:space="preserve"> </w:t>
+        </w:r>
+      </w:ins>
+      <w:hyperlink w:anchor="sol-ppv-bayes">
+        <w:ins w:id="105" w:author="PR Preview" w:date="2026-01-01T00:00:00Z">
+          <w:r>
+            <w:rPr>
+              <w:rStyle w:val="Hyperlink"/>
+            </w:rPr>
+            <w:t xml:space="preserve">Solution 2</w:t>
+          </w:r>
+        </w:ins>
+      </w:hyperlink>
+      <w:ins w:id="106" w:author="PR Preview" w:date="2026-01-01T00:00:00Z">
+        <w:r>
+          <w:t xml:space="preserve">,</w:t>
+        </w:r>
+      </w:ins>
+      <w:ins w:id="107" w:author="PR Preview" w:date="2026-01-01T00:00:00Z">
+        <w:r>
+          <w:t xml:space="preserve"> </w:t>
+        </w:r>
+      </w:ins>
+      <w:ins w:id="108" w:author="PR Preview" w:date="2026-01-01T00:00:00Z">
+        <w:r>
+          <w:t xml:space="preserve">which builds on</w:t>
+        </w:r>
+      </w:ins>
+      <w:ins w:id="109" w:author="PR Preview" w:date="2026-01-01T00:00:00Z">
+        <w:r>
+          <w:t xml:space="preserve"> </w:t>
+        </w:r>
+      </w:ins>
+      <w:hyperlink w:anchor="thm-prob-positive">
+        <w:ins w:id="110" w:author="PR Preview" w:date="2026-01-01T00:00:00Z">
+          <w:r>
+            <w:rPr>
+              <w:rStyle w:val="Hyperlink"/>
+            </w:rPr>
+            <w:t xml:space="preserve">Theorem 1</w:t>
+          </w:r>
+        </w:ins>
+      </w:hyperlink>
+      <w:ins w:id="111" w:author="PR Preview" w:date="2026-01-01T00:00:00Z">
+        <w:r>
+          <w:t xml:space="preserve">.</w:t>
+        </w:r>
+      </w:ins>
+    </w:p>
+    <w:bookmarkStart w:id="54" w:name="exr-ppv-ratio-form"/>
+    <w:p>
+      <w:pPr>
+        <w:pStyle w:val="BodyText"/>
+      </w:pPr>
+      <w:ins w:id="112" w:author="PR Preview" w:date="2026-01-01T00:00:00Z">
+        <w:r>
+          <w:rPr>
+            <w:b/>
+            <w:bCs/>
+          </w:rPr>
+          <w:t xml:space="preserve">Exercise 3 (PPV in terms of two ratios)</w:t>
+        </w:r>
+      </w:ins>
+      <w:ins w:id="113" w:author="PR Preview" w:date="2026-01-01T00:00:00Z">
+        <w:r>
+          <w:t xml:space="preserve"> </w:t>
+        </w:r>
+      </w:ins>
+      <w:ins w:id="114" w:author="PR Preview" w:date="2026-01-01T00:00:00Z">
+        <w:r>
+          <w:t xml:space="preserve">Rewrite the expression for the positive predictive value from</w:t>
+        </w:r>
+      </w:ins>
+      <w:ins w:id="115" w:author="PR Preview" w:date="2026-01-01T00:00:00Z">
+        <w:r>
+          <w:t xml:space="preserve"> </w:t>
+        </w:r>
+      </w:ins>
+      <w:hyperlink w:anchor="thm-ppv-bayes">
+        <w:ins w:id="116" w:author="PR Preview" w:date="2026-01-01T00:00:00Z">
+          <w:r>
+            <w:rPr>
+              <w:rStyle w:val="Hyperlink"/>
+            </w:rPr>
+            <w:t xml:space="preserve">Theorem 2</w:t>
+          </w:r>
+        </w:ins>
+      </w:hyperlink>
+      <w:ins w:id="117" w:author="PR Preview" w:date="2026-01-01T00:00:00Z">
+        <w:r>
+          <w:t xml:space="preserve"> </w:t>
+        </w:r>
+      </w:ins>
+      <w:ins w:id="118" w:author="PR Preview" w:date="2026-01-01T00:00:00Z">
+        <w:r>
+          <w:t xml:space="preserve">so that the sensitivity, specificity, and prevalence appear only through</w:t>
+        </w:r>
+      </w:ins>
+      <w:ins w:id="119" w:author="PR Preview" w:date="2026-01-01T00:00:00Z">
+        <w:r>
+          <w:t xml:space="preserve"> </w:t>
+        </w:r>
+      </w:ins>
+      <w:ins w:id="120" w:author="PR Preview" w:date="2026-01-01T00:00:00Z">
+        <w:r>
+          <w:t xml:space="preserve">the ratio</w:t>
+        </w:r>
+      </w:ins>
+      <w:ins w:id="121" w:author="PR Preview" w:date="2026-01-01T00:00:00Z">
+        <w:r>
+          <w:t xml:space="preserve"> </w:t>
+        </w:r>
+      </w:ins>
+      <m:oMath>
+        <m:f>
+          <m:fPr>
+            <m:type m:val="bar"/>
+          </m:fPr>
+          <m:num>
+            <m:r>
+              <m:t>1</m:t>
+            </m:r>
+            <m:r>
+              <m:rPr>
+                <m:sty m:val="p"/>
+              </m:rPr>
+              <m:t>−</m:t>
+            </m:r>
+            <m:r>
+              <m:rPr>
+                <m:nor/>
+                <m:sty m:val="p"/>
+              </m:rPr>
+              <m:t>spec</m:t>
+            </m:r>
+          </m:num>
+          <m:den>
+            <m:r>
+              <m:rPr>
+                <m:nor/>
+                <m:sty m:val="p"/>
+              </m:rPr>
+              <m:t>sens</m:t>
+            </m:r>
+          </m:den>
+        </m:f>
+      </m:oMath>
+      <w:ins w:id="122" w:author="PR Preview" w:date="2026-01-01T00:00:00Z">
+        <w:r>
+          <w:t xml:space="preserve"> </w:t>
+        </w:r>
+      </w:ins>
+      <w:ins w:id="123" w:author="PR Preview" w:date="2026-01-01T00:00:00Z">
+        <w:r>
+          <w:t xml:space="preserve">of the false positive rate to the sensitivity</w:t>
+        </w:r>
+      </w:ins>
+      <w:ins w:id="124" w:author="PR Preview" w:date="2026-01-01T00:00:00Z">
+        <w:r>
+          <w:t xml:space="preserve"> </w:t>
+        </w:r>
+      </w:ins>
+      <w:ins w:id="125" w:author="PR Preview" w:date="2026-01-01T00:00:00Z">
+        <w:r>
+          <w:t xml:space="preserve">and the ratio</w:t>
+        </w:r>
+      </w:ins>
+      <w:ins w:id="126" w:author="PR Preview" w:date="2026-01-01T00:00:00Z">
+        <w:r>
+          <w:t xml:space="preserve"> </w:t>
+        </w:r>
+      </w:ins>
+      <m:oMath>
+        <m:f>
+          <m:fPr>
+            <m:type m:val="bar"/>
+          </m:fPr>
+          <m:num>
+            <m:r>
+              <m:t>1</m:t>
+            </m:r>
+            <m:r>
+              <m:rPr>
+                <m:sty m:val="p"/>
+              </m:rPr>
+              <m:t>−</m:t>
+            </m:r>
+            <m:r>
+              <m:t>π</m:t>
+            </m:r>
+          </m:num>
+          <m:den>
+            <m:r>
+              <m:t>π</m:t>
+            </m:r>
+          </m:den>
+        </m:f>
+      </m:oMath>
+      <w:ins w:id="127" w:author="PR Preview" w:date="2026-01-01T00:00:00Z">
+        <w:r>
+          <w:t xml:space="preserve"> </w:t>
+        </w:r>
+      </w:ins>
+      <w:ins w:id="128" w:author="PR Preview" w:date="2026-01-01T00:00:00Z">
+        <w:r>
+          <w:t xml:space="preserve">of non-diseased to diseased people in the population.</w:t>
+        </w:r>
+      </w:ins>
+    </w:p>
+    <w:bookmarkEnd w:id="54"/>
+    <w:bookmarkStart w:id="56" w:name="sol-ppv-ratio-form"/>
+    <w:p>
+      <w:pPr>
+        <w:pStyle w:val="BodyText"/>
+      </w:pPr>
+      <w:ins w:id="129" w:author="PR Preview" w:date="2026-01-01T00:00:00Z">
+        <w:r>
+          <w:rPr>
+            <w:i/>
+            <w:iCs/>
+          </w:rPr>
+          <w:t xml:space="preserve">Solution 3</w:t>
+        </w:r>
+      </w:ins>
+      <w:ins w:id="130" w:author="PR Preview" w:date="2026-01-01T00:00:00Z">
+        <w:r>
+          <w:t xml:space="preserve">. </w:t>
+        </w:r>
+      </w:ins>
+      <w:ins w:id="131" w:author="PR Preview" w:date="2026-01-01T00:00:00Z">
+        <w:r>
+          <w:t xml:space="preserve">Write</w:t>
+        </w:r>
+      </w:ins>
+      <w:ins w:id="132" w:author="PR Preview" w:date="2026-01-01T00:00:00Z">
+        <w:r>
+          <w:t xml:space="preserve"> </w:t>
+        </w:r>
+      </w:ins>
+      <m:oMath>
+        <m:r>
+          <m:t>a</m:t>
+        </m:r>
+        <m:limUpp>
+          <m:e>
+            <m:r>
+              <m:rPr>
+                <m:sty m:val="p"/>
+              </m:rPr>
+              <m:t>=</m:t>
+            </m:r>
+          </m:e>
+          <m:lim>
+            <m:r>
+              <m:rPr>
+                <m:nor/>
+                <m:sty m:val="p"/>
+              </m:rPr>
+              <m:t>def</m:t>
+            </m:r>
+          </m:lim>
+        </m:limUpp>
+        <m:r>
+          <m:rPr>
+            <m:nor/>
+            <m:sty m:val="p"/>
+          </m:rPr>
+          <m:t>sens</m:t>
+        </m:r>
+        <m:r>
+          <m:rPr>
+            <m:sty m:val="p"/>
+          </m:rPr>
+          <m:t>⋅</m:t>
+        </m:r>
+        <m:r>
+          <m:t>π</m:t>
+        </m:r>
+      </m:oMath>
+      <w:ins w:id="133" w:author="PR Preview" w:date="2026-01-01T00:00:00Z">
+        <w:r>
+          <w:t xml:space="preserve"> </w:t>
+        </w:r>
+      </w:ins>
+      <w:ins w:id="134" w:author="PR Preview" w:date="2026-01-01T00:00:00Z">
+        <w:r>
+          <w:t xml:space="preserve">and</w:t>
+        </w:r>
+      </w:ins>
+      <w:ins w:id="135" w:author="PR Preview" w:date="2026-01-01T00:00:00Z">
+        <w:r>
+          <w:t xml:space="preserve"> </w:t>
+        </w:r>
+      </w:ins>
+      <m:oMath>
+        <m:r>
+          <m:t>b</m:t>
+        </m:r>
+        <m:limUpp>
+          <m:e>
+            <m:r>
+              <m:rPr>
+                <m:sty m:val="p"/>
+              </m:rPr>
+              <m:t>=</m:t>
+            </m:r>
+          </m:e>
+          <m:lim>
+            <m:r>
+              <m:rPr>
+                <m:nor/>
+                <m:sty m:val="p"/>
+              </m:rPr>
+              <m:t>def</m:t>
+            </m:r>
+          </m:lim>
+        </m:limUpp>
+        <m:r>
+          <m:t>​</m:t>
+        </m:r>
+        <m:d>
+          <m:dPr>
+            <m:begChr m:val="("/>
+            <m:sepChr m:val=""/>
+            <m:endChr m:val=")"/>
+            <m:grow/>
+          </m:dPr>
+          <m:e>
+            <m:r>
+              <m:t>1</m:t>
+            </m:r>
+            <m:r>
+              <m:rPr>
+                <m:sty m:val="p"/>
+              </m:rPr>
+              <m:t>−</m:t>
+            </m:r>
+            <m:r>
+              <m:rPr>
+                <m:nor/>
+                <m:sty m:val="p"/>
+              </m:rPr>
+              <m:t>spec</m:t>
+            </m:r>
+          </m:e>
+        </m:d>
+        <m:r>
+          <m:t>​</m:t>
+        </m:r>
+        <m:r>
+          <m:rPr>
+            <m:sty m:val="p"/>
+          </m:rPr>
+          <m:t>⋅</m:t>
+        </m:r>
+        <m:r>
+          <m:t>​</m:t>
+        </m:r>
+        <m:d>
+          <m:dPr>
+            <m:begChr m:val="("/>
+            <m:sepChr m:val=""/>
+            <m:endChr m:val=")"/>
+            <m:grow/>
+          </m:dPr>
+          <m:e>
+            <m:r>
+              <m:t>1</m:t>
+            </m:r>
+            <m:r>
+              <m:rPr>
+                <m:sty m:val="p"/>
+              </m:rPr>
+              <m:t>−</m:t>
+            </m:r>
+            <m:r>
+              <m:t>π</m:t>
+            </m:r>
+          </m:e>
+        </m:d>
+        <m:r>
+          <m:t>​</m:t>
+        </m:r>
+      </m:oMath>
+      <w:ins w:id="136" w:author="PR Preview" w:date="2026-01-01T00:00:00Z">
+        <w:r>
+          <w:t xml:space="preserve">,</w:t>
+        </w:r>
+      </w:ins>
+      <w:ins w:id="137" w:author="PR Preview" w:date="2026-01-01T00:00:00Z">
+        <w:r>
+          <w:t xml:space="preserve"> </w:t>
+        </w:r>
+      </w:ins>
+      <w:ins w:id="138" w:author="PR Preview" w:date="2026-01-01T00:00:00Z">
+        <w:r>
+          <w:t xml:space="preserve">so that</w:t>
+        </w:r>
+      </w:ins>
+      <w:ins w:id="139" w:author="PR Preview" w:date="2026-01-01T00:00:00Z">
+        <w:r>
+          <w:t xml:space="preserve"> </w:t>
+        </w:r>
+      </w:ins>
+      <w:hyperlink w:anchor="thm-ppv-bayes">
+        <w:ins w:id="140" w:author="PR Preview" w:date="2026-01-01T00:00:00Z">
+          <w:r>
+            <w:rPr>
+              <w:rStyle w:val="Hyperlink"/>
+            </w:rPr>
+            <w:t xml:space="preserve">Theorem 2</w:t>
+          </w:r>
+        </w:ins>
+      </w:hyperlink>
+      <w:ins w:id="141" w:author="PR Preview" w:date="2026-01-01T00:00:00Z">
+        <w:r>
+          <w:t xml:space="preserve"> </w:t>
+        </w:r>
+      </w:ins>
+      <w:ins w:id="142" w:author="PR Preview" w:date="2026-01-01T00:00:00Z">
+        <w:r>
+          <w:t xml:space="preserve">reads</w:t>
+        </w:r>
+      </w:ins>
+      <w:ins w:id="143" w:author="PR Preview" w:date="2026-01-01T00:00:00Z">
+        <w:r>
+          <w:t xml:space="preserve"> </w:t>
+        </w:r>
+      </w:ins>
+      <m:oMath>
+        <m:r>
+          <m:rPr>
+            <m:nor/>
+            <m:sty m:val="p"/>
+          </m:rPr>
+          <m:t>PPV</m:t>
+        </m:r>
+        <m:r>
+          <m:rPr>
+            <m:sty m:val="p"/>
+          </m:rPr>
+          <m:t>=</m:t>
+        </m:r>
+        <m:f>
+          <m:fPr>
+            <m:type m:val="bar"/>
+          </m:fPr>
+          <m:num>
+            <m:r>
+              <m:t>a</m:t>
+            </m:r>
+          </m:num>
+          <m:den>
+            <m:r>
+              <m:t>a</m:t>
+            </m:r>
+            <m:r>
+              <m:rPr>
+                <m:sty m:val="p"/>
+              </m:rPr>
+              <m:t>+</m:t>
+            </m:r>
+            <m:r>
+              <m:t>b</m:t>
+            </m:r>
+          </m:den>
+        </m:f>
+      </m:oMath>
+      <w:ins w:id="144" w:author="PR Preview" w:date="2026-01-01T00:00:00Z">
+        <w:r>
+          <w:t xml:space="preserve">,</w:t>
+        </w:r>
+      </w:ins>
+      <w:ins w:id="145" w:author="PR Preview" w:date="2026-01-01T00:00:00Z">
+        <w:r>
+          <w:t xml:space="preserve"> </w:t>
+        </w:r>
+      </w:ins>
+      <w:ins w:id="146" w:author="PR Preview" w:date="2026-01-01T00:00:00Z">
+        <w:r>
+          <w:t xml:space="preserve">with</w:t>
+        </w:r>
+      </w:ins>
+      <w:ins w:id="147" w:author="PR Preview" w:date="2026-01-01T00:00:00Z">
+        <w:r>
+          <w:t xml:space="preserve"> </w:t>
+        </w:r>
+      </w:ins>
+      <m:oMath>
+        <m:r>
+          <m:t>a</m:t>
+        </m:r>
+        <m:r>
+          <m:rPr>
+            <m:sty m:val="p"/>
+          </m:rPr>
+          <m:t>&gt;</m:t>
+        </m:r>
+        <m:r>
+          <m:t>0</m:t>
+        </m:r>
+      </m:oMath>
+      <w:ins w:id="148" w:author="PR Preview" w:date="2026-01-01T00:00:00Z">
+        <w:r>
+          <w:t xml:space="preserve"> </w:t>
+        </w:r>
+      </w:ins>
+      <w:ins w:id="149" w:author="PR Preview" w:date="2026-01-01T00:00:00Z">
+        <w:r>
+          <w:t xml:space="preserve">whenever the sensitivity and prevalence are positive.</w:t>
+        </w:r>
+      </w:ins>
+      <w:ins w:id="150" w:author="PR Preview" w:date="2026-01-01T00:00:00Z">
+        <w:r>
+          <w:t xml:space="preserve"> </w:t>
+        </w:r>
+      </w:ins>
+      <w:ins w:id="151" w:author="PR Preview" w:date="2026-01-01T00:00:00Z">
+        <w:r>
+          <w:t xml:space="preserve">Then:</w:t>
+        </w:r>
+      </w:ins>
     </w:p>
     <w:p>
       <w:pPr>
@@ -7477,61 +8310,7 @@
       <w:pPr>
         <w:pStyle w:val="FirstParagraph"/>
       </w:pPr>
-      <w:del w:id="28" w:author="PR Preview" w:date="2026-01-01T00:00:00Z">
-        <w:r>
-          <w:rPr>
-            <w:b/>
-            <w:bCs/>
-          </w:rPr>
-          <w:delText xml:space="preserve">Theorem 1 (PPV in terms of sensitivity, specificity, and prevalence)</w:delText>
-        </w:r>
-      </w:del>
-      <w:del w:id="29" w:author="PR Preview" w:date="2026-01-01T00:00:00Z">
-        <w:r>
-          <w:delText xml:space="preserve"> </w:delText>
-        </w:r>
-      </w:del>
-      <w:del w:id="30" w:author="PR Preview" w:date="2026-01-01T00:00:00Z">
-        <w:r>
-          <w:delText xml:space="preserve">The positive predictive value of a diagnostic test with positive sensitivity,</w:delText>
-        </w:r>
-      </w:del>
-      <w:del w:id="31" w:author="PR Preview" w:date="2026-01-01T00:00:00Z">
-        <w:r>
-          <w:delText xml:space="preserve"> </w:delText>
-        </w:r>
-      </w:del>
-      <w:del w:id="32" w:author="PR Preview" w:date="2026-01-01T00:00:00Z">
-        <w:r>
-          <w:delText xml:space="preserve">used in a population with positive prevalence,</w:delText>
-        </w:r>
-      </w:del>
-      <w:del w:id="33" w:author="PR Preview" w:date="2026-01-01T00:00:00Z">
-        <w:r>
-          <w:delText xml:space="preserve"> </w:delText>
-        </w:r>
-      </w:del>
-      <w:del w:id="34" w:author="PR Preview" w:date="2026-01-01T00:00:00Z">
-        <w:r>
-          <w:delText xml:space="preserve">depends on its sensitivity, its specificity, and the prevalence of the disease</w:delText>
-        </w:r>
-      </w:del>
-      <w:del w:id="35" w:author="PR Preview" w:date="2026-01-01T00:00:00Z">
-        <w:r>
-          <w:delText xml:space="preserve"> </w:delText>
-        </w:r>
-      </w:del>
-      <w:del w:id="36" w:author="PR Preview" w:date="2026-01-01T00:00:00Z">
-        <w:r>
-          <w:delText xml:space="preserve">only through two ratios:</w:delText>
-        </w:r>
-      </w:del>
-    </w:p>
-    <w:p>
-      <w:pPr>
-        <w:pStyle w:val="FirstParagraph"/>
-      </w:pPr>
-      <w:ins w:id="37" w:author="PR Preview" w:date="2026-01-01T00:00:00Z">
+      <w:ins w:id="152" w:author="PR Preview" w:date="2026-01-01T00:00:00Z">
         <w:r>
           <w:rPr>
             <w:b/>
@@ -7540,42 +8319,42 @@
           <w:t xml:space="preserve">Theorem 3 (PPV in terms of sensitivity, specificity, and prevalence)</w:t>
         </w:r>
       </w:ins>
-      <w:ins w:id="38" w:author="PR Preview" w:date="2026-01-01T00:00:00Z">
+      <w:ins w:id="153" w:author="PR Preview" w:date="2026-01-01T00:00:00Z">
         <w:r>
           <w:t xml:space="preserve"> </w:t>
         </w:r>
       </w:ins>
-      <w:ins w:id="39" w:author="PR Preview" w:date="2026-01-01T00:00:00Z">
+      <w:ins w:id="154" w:author="PR Preview" w:date="2026-01-01T00:00:00Z">
         <w:r>
           <w:t xml:space="preserve">The positive predictive value of a diagnostic test with positive sensitivity,</w:t>
         </w:r>
       </w:ins>
-      <w:ins w:id="40" w:author="PR Preview" w:date="2026-01-01T00:00:00Z">
+      <w:ins w:id="155" w:author="PR Preview" w:date="2026-01-01T00:00:00Z">
         <w:r>
           <w:t xml:space="preserve"> </w:t>
         </w:r>
       </w:ins>
-      <w:ins w:id="41" w:author="PR Preview" w:date="2026-01-01T00:00:00Z">
+      <w:ins w:id="156" w:author="PR Preview" w:date="2026-01-01T00:00:00Z">
         <w:r>
           <w:t xml:space="preserve">used in a population with positive prevalence,</w:t>
         </w:r>
       </w:ins>
-      <w:ins w:id="42" w:author="PR Preview" w:date="2026-01-01T00:00:00Z">
+      <w:ins w:id="157" w:author="PR Preview" w:date="2026-01-01T00:00:00Z">
         <w:r>
           <w:t xml:space="preserve"> </w:t>
         </w:r>
       </w:ins>
-      <w:ins w:id="43" w:author="PR Preview" w:date="2026-01-01T00:00:00Z">
+      <w:ins w:id="158" w:author="PR Preview" w:date="2026-01-01T00:00:00Z">
         <w:r>
           <w:t xml:space="preserve">depends on its sensitivity, its specificity, and the prevalence of the disease</w:t>
         </w:r>
       </w:ins>
-      <w:ins w:id="44" w:author="PR Preview" w:date="2026-01-01T00:00:00Z">
+      <w:ins w:id="159" w:author="PR Preview" w:date="2026-01-01T00:00:00Z">
         <w:r>
           <w:t xml:space="preserve"> </w:t>
         </w:r>
       </w:ins>
-      <w:ins w:id="45" w:author="PR Preview" w:date="2026-01-01T00:00:00Z">
+      <w:ins w:id="160" w:author="PR Preview" w:date="2026-01-01T00:00:00Z">
         <w:r>
           <w:t xml:space="preserve">only through two ratios:</w:t>
         </w:r>
@@ -7746,7 +8525,7 @@
       <w:pPr>
         <w:pStyle w:val="FirstParagraph"/>
       </w:pPr>
-      <w:del w:id="46" w:author="PR Preview" w:date="2026-01-01T00:00:00Z">
+      <w:del w:id="161" w:author="PR Preview" w:date="2026-01-01T00:00:00Z">
         <w:r>
           <w:rPr>
             <w:i/>
@@ -7755,23 +8534,23 @@
           <w:delText xml:space="preserve">Proof</w:delText>
         </w:r>
       </w:del>
-      <w:del w:id="47" w:author="PR Preview" w:date="2026-01-01T00:00:00Z">
+      <w:del w:id="162" w:author="PR Preview" w:date="2026-01-01T00:00:00Z">
         <w:r>
           <w:delText xml:space="preserve">. </w:delText>
         </w:r>
       </w:del>
-      <w:del w:id="48" w:author="PR Preview" w:date="2026-01-01T00:00:00Z">
+      <w:del w:id="163" w:author="PR Preview" w:date="2026-01-01T00:00:00Z">
         <w:r>
           <w:delText xml:space="preserve">This result is the solution to</w:delText>
         </w:r>
       </w:del>
-      <w:del w:id="49" w:author="PR Preview" w:date="2026-01-01T00:00:00Z">
+      <w:del w:id="164" w:author="PR Preview" w:date="2026-01-01T00:00:00Z">
         <w:r>
           <w:delText xml:space="preserve"> </w:delText>
         </w:r>
       </w:del>
       <w:hyperlink w:anchor="exr-ppv-ratio-form">
-        <w:del w:id="50" w:author="PR Preview" w:date="2026-01-01T00:00:00Z">
+        <w:del w:id="165" w:author="PR Preview" w:date="2026-01-01T00:00:00Z">
           <w:r>
             <w:rPr>
               <w:rStyle w:val="Hyperlink"/>
@@ -7780,28 +8559,28 @@
           </w:r>
         </w:del>
       </w:hyperlink>
-      <w:del w:id="51" w:author="PR Preview" w:date="2026-01-01T00:00:00Z">
+      <w:del w:id="166" w:author="PR Preview" w:date="2026-01-01T00:00:00Z">
         <w:r>
           <w:delText xml:space="preserve">,</w:delText>
         </w:r>
       </w:del>
-      <w:del w:id="52" w:author="PR Preview" w:date="2026-01-01T00:00:00Z">
+      <w:del w:id="167" w:author="PR Preview" w:date="2026-01-01T00:00:00Z">
         <w:r>
           <w:delText xml:space="preserve"> </w:delText>
         </w:r>
       </w:del>
-      <w:del w:id="53" w:author="PR Preview" w:date="2026-01-01T00:00:00Z">
+      <w:del w:id="168" w:author="PR Preview" w:date="2026-01-01T00:00:00Z">
         <w:r>
           <w:delText xml:space="preserve">which builds on</w:delText>
         </w:r>
       </w:del>
-      <w:del w:id="54" w:author="PR Preview" w:date="2026-01-01T00:00:00Z">
+      <w:del w:id="169" w:author="PR Preview" w:date="2026-01-01T00:00:00Z">
         <w:r>
           <w:delText xml:space="preserve"> </w:delText>
         </w:r>
       </w:del>
       <w:hyperlink w:anchor="exr-ppv-bayes">
-        <w:del w:id="55" w:author="PR Preview" w:date="2026-01-01T00:00:00Z">
+        <w:del w:id="170" w:author="PR Preview" w:date="2026-01-01T00:00:00Z">
           <w:r>
             <w:rPr>
               <w:rStyle w:val="Hyperlink"/>
@@ -7810,23 +8589,23 @@
           </w:r>
         </w:del>
       </w:hyperlink>
-      <w:del w:id="56" w:author="PR Preview" w:date="2026-01-01T00:00:00Z">
+      <w:del w:id="171" w:author="PR Preview" w:date="2026-01-01T00:00:00Z">
         <w:r>
           <w:delText xml:space="preserve"> </w:delText>
         </w:r>
       </w:del>
-      <w:del w:id="57" w:author="PR Preview" w:date="2026-01-01T00:00:00Z">
+      <w:del w:id="172" w:author="PR Preview" w:date="2026-01-01T00:00:00Z">
         <w:r>
           <w:delText xml:space="preserve">and</w:delText>
         </w:r>
       </w:del>
-      <w:del w:id="58" w:author="PR Preview" w:date="2026-01-01T00:00:00Z">
+      <w:del w:id="173" w:author="PR Preview" w:date="2026-01-01T00:00:00Z">
         <w:r>
           <w:delText xml:space="preserve"> </w:delText>
         </w:r>
       </w:del>
       <w:hyperlink w:anchor="exr-prob-positive">
-        <w:del w:id="59" w:author="PR Preview" w:date="2026-01-01T00:00:00Z">
+        <w:del w:id="174" w:author="PR Preview" w:date="2026-01-01T00:00:00Z">
           <w:r>
             <w:rPr>
               <w:rStyle w:val="Hyperlink"/>
@@ -7835,7 +8614,7 @@
           </w:r>
         </w:del>
       </w:hyperlink>
-      <w:del w:id="60" w:author="PR Preview" w:date="2026-01-01T00:00:00Z">
+      <w:del w:id="175" w:author="PR Preview" w:date="2026-01-01T00:00:00Z">
         <w:r>
           <w:delText xml:space="preserve">.</w:delText>
         </w:r>
@@ -7845,7 +8624,7 @@
       <w:pPr>
         <w:pStyle w:val="BodyText"/>
       </w:pPr>
-      <w:del w:id="61" w:author="PR Preview" w:date="2026-01-01T00:00:00Z">
+      <w:del w:id="176" w:author="PR Preview" w:date="2026-01-01T00:00:00Z">
         <w:r>
           <w:rPr>
             <w:b/>
@@ -7854,23 +8633,23 @@
           <w:delText xml:space="preserve">Example 7 (PPV of a COVID-19 test, from the two ratios)</w:delText>
         </w:r>
       </w:del>
-      <w:del w:id="62" w:author="PR Preview" w:date="2026-01-01T00:00:00Z">
+      <w:del w:id="177" w:author="PR Preview" w:date="2026-01-01T00:00:00Z">
         <w:r>
           <w:delText xml:space="preserve"> </w:delText>
         </w:r>
       </w:del>
-      <w:del w:id="63" w:author="PR Preview" w:date="2026-01-01T00:00:00Z">
+      <w:del w:id="178" w:author="PR Preview" w:date="2026-01-01T00:00:00Z">
         <w:r>
           <w:delText xml:space="preserve">For the COVID-19 test of</w:delText>
         </w:r>
       </w:del>
-      <w:del w:id="64" w:author="PR Preview" w:date="2026-01-01T00:00:00Z">
+      <w:del w:id="179" w:author="PR Preview" w:date="2026-01-01T00:00:00Z">
         <w:r>
           <w:delText xml:space="preserve"> </w:delText>
         </w:r>
       </w:del>
       <w:hyperlink w:anchor="exm-sensitivity">
-        <w:del w:id="65" w:author="PR Preview" w:date="2026-01-01T00:00:00Z">
+        <w:del w:id="180" w:author="PR Preview" w:date="2026-01-01T00:00:00Z">
           <w:r>
             <w:rPr>
               <w:rStyle w:val="Hyperlink"/>
@@ -7879,23 +8658,23 @@
           </w:r>
         </w:del>
       </w:hyperlink>
-      <w:del w:id="66" w:author="PR Preview" w:date="2026-01-01T00:00:00Z">
+      <w:del w:id="181" w:author="PR Preview" w:date="2026-01-01T00:00:00Z">
         <w:r>
           <w:delText xml:space="preserve"> </w:delText>
         </w:r>
       </w:del>
-      <w:del w:id="67" w:author="PR Preview" w:date="2026-01-01T00:00:00Z">
+      <w:del w:id="182" w:author="PR Preview" w:date="2026-01-01T00:00:00Z">
         <w:r>
           <w:delText xml:space="preserve">and</w:delText>
         </w:r>
       </w:del>
-      <w:del w:id="68" w:author="PR Preview" w:date="2026-01-01T00:00:00Z">
+      <w:del w:id="183" w:author="PR Preview" w:date="2026-01-01T00:00:00Z">
         <w:r>
           <w:delText xml:space="preserve"> </w:delText>
         </w:r>
       </w:del>
       <w:hyperlink w:anchor="exm-specificity">
-        <w:del w:id="69" w:author="PR Preview" w:date="2026-01-01T00:00:00Z">
+        <w:del w:id="184" w:author="PR Preview" w:date="2026-01-01T00:00:00Z">
           <w:r>
             <w:rPr>
               <w:rStyle w:val="Hyperlink"/>
@@ -7904,28 +8683,28 @@
           </w:r>
         </w:del>
       </w:hyperlink>
-      <w:del w:id="70" w:author="PR Preview" w:date="2026-01-01T00:00:00Z">
+      <w:del w:id="185" w:author="PR Preview" w:date="2026-01-01T00:00:00Z">
         <w:r>
           <w:delText xml:space="preserve">,</w:delText>
         </w:r>
       </w:del>
-      <w:del w:id="71" w:author="PR Preview" w:date="2026-01-01T00:00:00Z">
+      <w:del w:id="186" w:author="PR Preview" w:date="2026-01-01T00:00:00Z">
         <w:r>
           <w:delText xml:space="preserve"> </w:delText>
         </w:r>
       </w:del>
-      <w:del w:id="72" w:author="PR Preview" w:date="2026-01-01T00:00:00Z">
+      <w:del w:id="187" w:author="PR Preview" w:date="2026-01-01T00:00:00Z">
         <w:r>
           <w:delText xml:space="preserve">used in the population of</w:delText>
         </w:r>
       </w:del>
-      <w:del w:id="73" w:author="PR Preview" w:date="2026-01-01T00:00:00Z">
+      <w:del w:id="188" w:author="PR Preview" w:date="2026-01-01T00:00:00Z">
         <w:r>
           <w:delText xml:space="preserve"> </w:delText>
         </w:r>
       </w:del>
       <w:hyperlink w:anchor="exm-prevalence">
-        <w:del w:id="74" w:author="PR Preview" w:date="2026-01-01T00:00:00Z">
+        <w:del w:id="189" w:author="PR Preview" w:date="2026-01-01T00:00:00Z">
           <w:r>
             <w:rPr>
               <w:rStyle w:val="Hyperlink"/>
@@ -7934,18 +8713,18 @@
           </w:r>
         </w:del>
       </w:hyperlink>
-      <w:del w:id="75" w:author="PR Preview" w:date="2026-01-01T00:00:00Z">
+      <w:del w:id="190" w:author="PR Preview" w:date="2026-01-01T00:00:00Z">
         <w:r>
           <w:delText xml:space="preserve">,</w:delText>
         </w:r>
       </w:del>
-      <w:del w:id="76" w:author="PR Preview" w:date="2026-01-01T00:00:00Z">
+      <w:del w:id="191" w:author="PR Preview" w:date="2026-01-01T00:00:00Z">
         <w:r>
           <w:delText xml:space="preserve"> </w:delText>
         </w:r>
       </w:del>
       <w:hyperlink w:anchor="thm-ppv-sens-spec-prev">
-        <w:del w:id="77" w:author="PR Preview" w:date="2026-01-01T00:00:00Z">
+        <w:del w:id="192" w:author="PR Preview" w:date="2026-01-01T00:00:00Z">
           <w:r>
             <w:rPr>
               <w:rStyle w:val="Hyperlink"/>
@@ -7954,12 +8733,12 @@
           </w:r>
         </w:del>
       </w:hyperlink>
-      <w:del w:id="78" w:author="PR Preview" w:date="2026-01-01T00:00:00Z">
+      <w:del w:id="193" w:author="PR Preview" w:date="2026-01-01T00:00:00Z">
         <w:r>
           <w:delText xml:space="preserve"> </w:delText>
         </w:r>
       </w:del>
-      <w:del w:id="79" w:author="PR Preview" w:date="2026-01-01T00:00:00Z">
+      <w:del w:id="194" w:author="PR Preview" w:date="2026-01-01T00:00:00Z">
         <w:r>
           <w:delText xml:space="preserve">gives:</w:delText>
         </w:r>
@@ -7969,7 +8748,7 @@
       <w:pPr>
         <w:pStyle w:val="FirstParagraph"/>
       </w:pPr>
-      <w:ins w:id="80" w:author="PR Preview" w:date="2026-01-01T00:00:00Z">
+      <w:ins w:id="195" w:author="PR Preview" w:date="2026-01-01T00:00:00Z">
         <w:r>
           <w:rPr>
             <w:i/>
@@ -7978,23 +8757,23 @@
           <w:t xml:space="preserve">Proof</w:t>
         </w:r>
       </w:ins>
-      <w:ins w:id="81" w:author="PR Preview" w:date="2026-01-01T00:00:00Z">
+      <w:ins w:id="196" w:author="PR Preview" w:date="2026-01-01T00:00:00Z">
         <w:r>
           <w:t xml:space="preserve">. </w:t>
         </w:r>
       </w:ins>
-      <w:ins w:id="82" w:author="PR Preview" w:date="2026-01-01T00:00:00Z">
+      <w:ins w:id="197" w:author="PR Preview" w:date="2026-01-01T00:00:00Z">
         <w:r>
           <w:t xml:space="preserve">This result is the solution to</w:t>
         </w:r>
       </w:ins>
-      <w:ins w:id="83" w:author="PR Preview" w:date="2026-01-01T00:00:00Z">
+      <w:ins w:id="198" w:author="PR Preview" w:date="2026-01-01T00:00:00Z">
         <w:r>
           <w:t xml:space="preserve"> </w:t>
         </w:r>
       </w:ins>
       <w:hyperlink w:anchor="exr-ppv-ratio-form">
-        <w:ins w:id="84" w:author="PR Preview" w:date="2026-01-01T00:00:00Z">
+        <w:ins w:id="199" w:author="PR Preview" w:date="2026-01-01T00:00:00Z">
           <w:r>
             <w:rPr>
               <w:rStyle w:val="Hyperlink"/>
@@ -8003,28 +8782,48 @@
           </w:r>
         </w:ins>
       </w:hyperlink>
-      <w:ins w:id="85" w:author="PR Preview" w:date="2026-01-01T00:00:00Z">
+      <w:ins w:id="200" w:author="PR Preview" w:date="2026-01-01T00:00:00Z">
+        <w:r>
+          <w:t xml:space="preserve">, worked in</w:t>
+        </w:r>
+      </w:ins>
+      <w:ins w:id="201" w:author="PR Preview" w:date="2026-01-01T00:00:00Z">
+        <w:r>
+          <w:t xml:space="preserve"> </w:t>
+        </w:r>
+      </w:ins>
+      <w:hyperlink w:anchor="sol-ppv-ratio-form">
+        <w:ins w:id="202" w:author="PR Preview" w:date="2026-01-01T00:00:00Z">
+          <w:r>
+            <w:rPr>
+              <w:rStyle w:val="Hyperlink"/>
+            </w:rPr>
+            <w:t xml:space="preserve">Solution 3</w:t>
+          </w:r>
+        </w:ins>
+      </w:hyperlink>
+      <w:ins w:id="203" w:author="PR Preview" w:date="2026-01-01T00:00:00Z">
         <w:r>
           <w:t xml:space="preserve">,</w:t>
         </w:r>
       </w:ins>
-      <w:ins w:id="86" w:author="PR Preview" w:date="2026-01-01T00:00:00Z">
+      <w:ins w:id="204" w:author="PR Preview" w:date="2026-01-01T00:00:00Z">
         <w:r>
           <w:t xml:space="preserve"> </w:t>
         </w:r>
       </w:ins>
-      <w:ins w:id="87" w:author="PR Preview" w:date="2026-01-01T00:00:00Z">
+      <w:ins w:id="205" w:author="PR Preview" w:date="2026-01-01T00:00:00Z">
         <w:r>
           <w:t xml:space="preserve">which builds on</w:t>
         </w:r>
       </w:ins>
-      <w:ins w:id="88" w:author="PR Preview" w:date="2026-01-01T00:00:00Z">
+      <w:ins w:id="206" w:author="PR Preview" w:date="2026-01-01T00:00:00Z">
         <w:r>
           <w:t xml:space="preserve"> </w:t>
         </w:r>
       </w:ins>
       <w:hyperlink w:anchor="thm-ppv-bayes">
-        <w:ins w:id="89" w:author="PR Preview" w:date="2026-01-01T00:00:00Z">
+        <w:ins w:id="207" w:author="PR Preview" w:date="2026-01-01T00:00:00Z">
           <w:r>
             <w:rPr>
               <w:rStyle w:val="Hyperlink"/>
@@ -8033,23 +8832,23 @@
           </w:r>
         </w:ins>
       </w:hyperlink>
-      <w:ins w:id="90" w:author="PR Preview" w:date="2026-01-01T00:00:00Z">
+      <w:ins w:id="208" w:author="PR Preview" w:date="2026-01-01T00:00:00Z">
         <w:r>
           <w:t xml:space="preserve"> </w:t>
         </w:r>
       </w:ins>
-      <w:ins w:id="91" w:author="PR Preview" w:date="2026-01-01T00:00:00Z">
+      <w:ins w:id="209" w:author="PR Preview" w:date="2026-01-01T00:00:00Z">
         <w:r>
           <w:t xml:space="preserve">and</w:t>
         </w:r>
       </w:ins>
-      <w:ins w:id="92" w:author="PR Preview" w:date="2026-01-01T00:00:00Z">
+      <w:ins w:id="210" w:author="PR Preview" w:date="2026-01-01T00:00:00Z">
         <w:r>
           <w:t xml:space="preserve"> </w:t>
         </w:r>
       </w:ins>
       <w:hyperlink w:anchor="thm-prob-positive">
-        <w:ins w:id="93" w:author="PR Preview" w:date="2026-01-01T00:00:00Z">
+        <w:ins w:id="211" w:author="PR Preview" w:date="2026-01-01T00:00:00Z">
           <w:r>
             <w:rPr>
               <w:rStyle w:val="Hyperlink"/>
@@ -8058,7 +8857,7 @@
           </w:r>
         </w:ins>
       </w:hyperlink>
-      <w:ins w:id="94" w:author="PR Preview" w:date="2026-01-01T00:00:00Z">
+      <w:ins w:id="212" w:author="PR Preview" w:date="2026-01-01T00:00:00Z">
         <w:r>
           <w:t xml:space="preserve">.</w:t>
         </w:r>
@@ -8069,7 +8868,7 @@
       <w:pPr>
         <w:pStyle w:val="BodyText"/>
       </w:pPr>
-      <w:ins w:id="95" w:author="PR Preview" w:date="2026-01-01T00:00:00Z">
+      <w:ins w:id="213" w:author="PR Preview" w:date="2026-01-01T00:00:00Z">
         <w:r>
           <w:rPr>
             <w:b/>
@@ -8078,23 +8877,23 @@
           <w:t xml:space="preserve">Example 7 (PPV of a COVID-19 test, from the two ratios)</w:t>
         </w:r>
       </w:ins>
-      <w:ins w:id="96" w:author="PR Preview" w:date="2026-01-01T00:00:00Z">
+      <w:ins w:id="214" w:author="PR Preview" w:date="2026-01-01T00:00:00Z">
         <w:r>
           <w:t xml:space="preserve"> </w:t>
         </w:r>
       </w:ins>
-      <w:ins w:id="97" w:author="PR Preview" w:date="2026-01-01T00:00:00Z">
+      <w:ins w:id="215" w:author="PR Preview" w:date="2026-01-01T00:00:00Z">
         <w:r>
           <w:t xml:space="preserve">For the COVID-19 test of</w:t>
         </w:r>
       </w:ins>
-      <w:ins w:id="98" w:author="PR Preview" w:date="2026-01-01T00:00:00Z">
+      <w:ins w:id="216" w:author="PR Preview" w:date="2026-01-01T00:00:00Z">
         <w:r>
           <w:t xml:space="preserve"> </w:t>
         </w:r>
       </w:ins>
       <w:hyperlink w:anchor="exm-sensitivity">
-        <w:ins w:id="99" w:author="PR Preview" w:date="2026-01-01T00:00:00Z">
+        <w:ins w:id="217" w:author="PR Preview" w:date="2026-01-01T00:00:00Z">
           <w:r>
             <w:rPr>
               <w:rStyle w:val="Hyperlink"/>
@@ -8103,23 +8902,23 @@
           </w:r>
         </w:ins>
       </w:hyperlink>
-      <w:ins w:id="100" w:author="PR Preview" w:date="2026-01-01T00:00:00Z">
+      <w:ins w:id="218" w:author="PR Preview" w:date="2026-01-01T00:00:00Z">
         <w:r>
           <w:t xml:space="preserve"> </w:t>
         </w:r>
       </w:ins>
-      <w:ins w:id="101" w:author="PR Preview" w:date="2026-01-01T00:00:00Z">
+      <w:ins w:id="219" w:author="PR Preview" w:date="2026-01-01T00:00:00Z">
         <w:r>
           <w:t xml:space="preserve">and</w:t>
         </w:r>
       </w:ins>
-      <w:ins w:id="102" w:author="PR Preview" w:date="2026-01-01T00:00:00Z">
+      <w:ins w:id="220" w:author="PR Preview" w:date="2026-01-01T00:00:00Z">
         <w:r>
           <w:t xml:space="preserve"> </w:t>
         </w:r>
       </w:ins>
       <w:hyperlink w:anchor="exm-specificity">
-        <w:ins w:id="103" w:author="PR Preview" w:date="2026-01-01T00:00:00Z">
+        <w:ins w:id="221" w:author="PR Preview" w:date="2026-01-01T00:00:00Z">
           <w:r>
             <w:rPr>
               <w:rStyle w:val="Hyperlink"/>
@@ -8128,28 +8927,28 @@
           </w:r>
         </w:ins>
       </w:hyperlink>
-      <w:ins w:id="104" w:author="PR Preview" w:date="2026-01-01T00:00:00Z">
+      <w:ins w:id="222" w:author="PR Preview" w:date="2026-01-01T00:00:00Z">
         <w:r>
           <w:t xml:space="preserve">,</w:t>
         </w:r>
       </w:ins>
-      <w:ins w:id="105" w:author="PR Preview" w:date="2026-01-01T00:00:00Z">
+      <w:ins w:id="223" w:author="PR Preview" w:date="2026-01-01T00:00:00Z">
         <w:r>
           <w:t xml:space="preserve"> </w:t>
         </w:r>
       </w:ins>
-      <w:ins w:id="106" w:author="PR Preview" w:date="2026-01-01T00:00:00Z">
+      <w:ins w:id="224" w:author="PR Preview" w:date="2026-01-01T00:00:00Z">
         <w:r>
           <w:t xml:space="preserve">used in the population of</w:t>
         </w:r>
       </w:ins>
-      <w:ins w:id="107" w:author="PR Preview" w:date="2026-01-01T00:00:00Z">
+      <w:ins w:id="225" w:author="PR Preview" w:date="2026-01-01T00:00:00Z">
         <w:r>
           <w:t xml:space="preserve"> </w:t>
         </w:r>
       </w:ins>
       <w:hyperlink w:anchor="exm-prevalence">
-        <w:ins w:id="108" w:author="PR Preview" w:date="2026-01-01T00:00:00Z">
+        <w:ins w:id="226" w:author="PR Preview" w:date="2026-01-01T00:00:00Z">
           <w:r>
             <w:rPr>
               <w:rStyle w:val="Hyperlink"/>
@@ -8158,18 +8957,18 @@
           </w:r>
         </w:ins>
       </w:hyperlink>
-      <w:ins w:id="109" w:author="PR Preview" w:date="2026-01-01T00:00:00Z">
+      <w:ins w:id="227" w:author="PR Preview" w:date="2026-01-01T00:00:00Z">
         <w:r>
           <w:t xml:space="preserve">,</w:t>
         </w:r>
       </w:ins>
-      <w:ins w:id="110" w:author="PR Preview" w:date="2026-01-01T00:00:00Z">
+      <w:ins w:id="228" w:author="PR Preview" w:date="2026-01-01T00:00:00Z">
         <w:r>
           <w:t xml:space="preserve"> </w:t>
         </w:r>
       </w:ins>
       <w:hyperlink w:anchor="thm-ppv-sens-spec-prev">
-        <w:ins w:id="111" w:author="PR Preview" w:date="2026-01-01T00:00:00Z">
+        <w:ins w:id="229" w:author="PR Preview" w:date="2026-01-01T00:00:00Z">
           <w:r>
             <w:rPr>
               <w:rStyle w:val="Hyperlink"/>
@@ -8178,12 +8977,12 @@
           </w:r>
         </w:ins>
       </w:hyperlink>
-      <w:ins w:id="112" w:author="PR Preview" w:date="2026-01-01T00:00:00Z">
+      <w:ins w:id="230" w:author="PR Preview" w:date="2026-01-01T00:00:00Z">
         <w:r>
           <w:t xml:space="preserve"> </w:t>
         </w:r>
       </w:ins>
-      <w:ins w:id="113" w:author="PR Preview" w:date="2026-01-01T00:00:00Z">
+      <w:ins w:id="231" w:author="PR Preview" w:date="2026-01-01T00:00:00Z">
         <w:r>
           <w:t xml:space="preserve">gives:</w:t>
         </w:r>
@@ -9060,7 +9859,7 @@
       <w:pPr>
         <w:pStyle w:val="BodyText"/>
       </w:pPr>
-      <w:del w:id="114" w:author="PR Preview" w:date="2026-01-01T00:00:00Z">
+      <w:del w:id="232" w:author="PR Preview" w:date="2026-01-01T00:00:00Z">
         <w:r>
           <w:rPr>
             <w:i/>
@@ -9069,47 +9868,47 @@
           <w:delText xml:space="preserve">Remark 2</w:delText>
         </w:r>
       </w:del>
-      <w:del w:id="115" w:author="PR Preview" w:date="2026-01-01T00:00:00Z">
+      <w:del w:id="233" w:author="PR Preview" w:date="2026-01-01T00:00:00Z">
         <w:r>
           <w:delText xml:space="preserve"> (The PPV depends on the population, not only on the test). </w:delText>
         </w:r>
       </w:del>
-      <w:del w:id="116" w:author="PR Preview" w:date="2026-01-01T00:00:00Z">
+      <w:del w:id="234" w:author="PR Preview" w:date="2026-01-01T00:00:00Z">
         <w:r>
           <w:delText xml:space="preserve">The sensitivity and specificity describe the test’s performance in a specified setting,</w:delText>
         </w:r>
       </w:del>
-      <w:del w:id="117" w:author="PR Preview" w:date="2026-01-01T00:00:00Z">
+      <w:del w:id="235" w:author="PR Preview" w:date="2026-01-01T00:00:00Z">
         <w:r>
           <w:delText xml:space="preserve"> </w:delText>
         </w:r>
       </w:del>
-      <w:del w:id="118" w:author="PR Preview" w:date="2026-01-01T00:00:00Z">
+      <w:del w:id="236" w:author="PR Preview" w:date="2026-01-01T00:00:00Z">
         <w:r>
           <w:delText xml:space="preserve">and may differ across settings</w:delText>
         </w:r>
       </w:del>
-      <w:del w:id="119" w:author="PR Preview" w:date="2026-01-01T00:00:00Z">
+      <w:del w:id="237" w:author="PR Preview" w:date="2026-01-01T00:00:00Z">
         <w:r>
           <w:delText xml:space="preserve"> </w:delText>
         </w:r>
       </w:del>
-      <w:del w:id="120" w:author="PR Preview" w:date="2026-01-01T00:00:00Z">
+      <w:del w:id="238" w:author="PR Preview" w:date="2026-01-01T00:00:00Z">
         <w:r>
           <w:delText xml:space="preserve">(for example, with the case mix of the people tested or the threshold used to call a result positive),</w:delText>
         </w:r>
       </w:del>
-      <w:del w:id="121" w:author="PR Preview" w:date="2026-01-01T00:00:00Z">
+      <w:del w:id="239" w:author="PR Preview" w:date="2026-01-01T00:00:00Z">
         <w:r>
           <w:delText xml:space="preserve"> </w:delText>
         </w:r>
       </w:del>
-      <w:del w:id="122" w:author="PR Preview" w:date="2026-01-01T00:00:00Z">
+      <w:del w:id="240" w:author="PR Preview" w:date="2026-01-01T00:00:00Z">
         <w:r>
           <w:delText xml:space="preserve">but the ratio</w:delText>
         </w:r>
       </w:del>
-      <w:del w:id="123" w:author="PR Preview" w:date="2026-01-01T00:00:00Z">
+      <w:del w:id="241" w:author="PR Preview" w:date="2026-01-01T00:00:00Z">
         <w:r>
           <w:delText xml:space="preserve"> </w:delText>
         </w:r>
@@ -9140,23 +9939,23 @@
           </m:den>
         </m:f>
       </m:oMath>
-      <w:del w:id="124" w:author="PR Preview" w:date="2026-01-01T00:00:00Z">
+      <w:del w:id="242" w:author="PR Preview" w:date="2026-01-01T00:00:00Z">
         <w:r>
           <w:delText xml:space="preserve"> </w:delText>
         </w:r>
       </w:del>
-      <w:del w:id="125" w:author="PR Preview" w:date="2026-01-01T00:00:00Z">
+      <w:del w:id="243" w:author="PR Preview" w:date="2026-01-01T00:00:00Z">
         <w:r>
           <w:delText xml:space="preserve">in</w:delText>
         </w:r>
       </w:del>
-      <w:del w:id="126" w:author="PR Preview" w:date="2026-01-01T00:00:00Z">
+      <w:del w:id="244" w:author="PR Preview" w:date="2026-01-01T00:00:00Z">
         <w:r>
           <w:delText xml:space="preserve"> </w:delText>
         </w:r>
       </w:del>
       <w:hyperlink w:anchor="thm-ppv-sens-spec-prev">
-        <w:del w:id="127" w:author="PR Preview" w:date="2026-01-01T00:00:00Z">
+        <w:del w:id="245" w:author="PR Preview" w:date="2026-01-01T00:00:00Z">
           <w:r>
             <w:rPr>
               <w:rStyle w:val="Hyperlink"/>
@@ -9165,53 +9964,53 @@
           </w:r>
         </w:del>
       </w:hyperlink>
-      <w:del w:id="128" w:author="PR Preview" w:date="2026-01-01T00:00:00Z">
+      <w:del w:id="246" w:author="PR Preview" w:date="2026-01-01T00:00:00Z">
         <w:r>
           <w:delText xml:space="preserve"> </w:delText>
         </w:r>
       </w:del>
-      <w:del w:id="129" w:author="PR Preview" w:date="2026-01-01T00:00:00Z">
+      <w:del w:id="247" w:author="PR Preview" w:date="2026-01-01T00:00:00Z">
         <w:r>
           <w:delText xml:space="preserve">describes the population being tested.</w:delText>
         </w:r>
       </w:del>
-      <w:del w:id="130" w:author="PR Preview" w:date="2026-01-01T00:00:00Z">
+      <w:del w:id="248" w:author="PR Preview" w:date="2026-01-01T00:00:00Z">
         <w:r>
           <w:delText xml:space="preserve"> </w:delText>
         </w:r>
       </w:del>
-      <w:del w:id="131" w:author="PR Preview" w:date="2026-01-01T00:00:00Z">
+      <w:del w:id="249" w:author="PR Preview" w:date="2026-01-01T00:00:00Z">
         <w:r>
           <w:delText xml:space="preserve">When the disease is rare, that ratio is large,</w:delText>
         </w:r>
       </w:del>
-      <w:del w:id="132" w:author="PR Preview" w:date="2026-01-01T00:00:00Z">
+      <w:del w:id="250" w:author="PR Preview" w:date="2026-01-01T00:00:00Z">
         <w:r>
           <w:delText xml:space="preserve"> </w:delText>
         </w:r>
       </w:del>
-      <w:del w:id="133" w:author="PR Preview" w:date="2026-01-01T00:00:00Z">
+      <w:del w:id="251" w:author="PR Preview" w:date="2026-01-01T00:00:00Z">
         <w:r>
           <w:delText xml:space="preserve">so even a small false positive rate can make the PPV low,</w:delText>
         </w:r>
       </w:del>
-      <w:del w:id="134" w:author="PR Preview" w:date="2026-01-01T00:00:00Z">
+      <w:del w:id="252" w:author="PR Preview" w:date="2026-01-01T00:00:00Z">
         <w:r>
           <w:delText xml:space="preserve"> </w:delText>
         </w:r>
       </w:del>
-      <w:del w:id="135" w:author="PR Preview" w:date="2026-01-01T00:00:00Z">
+      <w:del w:id="253" w:author="PR Preview" w:date="2026-01-01T00:00:00Z">
         <w:r>
           <w:delText xml:space="preserve">as</w:delText>
         </w:r>
       </w:del>
-      <w:del w:id="136" w:author="PR Preview" w:date="2026-01-01T00:00:00Z">
+      <w:del w:id="254" w:author="PR Preview" w:date="2026-01-01T00:00:00Z">
         <w:r>
           <w:delText xml:space="preserve"> </w:delText>
         </w:r>
       </w:del>
       <w:hyperlink w:anchor="exm-ppv-sens-spec-prev">
-        <w:del w:id="137" w:author="PR Preview" w:date="2026-01-01T00:00:00Z">
+        <w:del w:id="255" w:author="PR Preview" w:date="2026-01-01T00:00:00Z">
           <w:r>
             <w:rPr>
               <w:rStyle w:val="Hyperlink"/>
@@ -9220,12 +10019,12 @@
           </w:r>
         </w:del>
       </w:hyperlink>
-      <w:del w:id="138" w:author="PR Preview" w:date="2026-01-01T00:00:00Z">
+      <w:del w:id="256" w:author="PR Preview" w:date="2026-01-01T00:00:00Z">
         <w:r>
           <w:delText xml:space="preserve"> </w:delText>
         </w:r>
       </w:del>
-      <w:del w:id="139" w:author="PR Preview" w:date="2026-01-01T00:00:00Z">
+      <w:del w:id="257" w:author="PR Preview" w:date="2026-01-01T00:00:00Z">
         <w:r>
           <w:delText xml:space="preserve">shows.</w:delText>
         </w:r>
@@ -9235,7 +10034,7 @@
       <w:pPr>
         <w:pStyle w:val="BodyText"/>
       </w:pPr>
-      <w:ins w:id="140" w:author="PR Preview" w:date="2026-01-01T00:00:00Z">
+      <w:ins w:id="258" w:author="PR Preview" w:date="2026-01-01T00:00:00Z">
         <w:r>
           <w:rPr>
             <w:i/>
@@ -9244,47 +10043,47 @@
           <w:t xml:space="preserve">Remark 2</w:t>
         </w:r>
       </w:ins>
-      <w:ins w:id="141" w:author="PR Preview" w:date="2026-01-01T00:00:00Z">
+      <w:ins w:id="259" w:author="PR Preview" w:date="2026-01-01T00:00:00Z">
         <w:r>
           <w:t xml:space="preserve"> (The PPV depends on the population, not only on the test). </w:t>
         </w:r>
       </w:ins>
-      <w:ins w:id="142" w:author="PR Preview" w:date="2026-01-01T00:00:00Z">
+      <w:ins w:id="260" w:author="PR Preview" w:date="2026-01-01T00:00:00Z">
         <w:r>
           <w:t xml:space="preserve">The sensitivity and specificity describe the test’s performance in a specified setting,</w:t>
         </w:r>
       </w:ins>
-      <w:ins w:id="143" w:author="PR Preview" w:date="2026-01-01T00:00:00Z">
+      <w:ins w:id="261" w:author="PR Preview" w:date="2026-01-01T00:00:00Z">
         <w:r>
           <w:t xml:space="preserve"> </w:t>
         </w:r>
       </w:ins>
-      <w:ins w:id="144" w:author="PR Preview" w:date="2026-01-01T00:00:00Z">
+      <w:ins w:id="262" w:author="PR Preview" w:date="2026-01-01T00:00:00Z">
         <w:r>
           <w:t xml:space="preserve">and may differ across settings</w:t>
         </w:r>
       </w:ins>
-      <w:ins w:id="145" w:author="PR Preview" w:date="2026-01-01T00:00:00Z">
+      <w:ins w:id="263" w:author="PR Preview" w:date="2026-01-01T00:00:00Z">
         <w:r>
           <w:t xml:space="preserve"> </w:t>
         </w:r>
       </w:ins>
-      <w:ins w:id="146" w:author="PR Preview" w:date="2026-01-01T00:00:00Z">
+      <w:ins w:id="264" w:author="PR Preview" w:date="2026-01-01T00:00:00Z">
         <w:r>
           <w:t xml:space="preserve">(for example, with the case mix of the people tested or the threshold used to call a result positive),</w:t>
         </w:r>
       </w:ins>
-      <w:ins w:id="147" w:author="PR Preview" w:date="2026-01-01T00:00:00Z">
+      <w:ins w:id="265" w:author="PR Preview" w:date="2026-01-01T00:00:00Z">
         <w:r>
           <w:t xml:space="preserve"> </w:t>
         </w:r>
       </w:ins>
-      <w:ins w:id="148" w:author="PR Preview" w:date="2026-01-01T00:00:00Z">
+      <w:ins w:id="266" w:author="PR Preview" w:date="2026-01-01T00:00:00Z">
         <w:r>
           <w:t xml:space="preserve">but the ratio</w:t>
         </w:r>
       </w:ins>
-      <w:ins w:id="149" w:author="PR Preview" w:date="2026-01-01T00:00:00Z">
+      <w:ins w:id="267" w:author="PR Preview" w:date="2026-01-01T00:00:00Z">
         <w:r>
           <w:t xml:space="preserve"> </w:t>
         </w:r>
@@ -9315,23 +10114,23 @@
           </m:den>
         </m:f>
       </m:oMath>
-      <w:ins w:id="150" w:author="PR Preview" w:date="2026-01-01T00:00:00Z">
+      <w:ins w:id="268" w:author="PR Preview" w:date="2026-01-01T00:00:00Z">
         <w:r>
           <w:t xml:space="preserve"> </w:t>
         </w:r>
       </w:ins>
-      <w:ins w:id="151" w:author="PR Preview" w:date="2026-01-01T00:00:00Z">
+      <w:ins w:id="269" w:author="PR Preview" w:date="2026-01-01T00:00:00Z">
         <w:r>
           <w:t xml:space="preserve">in</w:t>
         </w:r>
       </w:ins>
-      <w:ins w:id="152" w:author="PR Preview" w:date="2026-01-01T00:00:00Z">
+      <w:ins w:id="270" w:author="PR Preview" w:date="2026-01-01T00:00:00Z">
         <w:r>
           <w:t xml:space="preserve"> </w:t>
         </w:r>
       </w:ins>
       <w:hyperlink w:anchor="thm-ppv-sens-spec-prev">
-        <w:ins w:id="153" w:author="PR Preview" w:date="2026-01-01T00:00:00Z">
+        <w:ins w:id="271" w:author="PR Preview" w:date="2026-01-01T00:00:00Z">
           <w:r>
             <w:rPr>
               <w:rStyle w:val="Hyperlink"/>
@@ -9340,53 +10139,53 @@
           </w:r>
         </w:ins>
       </w:hyperlink>
-      <w:ins w:id="154" w:author="PR Preview" w:date="2026-01-01T00:00:00Z">
+      <w:ins w:id="272" w:author="PR Preview" w:date="2026-01-01T00:00:00Z">
         <w:r>
           <w:t xml:space="preserve"> </w:t>
         </w:r>
       </w:ins>
-      <w:ins w:id="155" w:author="PR Preview" w:date="2026-01-01T00:00:00Z">
+      <w:ins w:id="273" w:author="PR Preview" w:date="2026-01-01T00:00:00Z">
         <w:r>
           <w:t xml:space="preserve">describes the population being tested.</w:t>
         </w:r>
       </w:ins>
-      <w:ins w:id="156" w:author="PR Preview" w:date="2026-01-01T00:00:00Z">
+      <w:ins w:id="274" w:author="PR Preview" w:date="2026-01-01T00:00:00Z">
         <w:r>
           <w:t xml:space="preserve"> </w:t>
         </w:r>
       </w:ins>
-      <w:ins w:id="157" w:author="PR Preview" w:date="2026-01-01T00:00:00Z">
+      <w:ins w:id="275" w:author="PR Preview" w:date="2026-01-01T00:00:00Z">
         <w:r>
           <w:t xml:space="preserve">When the disease is rare, that ratio is large,</w:t>
         </w:r>
       </w:ins>
-      <w:ins w:id="158" w:author="PR Preview" w:date="2026-01-01T00:00:00Z">
+      <w:ins w:id="276" w:author="PR Preview" w:date="2026-01-01T00:00:00Z">
         <w:r>
           <w:t xml:space="preserve"> </w:t>
         </w:r>
       </w:ins>
-      <w:ins w:id="159" w:author="PR Preview" w:date="2026-01-01T00:00:00Z">
+      <w:ins w:id="277" w:author="PR Preview" w:date="2026-01-01T00:00:00Z">
         <w:r>
           <w:t xml:space="preserve">so even a small false positive rate can make the PPV low,</w:t>
         </w:r>
       </w:ins>
-      <w:ins w:id="160" w:author="PR Preview" w:date="2026-01-01T00:00:00Z">
+      <w:ins w:id="278" w:author="PR Preview" w:date="2026-01-01T00:00:00Z">
         <w:r>
           <w:t xml:space="preserve"> </w:t>
         </w:r>
       </w:ins>
-      <w:ins w:id="161" w:author="PR Preview" w:date="2026-01-01T00:00:00Z">
+      <w:ins w:id="279" w:author="PR Preview" w:date="2026-01-01T00:00:00Z">
         <w:r>
           <w:t xml:space="preserve">as</w:t>
         </w:r>
       </w:ins>
-      <w:ins w:id="162" w:author="PR Preview" w:date="2026-01-01T00:00:00Z">
+      <w:ins w:id="280" w:author="PR Preview" w:date="2026-01-01T00:00:00Z">
         <w:r>
           <w:t xml:space="preserve"> </w:t>
         </w:r>
       </w:ins>
       <w:hyperlink w:anchor="exm-ppv-sens-spec-prev">
-        <w:ins w:id="163" w:author="PR Preview" w:date="2026-01-01T00:00:00Z">
+        <w:ins w:id="281" w:author="PR Preview" w:date="2026-01-01T00:00:00Z">
           <w:r>
             <w:rPr>
               <w:rStyle w:val="Hyperlink"/>
@@ -9395,12 +10194,12 @@
           </w:r>
         </w:ins>
       </w:hyperlink>
-      <w:ins w:id="164" w:author="PR Preview" w:date="2026-01-01T00:00:00Z">
+      <w:ins w:id="282" w:author="PR Preview" w:date="2026-01-01T00:00:00Z">
         <w:r>
           <w:t xml:space="preserve"> </w:t>
         </w:r>
       </w:ins>
-      <w:ins w:id="165" w:author="PR Preview" w:date="2026-01-01T00:00:00Z">
+      <w:ins w:id="283" w:author="PR Preview" w:date="2026-01-01T00:00:00Z">
         <w:r>
           <w:t xml:space="preserve">shows.</w:t>
         </w:r>

--- a/pr-preview/pr-161/classification-handout-tracked-changes.docx
+++ b/pr-preview/pr-161/classification-handout-tracked-changes.docx
@@ -16,7 +16,7 @@
       </w:pPr>
       <w:del w:id="1" w:author="PR Preview" w:date="2026-01-01T00:00:00Z">
         <w:r>
-          <w:delText xml:space="preserve">Last modified: 2026-10-14 13:15:49 (PDT)</w:delText>
+          <w:delText xml:space="preserve">Last modified: 2026-10-15 02:31:46 (PDT)</w:delText>
         </w:r>
       </w:del>
     </w:p>
@@ -26,7 +26,7 @@
       </w:pPr>
       <w:ins w:id="2" w:author="PR Preview" w:date="2026-01-01T00:00:00Z">
         <w:r>
-          <w:t xml:space="preserve">Last modified: 2026-10-14 13:51:02 (PDT)</w:t>
+          <w:t xml:space="preserve">Last modified: 2026-10-15 02:36:03 (PDT)</w:t>
         </w:r>
       </w:ins>
     </w:p>
@@ -5200,10 +5200,168 @@
       </w:ins>
       <w:ins w:id="5" w:author="PR Preview" w:date="2026-01-01T00:00:00Z">
         <w:r>
-          <w:t xml:space="preserve">The probability</w:t>
+          <w:t xml:space="preserve">Let</w:t>
         </w:r>
       </w:ins>
       <w:ins w:id="6" w:author="PR Preview" w:date="2026-01-01T00:00:00Z">
+        <w:r>
+          <w:t xml:space="preserve"> </w:t>
+        </w:r>
+      </w:ins>
+      <m:oMath>
+        <m:r>
+          <m:rPr>
+            <m:nor/>
+            <m:sty m:val="p"/>
+          </m:rPr>
+          <m:t>sens</m:t>
+        </m:r>
+      </m:oMath>
+      <w:ins w:id="7" w:author="PR Preview" w:date="2026-01-01T00:00:00Z">
+        <w:r>
+          <w:t xml:space="preserve"> </w:t>
+        </w:r>
+      </w:ins>
+      <w:ins w:id="8" w:author="PR Preview" w:date="2026-01-01T00:00:00Z">
+        <w:r>
+          <w:t xml:space="preserve">be the</w:t>
+        </w:r>
+      </w:ins>
+      <w:ins w:id="9" w:author="PR Preview" w:date="2026-01-01T00:00:00Z">
+        <w:r>
+          <w:t xml:space="preserve"> </w:t>
+        </w:r>
+      </w:ins>
+      <w:hyperlink w:anchor="def-sensitivity">
+        <w:ins w:id="10" w:author="PR Preview" w:date="2026-01-01T00:00:00Z">
+          <w:r>
+            <w:rPr>
+              <w:rStyle w:val="Hyperlink"/>
+            </w:rPr>
+            <w:t xml:space="preserve">sensitivity</w:t>
+          </w:r>
+        </w:ins>
+      </w:hyperlink>
+      <w:ins w:id="11" w:author="PR Preview" w:date="2026-01-01T00:00:00Z">
+        <w:r>
+          <w:t xml:space="preserve"> </w:t>
+        </w:r>
+      </w:ins>
+      <w:ins w:id="12" w:author="PR Preview" w:date="2026-01-01T00:00:00Z">
+        <w:r>
+          <w:t xml:space="preserve">of a diagnostic test,</w:t>
+        </w:r>
+      </w:ins>
+      <w:ins w:id="13" w:author="PR Preview" w:date="2026-01-01T00:00:00Z">
+        <w:r>
+          <w:t xml:space="preserve"> </w:t>
+        </w:r>
+      </w:ins>
+      <m:oMath>
+        <m:r>
+          <m:rPr>
+            <m:nor/>
+            <m:sty m:val="p"/>
+          </m:rPr>
+          <m:t>spec</m:t>
+        </m:r>
+      </m:oMath>
+      <w:ins w:id="14" w:author="PR Preview" w:date="2026-01-01T00:00:00Z">
+        <w:r>
+          <w:t xml:space="preserve"> </w:t>
+        </w:r>
+      </w:ins>
+      <w:ins w:id="15" w:author="PR Preview" w:date="2026-01-01T00:00:00Z">
+        <w:r>
+          <w:t xml:space="preserve">its</w:t>
+        </w:r>
+      </w:ins>
+      <w:ins w:id="16" w:author="PR Preview" w:date="2026-01-01T00:00:00Z">
+        <w:r>
+          <w:t xml:space="preserve"> </w:t>
+        </w:r>
+      </w:ins>
+      <w:hyperlink w:anchor="def-specificity">
+        <w:ins w:id="17" w:author="PR Preview" w:date="2026-01-01T00:00:00Z">
+          <w:r>
+            <w:rPr>
+              <w:rStyle w:val="Hyperlink"/>
+            </w:rPr>
+            <w:t xml:space="preserve">specificity</w:t>
+          </w:r>
+        </w:ins>
+      </w:hyperlink>
+      <w:ins w:id="18" w:author="PR Preview" w:date="2026-01-01T00:00:00Z">
+        <w:r>
+          <w:t xml:space="preserve">,</w:t>
+        </w:r>
+      </w:ins>
+      <w:ins w:id="19" w:author="PR Preview" w:date="2026-01-01T00:00:00Z">
+        <w:r>
+          <w:t xml:space="preserve"> </w:t>
+        </w:r>
+      </w:ins>
+      <w:ins w:id="20" w:author="PR Preview" w:date="2026-01-01T00:00:00Z">
+        <w:r>
+          <w:t xml:space="preserve">and</w:t>
+        </w:r>
+      </w:ins>
+      <w:ins w:id="21" w:author="PR Preview" w:date="2026-01-01T00:00:00Z">
+        <w:r>
+          <w:t xml:space="preserve"> </w:t>
+        </w:r>
+      </w:ins>
+      <m:oMath>
+        <m:r>
+          <m:t>π</m:t>
+        </m:r>
+      </m:oMath>
+      <w:ins w:id="22" w:author="PR Preview" w:date="2026-01-01T00:00:00Z">
+        <w:r>
+          <w:t xml:space="preserve"> </w:t>
+        </w:r>
+      </w:ins>
+      <w:ins w:id="23" w:author="PR Preview" w:date="2026-01-01T00:00:00Z">
+        <w:r>
+          <w:t xml:space="preserve">the</w:t>
+        </w:r>
+      </w:ins>
+      <w:ins w:id="24" w:author="PR Preview" w:date="2026-01-01T00:00:00Z">
+        <w:r>
+          <w:t xml:space="preserve"> </w:t>
+        </w:r>
+      </w:ins>
+      <w:hyperlink w:anchor="def-prevalence">
+        <w:ins w:id="25" w:author="PR Preview" w:date="2026-01-01T00:00:00Z">
+          <w:r>
+            <w:rPr>
+              <w:rStyle w:val="Hyperlink"/>
+            </w:rPr>
+            <w:t xml:space="preserve">prevalence</w:t>
+          </w:r>
+        </w:ins>
+      </w:hyperlink>
+      <w:ins w:id="26" w:author="PR Preview" w:date="2026-01-01T00:00:00Z">
+        <w:r>
+          <w:t xml:space="preserve"> </w:t>
+        </w:r>
+      </w:ins>
+      <w:ins w:id="27" w:author="PR Preview" w:date="2026-01-01T00:00:00Z">
+        <w:r>
+          <w:t xml:space="preserve">of the disease.</w:t>
+        </w:r>
+      </w:ins>
+      <w:ins w:id="28" w:author="PR Preview" w:date="2026-01-01T00:00:00Z">
+        <w:r>
+          <w:t xml:space="preserve"> </w:t>
+        </w:r>
+      </w:ins>
+      <w:ins w:id="29" w:author="PR Preview" w:date="2026-01-01T00:00:00Z">
+        <w:r>
+          <w:t xml:space="preserve">Then the probability</w:t>
+        </w:r>
+      </w:ins>
+      <w:ins w:id="30" w:author="PR Preview" w:date="2026-01-01T00:00:00Z">
         <w:r>
           <w:t xml:space="preserve"> </w:t>
         </w:r>
@@ -5234,14 +5392,14 @@
           <m:t>)</m:t>
         </m:r>
       </m:oMath>
-      <w:ins w:id="7" w:author="PR Preview" w:date="2026-01-01T00:00:00Z">
+      <w:ins w:id="31" w:author="PR Preview" w:date="2026-01-01T00:00:00Z">
         <w:r>
           <w:t xml:space="preserve"> </w:t>
         </w:r>
       </w:ins>
-      <w:ins w:id="8" w:author="PR Preview" w:date="2026-01-01T00:00:00Z">
-        <w:r>
-          <w:t xml:space="preserve">that a diagnostic test is positive is:</w:t>
+      <w:ins w:id="32" w:author="PR Preview" w:date="2026-01-01T00:00:00Z">
+        <w:r>
+          <w:t xml:space="preserve">that the test is positive is:</w:t>
         </w:r>
       </w:ins>
     </w:p>
@@ -5290,7 +5448,7 @@
               <m:nor/>
               <m:sty m:val="p"/>
             </m:rPr>
-            <m:t>sensitivity</m:t>
+            <m:t>sens</m:t>
           </m:r>
           <m:r>
             <m:rPr>
@@ -5299,11 +5457,7 @@
             <m:t>⋅</m:t>
           </m:r>
           <m:r>
-            <m:rPr>
-              <m:nor/>
-              <m:sty m:val="p"/>
-            </m:rPr>
-            <m:t>prevalence</m:t>
+            <m:t>π</m:t>
           </m:r>
           <m:r>
             <m:rPr>
@@ -5336,7 +5490,7 @@
                   <m:nor/>
                   <m:sty m:val="p"/>
                 </m:rPr>
-                <m:t>specificity</m:t>
+                <m:t>spec</m:t>
               </m:r>
             </m:e>
           </m:d>
@@ -5370,11 +5524,7 @@
                 <m:t>−</m:t>
               </m:r>
               <m:r>
-                <m:rPr>
-                  <m:nor/>
-                  <m:sty m:val="p"/>
-                </m:rPr>
-                <m:t>prevalence</m:t>
+                <m:t>π</m:t>
               </m:r>
             </m:e>
           </m:d>
@@ -5408,7 +5558,7 @@
       <w:pPr>
         <w:pStyle w:val="FirstParagraph"/>
       </w:pPr>
-      <w:ins w:id="9" w:author="PR Preview" w:date="2026-01-01T00:00:00Z">
+      <w:ins w:id="33" w:author="PR Preview" w:date="2026-01-01T00:00:00Z">
         <w:r>
           <w:rPr>
             <w:i/>
@@ -5417,23 +5567,23 @@
           <w:t xml:space="preserve">Proof</w:t>
         </w:r>
       </w:ins>
-      <w:ins w:id="10" w:author="PR Preview" w:date="2026-01-01T00:00:00Z">
+      <w:ins w:id="34" w:author="PR Preview" w:date="2026-01-01T00:00:00Z">
         <w:r>
           <w:t xml:space="preserve">. </w:t>
         </w:r>
       </w:ins>
-      <w:ins w:id="11" w:author="PR Preview" w:date="2026-01-01T00:00:00Z">
+      <w:ins w:id="35" w:author="PR Preview" w:date="2026-01-01T00:00:00Z">
         <w:r>
           <w:t xml:space="preserve">This is the solution to</w:t>
         </w:r>
       </w:ins>
-      <w:ins w:id="12" w:author="PR Preview" w:date="2026-01-01T00:00:00Z">
+      <w:ins w:id="36" w:author="PR Preview" w:date="2026-01-01T00:00:00Z">
         <w:r>
           <w:t xml:space="preserve"> </w:t>
         </w:r>
       </w:ins>
       <w:hyperlink w:anchor="exr-prob-positive">
-        <w:ins w:id="13" w:author="PR Preview" w:date="2026-01-01T00:00:00Z">
+        <w:ins w:id="37" w:author="PR Preview" w:date="2026-01-01T00:00:00Z">
           <w:r>
             <w:rPr>
               <w:rStyle w:val="Hyperlink"/>
@@ -5442,18 +5592,18 @@
           </w:r>
         </w:ins>
       </w:hyperlink>
-      <w:ins w:id="14" w:author="PR Preview" w:date="2026-01-01T00:00:00Z">
+      <w:ins w:id="38" w:author="PR Preview" w:date="2026-01-01T00:00:00Z">
         <w:r>
           <w:t xml:space="preserve">, worked in</w:t>
         </w:r>
       </w:ins>
-      <w:ins w:id="15" w:author="PR Preview" w:date="2026-01-01T00:00:00Z">
+      <w:ins w:id="39" w:author="PR Preview" w:date="2026-01-01T00:00:00Z">
         <w:r>
           <w:t xml:space="preserve"> </w:t>
         </w:r>
       </w:ins>
       <w:hyperlink w:anchor="sol-prob-positive">
-        <w:ins w:id="16" w:author="PR Preview" w:date="2026-01-01T00:00:00Z">
+        <w:ins w:id="40" w:author="PR Preview" w:date="2026-01-01T00:00:00Z">
           <w:r>
             <w:rPr>
               <w:rStyle w:val="Hyperlink"/>
@@ -5462,7 +5612,7 @@
           </w:r>
         </w:ins>
       </w:hyperlink>
-      <w:ins w:id="17" w:author="PR Preview" w:date="2026-01-01T00:00:00Z">
+      <w:ins w:id="41" w:author="PR Preview" w:date="2026-01-01T00:00:00Z">
         <w:r>
           <w:t xml:space="preserve">.</w:t>
         </w:r>
@@ -6239,7 +6389,7 @@
       <w:pPr>
         <w:pStyle w:val="FirstParagraph"/>
       </w:pPr>
-      <w:del w:id="18" w:author="PR Preview" w:date="2026-01-01T00:00:00Z">
+      <w:del w:id="42" w:author="PR Preview" w:date="2026-01-01T00:00:00Z">
         <w:r>
           <w:rPr>
             <w:b/>
@@ -6248,23 +6398,23 @@
           <w:delText xml:space="preserve">Exercise 3 (PPV in terms of two ratios)</w:delText>
         </w:r>
       </w:del>
-      <w:del w:id="19" w:author="PR Preview" w:date="2026-01-01T00:00:00Z">
+      <w:del w:id="43" w:author="PR Preview" w:date="2026-01-01T00:00:00Z">
         <w:r>
           <w:delText xml:space="preserve"> </w:delText>
         </w:r>
       </w:del>
-      <w:del w:id="20" w:author="PR Preview" w:date="2026-01-01T00:00:00Z">
+      <w:del w:id="44" w:author="PR Preview" w:date="2026-01-01T00:00:00Z">
         <w:r>
           <w:delText xml:space="preserve">Rewrite the expression for the positive predictive value from</w:delText>
         </w:r>
       </w:del>
-      <w:del w:id="21" w:author="PR Preview" w:date="2026-01-01T00:00:00Z">
+      <w:del w:id="45" w:author="PR Preview" w:date="2026-01-01T00:00:00Z">
         <w:r>
           <w:delText xml:space="preserve"> </w:delText>
         </w:r>
       </w:del>
       <w:hyperlink w:anchor="exr-ppv-bayes">
-        <w:del w:id="22" w:author="PR Preview" w:date="2026-01-01T00:00:00Z">
+        <w:del w:id="46" w:author="PR Preview" w:date="2026-01-01T00:00:00Z">
           <w:r>
             <w:rPr>
               <w:rStyle w:val="Hyperlink"/>
@@ -6273,27 +6423,27 @@
           </w:r>
         </w:del>
       </w:hyperlink>
-      <w:del w:id="23" w:author="PR Preview" w:date="2026-01-01T00:00:00Z">
+      <w:del w:id="47" w:author="PR Preview" w:date="2026-01-01T00:00:00Z">
         <w:r>
           <w:delText xml:space="preserve"> </w:delText>
         </w:r>
       </w:del>
-      <w:del w:id="24" w:author="PR Preview" w:date="2026-01-01T00:00:00Z">
+      <w:del w:id="48" w:author="PR Preview" w:date="2026-01-01T00:00:00Z">
         <w:r>
           <w:delText xml:space="preserve">so that the sensitivity, specificity, and prevalence appear only through</w:delText>
         </w:r>
       </w:del>
-      <w:del w:id="25" w:author="PR Preview" w:date="2026-01-01T00:00:00Z">
+      <w:del w:id="49" w:author="PR Preview" w:date="2026-01-01T00:00:00Z">
         <w:r>
           <w:delText xml:space="preserve"> </w:delText>
         </w:r>
       </w:del>
-      <w:del w:id="26" w:author="PR Preview" w:date="2026-01-01T00:00:00Z">
+      <w:del w:id="50" w:author="PR Preview" w:date="2026-01-01T00:00:00Z">
         <w:r>
           <w:delText xml:space="preserve">the ratio</w:delText>
         </w:r>
       </w:del>
-      <w:del w:id="27" w:author="PR Preview" w:date="2026-01-01T00:00:00Z">
+      <w:del w:id="51" w:author="PR Preview" w:date="2026-01-01T00:00:00Z">
         <w:r>
           <w:delText xml:space="preserve"> </w:delText>
         </w:r>
@@ -6332,27 +6482,27 @@
           </m:den>
         </m:f>
       </m:oMath>
-      <w:del w:id="28" w:author="PR Preview" w:date="2026-01-01T00:00:00Z">
+      <w:del w:id="52" w:author="PR Preview" w:date="2026-01-01T00:00:00Z">
         <w:r>
           <w:delText xml:space="preserve"> </w:delText>
         </w:r>
       </w:del>
-      <w:del w:id="29" w:author="PR Preview" w:date="2026-01-01T00:00:00Z">
+      <w:del w:id="53" w:author="PR Preview" w:date="2026-01-01T00:00:00Z">
         <w:r>
           <w:delText xml:space="preserve">of the false positive rate to the sensitivity</w:delText>
         </w:r>
       </w:del>
-      <w:del w:id="30" w:author="PR Preview" w:date="2026-01-01T00:00:00Z">
+      <w:del w:id="54" w:author="PR Preview" w:date="2026-01-01T00:00:00Z">
         <w:r>
           <w:delText xml:space="preserve"> </w:delText>
         </w:r>
       </w:del>
-      <w:del w:id="31" w:author="PR Preview" w:date="2026-01-01T00:00:00Z">
+      <w:del w:id="55" w:author="PR Preview" w:date="2026-01-01T00:00:00Z">
         <w:r>
           <w:delText xml:space="preserve">and the ratio</w:delText>
         </w:r>
       </w:del>
-      <w:del w:id="32" w:author="PR Preview" w:date="2026-01-01T00:00:00Z">
+      <w:del w:id="56" w:author="PR Preview" w:date="2026-01-01T00:00:00Z">
         <w:r>
           <w:delText xml:space="preserve"> </w:delText>
         </w:r>
@@ -6383,12 +6533,12 @@
           </m:den>
         </m:f>
       </m:oMath>
-      <w:del w:id="33" w:author="PR Preview" w:date="2026-01-01T00:00:00Z">
+      <w:del w:id="57" w:author="PR Preview" w:date="2026-01-01T00:00:00Z">
         <w:r>
           <w:delText xml:space="preserve"> </w:delText>
         </w:r>
       </w:del>
-      <w:del w:id="34" w:author="PR Preview" w:date="2026-01-01T00:00:00Z">
+      <w:del w:id="58" w:author="PR Preview" w:date="2026-01-01T00:00:00Z">
         <w:r>
           <w:delText xml:space="preserve">of non-diseased to diseased people in the population.</w:delText>
         </w:r>
@@ -6398,7 +6548,7 @@
       <w:pPr>
         <w:pStyle w:val="BodyText"/>
       </w:pPr>
-      <w:del w:id="35" w:author="PR Preview" w:date="2026-01-01T00:00:00Z">
+      <w:del w:id="59" w:author="PR Preview" w:date="2026-01-01T00:00:00Z">
         <w:r>
           <w:rPr>
             <w:i/>
@@ -6407,17 +6557,17 @@
           <w:delText xml:space="preserve">Solution 3</w:delText>
         </w:r>
       </w:del>
-      <w:del w:id="36" w:author="PR Preview" w:date="2026-01-01T00:00:00Z">
+      <w:del w:id="60" w:author="PR Preview" w:date="2026-01-01T00:00:00Z">
         <w:r>
           <w:delText xml:space="preserve">. </w:delText>
         </w:r>
       </w:del>
-      <w:del w:id="37" w:author="PR Preview" w:date="2026-01-01T00:00:00Z">
+      <w:del w:id="61" w:author="PR Preview" w:date="2026-01-01T00:00:00Z">
         <w:r>
           <w:delText xml:space="preserve">Write</w:delText>
         </w:r>
       </w:del>
-      <w:del w:id="38" w:author="PR Preview" w:date="2026-01-01T00:00:00Z">
+      <w:del w:id="62" w:author="PR Preview" w:date="2026-01-01T00:00:00Z">
         <w:r>
           <w:delText xml:space="preserve"> </w:delText>
         </w:r>
@@ -6462,17 +6612,17 @@
           <m:t>π</m:t>
         </m:r>
       </m:oMath>
-      <w:del w:id="39" w:author="PR Preview" w:date="2026-01-01T00:00:00Z">
+      <w:del w:id="63" w:author="PR Preview" w:date="2026-01-01T00:00:00Z">
         <w:r>
           <w:delText xml:space="preserve"> </w:delText>
         </w:r>
       </w:del>
-      <w:del w:id="40" w:author="PR Preview" w:date="2026-01-01T00:00:00Z">
+      <w:del w:id="64" w:author="PR Preview" w:date="2026-01-01T00:00:00Z">
         <w:r>
           <w:delText xml:space="preserve">and</w:delText>
         </w:r>
       </w:del>
-      <w:del w:id="41" w:author="PR Preview" w:date="2026-01-01T00:00:00Z">
+      <w:del w:id="65" w:author="PR Preview" w:date="2026-01-01T00:00:00Z">
         <w:r>
           <w:delText xml:space="preserve"> </w:delText>
         </w:r>
@@ -6567,28 +6717,28 @@
           <m:t>​</m:t>
         </m:r>
       </m:oMath>
-      <w:del w:id="42" w:author="PR Preview" w:date="2026-01-01T00:00:00Z">
+      <w:del w:id="66" w:author="PR Preview" w:date="2026-01-01T00:00:00Z">
         <w:r>
           <w:delText xml:space="preserve">,</w:delText>
         </w:r>
       </w:del>
-      <w:del w:id="43" w:author="PR Preview" w:date="2026-01-01T00:00:00Z">
+      <w:del w:id="67" w:author="PR Preview" w:date="2026-01-01T00:00:00Z">
         <w:r>
           <w:delText xml:space="preserve"> </w:delText>
         </w:r>
       </w:del>
-      <w:del w:id="44" w:author="PR Preview" w:date="2026-01-01T00:00:00Z">
+      <w:del w:id="68" w:author="PR Preview" w:date="2026-01-01T00:00:00Z">
         <w:r>
           <w:delText xml:space="preserve">so that</w:delText>
         </w:r>
       </w:del>
-      <w:del w:id="45" w:author="PR Preview" w:date="2026-01-01T00:00:00Z">
+      <w:del w:id="69" w:author="PR Preview" w:date="2026-01-01T00:00:00Z">
         <w:r>
           <w:delText xml:space="preserve"> </w:delText>
         </w:r>
       </w:del>
       <w:hyperlink w:anchor="exr-ppv-bayes">
-        <w:del w:id="46" w:author="PR Preview" w:date="2026-01-01T00:00:00Z">
+        <w:del w:id="70" w:author="PR Preview" w:date="2026-01-01T00:00:00Z">
           <w:r>
             <w:rPr>
               <w:rStyle w:val="Hyperlink"/>
@@ -6597,17 +6747,17 @@
           </w:r>
         </w:del>
       </w:hyperlink>
-      <w:del w:id="47" w:author="PR Preview" w:date="2026-01-01T00:00:00Z">
+      <w:del w:id="71" w:author="PR Preview" w:date="2026-01-01T00:00:00Z">
         <w:r>
           <w:delText xml:space="preserve"> </w:delText>
         </w:r>
       </w:del>
-      <w:del w:id="48" w:author="PR Preview" w:date="2026-01-01T00:00:00Z">
+      <w:del w:id="72" w:author="PR Preview" w:date="2026-01-01T00:00:00Z">
         <w:r>
           <w:delText xml:space="preserve">reads</w:delText>
         </w:r>
       </w:del>
-      <w:del w:id="49" w:author="PR Preview" w:date="2026-01-01T00:00:00Z">
+      <w:del w:id="73" w:author="PR Preview" w:date="2026-01-01T00:00:00Z">
         <w:r>
           <w:delText xml:space="preserve"> </w:delText>
         </w:r>
@@ -6651,22 +6801,22 @@
           </m:den>
         </m:f>
       </m:oMath>
-      <w:del w:id="50" w:author="PR Preview" w:date="2026-01-01T00:00:00Z">
+      <w:del w:id="74" w:author="PR Preview" w:date="2026-01-01T00:00:00Z">
         <w:r>
           <w:delText xml:space="preserve">,</w:delText>
         </w:r>
       </w:del>
-      <w:del w:id="51" w:author="PR Preview" w:date="2026-01-01T00:00:00Z">
+      <w:del w:id="75" w:author="PR Preview" w:date="2026-01-01T00:00:00Z">
         <w:r>
           <w:delText xml:space="preserve"> </w:delText>
         </w:r>
       </w:del>
-      <w:del w:id="52" w:author="PR Preview" w:date="2026-01-01T00:00:00Z">
+      <w:del w:id="76" w:author="PR Preview" w:date="2026-01-01T00:00:00Z">
         <w:r>
           <w:delText xml:space="preserve">with</w:delText>
         </w:r>
       </w:del>
-      <w:del w:id="53" w:author="PR Preview" w:date="2026-01-01T00:00:00Z">
+      <w:del w:id="77" w:author="PR Preview" w:date="2026-01-01T00:00:00Z">
         <w:r>
           <w:delText xml:space="preserve"> </w:delText>
         </w:r>
@@ -6685,22 +6835,22 @@
           <m:t>0</m:t>
         </m:r>
       </m:oMath>
-      <w:del w:id="54" w:author="PR Preview" w:date="2026-01-01T00:00:00Z">
+      <w:del w:id="78" w:author="PR Preview" w:date="2026-01-01T00:00:00Z">
         <w:r>
           <w:delText xml:space="preserve"> </w:delText>
         </w:r>
       </w:del>
-      <w:del w:id="55" w:author="PR Preview" w:date="2026-01-01T00:00:00Z">
+      <w:del w:id="79" w:author="PR Preview" w:date="2026-01-01T00:00:00Z">
         <w:r>
           <w:delText xml:space="preserve">whenever the sensitivity and prevalence are positive.</w:delText>
         </w:r>
       </w:del>
-      <w:del w:id="56" w:author="PR Preview" w:date="2026-01-01T00:00:00Z">
+      <w:del w:id="80" w:author="PR Preview" w:date="2026-01-01T00:00:00Z">
         <w:r>
           <w:delText xml:space="preserve"> </w:delText>
         </w:r>
       </w:del>
-      <w:del w:id="57" w:author="PR Preview" w:date="2026-01-01T00:00:00Z">
+      <w:del w:id="81" w:author="PR Preview" w:date="2026-01-01T00:00:00Z">
         <w:r>
           <w:delText xml:space="preserve">Then:</w:delText>
         </w:r>
@@ -6710,7 +6860,7 @@
       <w:pPr>
         <w:pStyle w:val="FirstParagraph"/>
       </w:pPr>
-      <w:ins w:id="58" w:author="PR Preview" w:date="2026-01-01T00:00:00Z">
+      <w:ins w:id="82" w:author="PR Preview" w:date="2026-01-01T00:00:00Z">
         <w:r>
           <w:rPr>
             <w:b/>
@@ -6719,17 +6869,17 @@
           <w:t xml:space="preserve">Theorem 2 (PPV from Bayes’ theorem)</w:t>
         </w:r>
       </w:ins>
-      <w:ins w:id="59" w:author="PR Preview" w:date="2026-01-01T00:00:00Z">
+      <w:ins w:id="83" w:author="PR Preview" w:date="2026-01-01T00:00:00Z">
         <w:r>
           <w:t xml:space="preserve"> </w:t>
         </w:r>
       </w:ins>
-      <w:ins w:id="60" w:author="PR Preview" w:date="2026-01-01T00:00:00Z">
+      <w:ins w:id="84" w:author="PR Preview" w:date="2026-01-01T00:00:00Z">
         <w:r>
           <w:t xml:space="preserve">Let</w:t>
         </w:r>
       </w:ins>
-      <w:ins w:id="61" w:author="PR Preview" w:date="2026-01-01T00:00:00Z">
+      <w:ins w:id="85" w:author="PR Preview" w:date="2026-01-01T00:00:00Z">
         <w:r>
           <w:t xml:space="preserve"> </w:t>
         </w:r>
@@ -6743,23 +6893,23 @@
           <m:t>sens</m:t>
         </m:r>
       </m:oMath>
-      <w:ins w:id="62" w:author="PR Preview" w:date="2026-01-01T00:00:00Z">
+      <w:ins w:id="86" w:author="PR Preview" w:date="2026-01-01T00:00:00Z">
         <w:r>
           <w:t xml:space="preserve"> </w:t>
         </w:r>
       </w:ins>
-      <w:ins w:id="63" w:author="PR Preview" w:date="2026-01-01T00:00:00Z">
+      <w:ins w:id="87" w:author="PR Preview" w:date="2026-01-01T00:00:00Z">
         <w:r>
           <w:t xml:space="preserve">be the</w:t>
         </w:r>
       </w:ins>
-      <w:ins w:id="64" w:author="PR Preview" w:date="2026-01-01T00:00:00Z">
+      <w:ins w:id="88" w:author="PR Preview" w:date="2026-01-01T00:00:00Z">
         <w:r>
           <w:t xml:space="preserve"> </w:t>
         </w:r>
       </w:ins>
       <w:hyperlink w:anchor="def-sensitivity">
-        <w:ins w:id="65" w:author="PR Preview" w:date="2026-01-01T00:00:00Z">
+        <w:ins w:id="89" w:author="PR Preview" w:date="2026-01-01T00:00:00Z">
           <w:r>
             <w:rPr>
               <w:rStyle w:val="Hyperlink"/>
@@ -6768,17 +6918,17 @@
           </w:r>
         </w:ins>
       </w:hyperlink>
-      <w:ins w:id="66" w:author="PR Preview" w:date="2026-01-01T00:00:00Z">
+      <w:ins w:id="90" w:author="PR Preview" w:date="2026-01-01T00:00:00Z">
         <w:r>
           <w:t xml:space="preserve"> </w:t>
         </w:r>
       </w:ins>
-      <w:ins w:id="67" w:author="PR Preview" w:date="2026-01-01T00:00:00Z">
+      <w:ins w:id="91" w:author="PR Preview" w:date="2026-01-01T00:00:00Z">
         <w:r>
           <w:t xml:space="preserve">of a diagnostic test,</w:t>
         </w:r>
       </w:ins>
-      <w:ins w:id="68" w:author="PR Preview" w:date="2026-01-01T00:00:00Z">
+      <w:ins w:id="92" w:author="PR Preview" w:date="2026-01-01T00:00:00Z">
         <w:r>
           <w:t xml:space="preserve"> </w:t>
         </w:r>
@@ -6792,23 +6942,23 @@
           <m:t>spec</m:t>
         </m:r>
       </m:oMath>
-      <w:ins w:id="69" w:author="PR Preview" w:date="2026-01-01T00:00:00Z">
+      <w:ins w:id="93" w:author="PR Preview" w:date="2026-01-01T00:00:00Z">
         <w:r>
           <w:t xml:space="preserve"> </w:t>
         </w:r>
       </w:ins>
-      <w:ins w:id="70" w:author="PR Preview" w:date="2026-01-01T00:00:00Z">
+      <w:ins w:id="94" w:author="PR Preview" w:date="2026-01-01T00:00:00Z">
         <w:r>
           <w:t xml:space="preserve">its</w:t>
         </w:r>
       </w:ins>
-      <w:ins w:id="71" w:author="PR Preview" w:date="2026-01-01T00:00:00Z">
+      <w:ins w:id="95" w:author="PR Preview" w:date="2026-01-01T00:00:00Z">
         <w:r>
           <w:t xml:space="preserve"> </w:t>
         </w:r>
       </w:ins>
       <w:hyperlink w:anchor="def-specificity">
-        <w:ins w:id="72" w:author="PR Preview" w:date="2026-01-01T00:00:00Z">
+        <w:ins w:id="96" w:author="PR Preview" w:date="2026-01-01T00:00:00Z">
           <w:r>
             <w:rPr>
               <w:rStyle w:val="Hyperlink"/>
@@ -6817,22 +6967,22 @@
           </w:r>
         </w:ins>
       </w:hyperlink>
-      <w:ins w:id="73" w:author="PR Preview" w:date="2026-01-01T00:00:00Z">
+      <w:ins w:id="97" w:author="PR Preview" w:date="2026-01-01T00:00:00Z">
         <w:r>
           <w:t xml:space="preserve">,</w:t>
         </w:r>
       </w:ins>
-      <w:ins w:id="74" w:author="PR Preview" w:date="2026-01-01T00:00:00Z">
+      <w:ins w:id="98" w:author="PR Preview" w:date="2026-01-01T00:00:00Z">
         <w:r>
           <w:t xml:space="preserve"> </w:t>
         </w:r>
       </w:ins>
-      <w:ins w:id="75" w:author="PR Preview" w:date="2026-01-01T00:00:00Z">
+      <w:ins w:id="99" w:author="PR Preview" w:date="2026-01-01T00:00:00Z">
         <w:r>
           <w:t xml:space="preserve">and</w:t>
         </w:r>
       </w:ins>
-      <w:ins w:id="76" w:author="PR Preview" w:date="2026-01-01T00:00:00Z">
+      <w:ins w:id="100" w:author="PR Preview" w:date="2026-01-01T00:00:00Z">
         <w:r>
           <w:t xml:space="preserve"> </w:t>
         </w:r>
@@ -6842,23 +6992,23 @@
           <m:t>π</m:t>
         </m:r>
       </m:oMath>
-      <w:ins w:id="77" w:author="PR Preview" w:date="2026-01-01T00:00:00Z">
+      <w:ins w:id="101" w:author="PR Preview" w:date="2026-01-01T00:00:00Z">
         <w:r>
           <w:t xml:space="preserve"> </w:t>
         </w:r>
       </w:ins>
-      <w:ins w:id="78" w:author="PR Preview" w:date="2026-01-01T00:00:00Z">
+      <w:ins w:id="102" w:author="PR Preview" w:date="2026-01-01T00:00:00Z">
         <w:r>
           <w:t xml:space="preserve">the</w:t>
         </w:r>
       </w:ins>
-      <w:ins w:id="79" w:author="PR Preview" w:date="2026-01-01T00:00:00Z">
+      <w:ins w:id="103" w:author="PR Preview" w:date="2026-01-01T00:00:00Z">
         <w:r>
           <w:t xml:space="preserve"> </w:t>
         </w:r>
       </w:ins>
       <w:hyperlink w:anchor="def-prevalence">
-        <w:ins w:id="80" w:author="PR Preview" w:date="2026-01-01T00:00:00Z">
+        <w:ins w:id="104" w:author="PR Preview" w:date="2026-01-01T00:00:00Z">
           <w:r>
             <w:rPr>
               <w:rStyle w:val="Hyperlink"/>
@@ -6867,33 +7017,152 @@
           </w:r>
         </w:ins>
       </w:hyperlink>
-      <w:ins w:id="81" w:author="PR Preview" w:date="2026-01-01T00:00:00Z">
+      <w:ins w:id="105" w:author="PR Preview" w:date="2026-01-01T00:00:00Z">
         <w:r>
           <w:t xml:space="preserve"> </w:t>
         </w:r>
       </w:ins>
-      <w:ins w:id="82" w:author="PR Preview" w:date="2026-01-01T00:00:00Z">
+      <w:ins w:id="106" w:author="PR Preview" w:date="2026-01-01T00:00:00Z">
         <w:r>
           <w:t xml:space="preserve">of the disease.</w:t>
         </w:r>
       </w:ins>
-      <w:ins w:id="83" w:author="PR Preview" w:date="2026-01-01T00:00:00Z">
+      <w:ins w:id="107" w:author="PR Preview" w:date="2026-01-01T00:00:00Z">
         <w:r>
           <w:t xml:space="preserve"> </w:t>
         </w:r>
       </w:ins>
-      <w:ins w:id="84" w:author="PR Preview" w:date="2026-01-01T00:00:00Z">
-        <w:r>
-          <w:t xml:space="preserve">Then the</w:t>
-        </w:r>
-      </w:ins>
-      <w:ins w:id="85" w:author="PR Preview" w:date="2026-01-01T00:00:00Z">
+      <w:ins w:id="108" w:author="PR Preview" w:date="2026-01-01T00:00:00Z">
+        <w:r>
+          <w:t xml:space="preserve">If the probability of a positive test is positive,</w:t>
+        </w:r>
+      </w:ins>
+      <w:ins w:id="109" w:author="PR Preview" w:date="2026-01-01T00:00:00Z">
         <w:r>
           <w:t xml:space="preserve"> </w:t>
         </w:r>
       </w:ins>
+      <m:oMath>
+        <m:r>
+          <m:rPr>
+            <m:nor/>
+            <m:sty m:val="p"/>
+          </m:rPr>
+          <m:t>sens</m:t>
+        </m:r>
+        <m:r>
+          <m:rPr>
+            <m:sty m:val="p"/>
+          </m:rPr>
+          <m:t>⋅</m:t>
+        </m:r>
+        <m:r>
+          <m:t>π</m:t>
+        </m:r>
+        <m:r>
+          <m:rPr>
+            <m:sty m:val="p"/>
+          </m:rPr>
+          <m:t>+</m:t>
+        </m:r>
+        <m:r>
+          <m:t>​</m:t>
+        </m:r>
+        <m:d>
+          <m:dPr>
+            <m:begChr m:val="("/>
+            <m:sepChr m:val=""/>
+            <m:endChr m:val=")"/>
+            <m:grow/>
+          </m:dPr>
+          <m:e>
+            <m:r>
+              <m:t>1</m:t>
+            </m:r>
+            <m:r>
+              <m:rPr>
+                <m:sty m:val="p"/>
+              </m:rPr>
+              <m:t>−</m:t>
+            </m:r>
+            <m:r>
+              <m:rPr>
+                <m:nor/>
+                <m:sty m:val="p"/>
+              </m:rPr>
+              <m:t>spec</m:t>
+            </m:r>
+          </m:e>
+        </m:d>
+        <m:r>
+          <m:t>​</m:t>
+        </m:r>
+        <m:r>
+          <m:rPr>
+            <m:sty m:val="p"/>
+          </m:rPr>
+          <m:t>⋅</m:t>
+        </m:r>
+        <m:r>
+          <m:t>​</m:t>
+        </m:r>
+        <m:d>
+          <m:dPr>
+            <m:begChr m:val="("/>
+            <m:sepChr m:val=""/>
+            <m:endChr m:val=")"/>
+            <m:grow/>
+          </m:dPr>
+          <m:e>
+            <m:r>
+              <m:t>1</m:t>
+            </m:r>
+            <m:r>
+              <m:rPr>
+                <m:sty m:val="p"/>
+              </m:rPr>
+              <m:t>−</m:t>
+            </m:r>
+            <m:r>
+              <m:t>π</m:t>
+            </m:r>
+          </m:e>
+        </m:d>
+        <m:r>
+          <m:t>​</m:t>
+        </m:r>
+        <m:r>
+          <m:rPr>
+            <m:sty m:val="p"/>
+          </m:rPr>
+          <m:t>&gt;</m:t>
+        </m:r>
+        <m:r>
+          <m:t>0</m:t>
+        </m:r>
+      </m:oMath>
+      <w:ins w:id="110" w:author="PR Preview" w:date="2026-01-01T00:00:00Z">
+        <w:r>
+          <w:t xml:space="preserve">,</w:t>
+        </w:r>
+      </w:ins>
+      <w:ins w:id="111" w:author="PR Preview" w:date="2026-01-01T00:00:00Z">
+        <w:r>
+          <w:t xml:space="preserve"> </w:t>
+        </w:r>
+      </w:ins>
+      <w:ins w:id="112" w:author="PR Preview" w:date="2026-01-01T00:00:00Z">
+        <w:r>
+          <w:t xml:space="preserve">then the</w:t>
+        </w:r>
+      </w:ins>
+      <w:ins w:id="113" w:author="PR Preview" w:date="2026-01-01T00:00:00Z">
+        <w:r>
+          <w:t xml:space="preserve"> </w:t>
+        </w:r>
+      </w:ins>
       <w:hyperlink w:anchor="def-ppv">
-        <w:ins w:id="86" w:author="PR Preview" w:date="2026-01-01T00:00:00Z">
+        <w:ins w:id="114" w:author="PR Preview" w:date="2026-01-01T00:00:00Z">
           <w:r>
             <w:rPr>
               <w:rStyle w:val="Hyperlink"/>
@@ -6902,12 +7171,12 @@
           </w:r>
         </w:ins>
       </w:hyperlink>
-      <w:ins w:id="87" w:author="PR Preview" w:date="2026-01-01T00:00:00Z">
+      <w:ins w:id="115" w:author="PR Preview" w:date="2026-01-01T00:00:00Z">
         <w:r>
           <w:t xml:space="preserve"> </w:t>
         </w:r>
       </w:ins>
-      <w:ins w:id="88" w:author="PR Preview" w:date="2026-01-01T00:00:00Z">
+      <w:ins w:id="116" w:author="PR Preview" w:date="2026-01-01T00:00:00Z">
         <w:r>
           <w:t xml:space="preserve">of the test is:</w:t>
         </w:r>
@@ -7076,7 +7345,7 @@
       <w:pPr>
         <w:pStyle w:val="FirstParagraph"/>
       </w:pPr>
-      <w:del w:id="89" w:author="PR Preview" w:date="2026-01-01T00:00:00Z">
+      <w:del w:id="117" w:author="PR Preview" w:date="2026-01-01T00:00:00Z">
         <w:r>
           <w:rPr>
             <w:b/>
@@ -7085,42 +7354,42 @@
           <w:delText xml:space="preserve">Theorem 1 (PPV in terms of sensitivity, specificity, and prevalence)</w:delText>
         </w:r>
       </w:del>
-      <w:del w:id="90" w:author="PR Preview" w:date="2026-01-01T00:00:00Z">
+      <w:del w:id="118" w:author="PR Preview" w:date="2026-01-01T00:00:00Z">
         <w:r>
           <w:delText xml:space="preserve"> </w:delText>
         </w:r>
       </w:del>
-      <w:del w:id="91" w:author="PR Preview" w:date="2026-01-01T00:00:00Z">
+      <w:del w:id="119" w:author="PR Preview" w:date="2026-01-01T00:00:00Z">
         <w:r>
           <w:delText xml:space="preserve">The positive predictive value of a diagnostic test with positive sensitivity,</w:delText>
         </w:r>
       </w:del>
-      <w:del w:id="92" w:author="PR Preview" w:date="2026-01-01T00:00:00Z">
+      <w:del w:id="120" w:author="PR Preview" w:date="2026-01-01T00:00:00Z">
         <w:r>
           <w:delText xml:space="preserve"> </w:delText>
         </w:r>
       </w:del>
-      <w:del w:id="93" w:author="PR Preview" w:date="2026-01-01T00:00:00Z">
+      <w:del w:id="121" w:author="PR Preview" w:date="2026-01-01T00:00:00Z">
         <w:r>
           <w:delText xml:space="preserve">used in a population with positive prevalence,</w:delText>
         </w:r>
       </w:del>
-      <w:del w:id="94" w:author="PR Preview" w:date="2026-01-01T00:00:00Z">
+      <w:del w:id="122" w:author="PR Preview" w:date="2026-01-01T00:00:00Z">
         <w:r>
           <w:delText xml:space="preserve"> </w:delText>
         </w:r>
       </w:del>
-      <w:del w:id="95" w:author="PR Preview" w:date="2026-01-01T00:00:00Z">
+      <w:del w:id="123" w:author="PR Preview" w:date="2026-01-01T00:00:00Z">
         <w:r>
           <w:delText xml:space="preserve">depends on its sensitivity, its specificity, and the prevalence of the disease</w:delText>
         </w:r>
       </w:del>
-      <w:del w:id="96" w:author="PR Preview" w:date="2026-01-01T00:00:00Z">
+      <w:del w:id="124" w:author="PR Preview" w:date="2026-01-01T00:00:00Z">
         <w:r>
           <w:delText xml:space="preserve"> </w:delText>
         </w:r>
       </w:del>
-      <w:del w:id="97" w:author="PR Preview" w:date="2026-01-01T00:00:00Z">
+      <w:del w:id="125" w:author="PR Preview" w:date="2026-01-01T00:00:00Z">
         <w:r>
           <w:delText xml:space="preserve">only through two ratios:</w:delText>
         </w:r>
@@ -7130,7 +7399,7 @@
       <w:pPr>
         <w:pStyle w:val="FirstParagraph"/>
       </w:pPr>
-      <w:ins w:id="98" w:author="PR Preview" w:date="2026-01-01T00:00:00Z">
+      <w:ins w:id="126" w:author="PR Preview" w:date="2026-01-01T00:00:00Z">
         <w:r>
           <w:rPr>
             <w:i/>
@@ -7139,23 +7408,23 @@
           <w:t xml:space="preserve">Proof</w:t>
         </w:r>
       </w:ins>
-      <w:ins w:id="99" w:author="PR Preview" w:date="2026-01-01T00:00:00Z">
+      <w:ins w:id="127" w:author="PR Preview" w:date="2026-01-01T00:00:00Z">
         <w:r>
           <w:t xml:space="preserve">. </w:t>
         </w:r>
       </w:ins>
-      <w:ins w:id="100" w:author="PR Preview" w:date="2026-01-01T00:00:00Z">
+      <w:ins w:id="128" w:author="PR Preview" w:date="2026-01-01T00:00:00Z">
         <w:r>
           <w:t xml:space="preserve">This is the solution to</w:t>
         </w:r>
       </w:ins>
-      <w:ins w:id="101" w:author="PR Preview" w:date="2026-01-01T00:00:00Z">
+      <w:ins w:id="129" w:author="PR Preview" w:date="2026-01-01T00:00:00Z">
         <w:r>
           <w:t xml:space="preserve"> </w:t>
         </w:r>
       </w:ins>
       <w:hyperlink w:anchor="exr-ppv-bayes">
-        <w:ins w:id="102" w:author="PR Preview" w:date="2026-01-01T00:00:00Z">
+        <w:ins w:id="130" w:author="PR Preview" w:date="2026-01-01T00:00:00Z">
           <w:r>
             <w:rPr>
               <w:rStyle w:val="Hyperlink"/>
@@ -7164,18 +7433,18 @@
           </w:r>
         </w:ins>
       </w:hyperlink>
-      <w:ins w:id="103" w:author="PR Preview" w:date="2026-01-01T00:00:00Z">
+      <w:ins w:id="131" w:author="PR Preview" w:date="2026-01-01T00:00:00Z">
         <w:r>
           <w:t xml:space="preserve">, worked in</w:t>
         </w:r>
       </w:ins>
-      <w:ins w:id="104" w:author="PR Preview" w:date="2026-01-01T00:00:00Z">
+      <w:ins w:id="132" w:author="PR Preview" w:date="2026-01-01T00:00:00Z">
         <w:r>
           <w:t xml:space="preserve"> </w:t>
         </w:r>
       </w:ins>
       <w:hyperlink w:anchor="sol-ppv-bayes">
-        <w:ins w:id="105" w:author="PR Preview" w:date="2026-01-01T00:00:00Z">
+        <w:ins w:id="133" w:author="PR Preview" w:date="2026-01-01T00:00:00Z">
           <w:r>
             <w:rPr>
               <w:rStyle w:val="Hyperlink"/>
@@ -7184,28 +7453,28 @@
           </w:r>
         </w:ins>
       </w:hyperlink>
-      <w:ins w:id="106" w:author="PR Preview" w:date="2026-01-01T00:00:00Z">
+      <w:ins w:id="134" w:author="PR Preview" w:date="2026-01-01T00:00:00Z">
         <w:r>
           <w:t xml:space="preserve">,</w:t>
         </w:r>
       </w:ins>
-      <w:ins w:id="107" w:author="PR Preview" w:date="2026-01-01T00:00:00Z">
+      <w:ins w:id="135" w:author="PR Preview" w:date="2026-01-01T00:00:00Z">
         <w:r>
           <w:t xml:space="preserve"> </w:t>
         </w:r>
       </w:ins>
-      <w:ins w:id="108" w:author="PR Preview" w:date="2026-01-01T00:00:00Z">
+      <w:ins w:id="136" w:author="PR Preview" w:date="2026-01-01T00:00:00Z">
         <w:r>
           <w:t xml:space="preserve">which builds on</w:t>
         </w:r>
       </w:ins>
-      <w:ins w:id="109" w:author="PR Preview" w:date="2026-01-01T00:00:00Z">
+      <w:ins w:id="137" w:author="PR Preview" w:date="2026-01-01T00:00:00Z">
         <w:r>
           <w:t xml:space="preserve"> </w:t>
         </w:r>
       </w:ins>
       <w:hyperlink w:anchor="thm-prob-positive">
-        <w:ins w:id="110" w:author="PR Preview" w:date="2026-01-01T00:00:00Z">
+        <w:ins w:id="138" w:author="PR Preview" w:date="2026-01-01T00:00:00Z">
           <w:r>
             <w:rPr>
               <w:rStyle w:val="Hyperlink"/>
@@ -7214,7 +7483,7 @@
           </w:r>
         </w:ins>
       </w:hyperlink>
-      <w:ins w:id="111" w:author="PR Preview" w:date="2026-01-01T00:00:00Z">
+      <w:ins w:id="139" w:author="PR Preview" w:date="2026-01-01T00:00:00Z">
         <w:r>
           <w:t xml:space="preserve">.</w:t>
         </w:r>
@@ -7225,7 +7494,7 @@
       <w:pPr>
         <w:pStyle w:val="BodyText"/>
       </w:pPr>
-      <w:ins w:id="112" w:author="PR Preview" w:date="2026-01-01T00:00:00Z">
+      <w:ins w:id="140" w:author="PR Preview" w:date="2026-01-01T00:00:00Z">
         <w:r>
           <w:rPr>
             <w:b/>
@@ -7234,23 +7503,23 @@
           <w:t xml:space="preserve">Exercise 3 (PPV in terms of two ratios)</w:t>
         </w:r>
       </w:ins>
-      <w:ins w:id="113" w:author="PR Preview" w:date="2026-01-01T00:00:00Z">
+      <w:ins w:id="141" w:author="PR Preview" w:date="2026-01-01T00:00:00Z">
         <w:r>
           <w:t xml:space="preserve"> </w:t>
         </w:r>
       </w:ins>
-      <w:ins w:id="114" w:author="PR Preview" w:date="2026-01-01T00:00:00Z">
+      <w:ins w:id="142" w:author="PR Preview" w:date="2026-01-01T00:00:00Z">
         <w:r>
           <w:t xml:space="preserve">Rewrite the expression for the positive predictive value from</w:t>
         </w:r>
       </w:ins>
-      <w:ins w:id="115" w:author="PR Preview" w:date="2026-01-01T00:00:00Z">
+      <w:ins w:id="143" w:author="PR Preview" w:date="2026-01-01T00:00:00Z">
         <w:r>
           <w:t xml:space="preserve"> </w:t>
         </w:r>
       </w:ins>
       <w:hyperlink w:anchor="thm-ppv-bayes">
-        <w:ins w:id="116" w:author="PR Preview" w:date="2026-01-01T00:00:00Z">
+        <w:ins w:id="144" w:author="PR Preview" w:date="2026-01-01T00:00:00Z">
           <w:r>
             <w:rPr>
               <w:rStyle w:val="Hyperlink"/>
@@ -7259,27 +7528,27 @@
           </w:r>
         </w:ins>
       </w:hyperlink>
-      <w:ins w:id="117" w:author="PR Preview" w:date="2026-01-01T00:00:00Z">
+      <w:ins w:id="145" w:author="PR Preview" w:date="2026-01-01T00:00:00Z">
         <w:r>
           <w:t xml:space="preserve"> </w:t>
         </w:r>
       </w:ins>
-      <w:ins w:id="118" w:author="PR Preview" w:date="2026-01-01T00:00:00Z">
+      <w:ins w:id="146" w:author="PR Preview" w:date="2026-01-01T00:00:00Z">
         <w:r>
           <w:t xml:space="preserve">so that the sensitivity, specificity, and prevalence appear only through</w:t>
         </w:r>
       </w:ins>
-      <w:ins w:id="119" w:author="PR Preview" w:date="2026-01-01T00:00:00Z">
+      <w:ins w:id="147" w:author="PR Preview" w:date="2026-01-01T00:00:00Z">
         <w:r>
           <w:t xml:space="preserve"> </w:t>
         </w:r>
       </w:ins>
-      <w:ins w:id="120" w:author="PR Preview" w:date="2026-01-01T00:00:00Z">
+      <w:ins w:id="148" w:author="PR Preview" w:date="2026-01-01T00:00:00Z">
         <w:r>
           <w:t xml:space="preserve">the ratio</w:t>
         </w:r>
       </w:ins>
-      <w:ins w:id="121" w:author="PR Preview" w:date="2026-01-01T00:00:00Z">
+      <w:ins w:id="149" w:author="PR Preview" w:date="2026-01-01T00:00:00Z">
         <w:r>
           <w:t xml:space="preserve"> </w:t>
         </w:r>
@@ -7318,27 +7587,27 @@
           </m:den>
         </m:f>
       </m:oMath>
-      <w:ins w:id="122" w:author="PR Preview" w:date="2026-01-01T00:00:00Z">
+      <w:ins w:id="150" w:author="PR Preview" w:date="2026-01-01T00:00:00Z">
         <w:r>
           <w:t xml:space="preserve"> </w:t>
         </w:r>
       </w:ins>
-      <w:ins w:id="123" w:author="PR Preview" w:date="2026-01-01T00:00:00Z">
+      <w:ins w:id="151" w:author="PR Preview" w:date="2026-01-01T00:00:00Z">
         <w:r>
           <w:t xml:space="preserve">of the false positive rate to the sensitivity</w:t>
         </w:r>
       </w:ins>
-      <w:ins w:id="124" w:author="PR Preview" w:date="2026-01-01T00:00:00Z">
+      <w:ins w:id="152" w:author="PR Preview" w:date="2026-01-01T00:00:00Z">
         <w:r>
           <w:t xml:space="preserve"> </w:t>
         </w:r>
       </w:ins>
-      <w:ins w:id="125" w:author="PR Preview" w:date="2026-01-01T00:00:00Z">
+      <w:ins w:id="153" w:author="PR Preview" w:date="2026-01-01T00:00:00Z">
         <w:r>
           <w:t xml:space="preserve">and the ratio</w:t>
         </w:r>
       </w:ins>
-      <w:ins w:id="126" w:author="PR Preview" w:date="2026-01-01T00:00:00Z">
+      <w:ins w:id="154" w:author="PR Preview" w:date="2026-01-01T00:00:00Z">
         <w:r>
           <w:t xml:space="preserve"> </w:t>
         </w:r>
@@ -7369,12 +7638,12 @@
           </m:den>
         </m:f>
       </m:oMath>
-      <w:ins w:id="127" w:author="PR Preview" w:date="2026-01-01T00:00:00Z">
+      <w:ins w:id="155" w:author="PR Preview" w:date="2026-01-01T00:00:00Z">
         <w:r>
           <w:t xml:space="preserve"> </w:t>
         </w:r>
       </w:ins>
-      <w:ins w:id="128" w:author="PR Preview" w:date="2026-01-01T00:00:00Z">
+      <w:ins w:id="156" w:author="PR Preview" w:date="2026-01-01T00:00:00Z">
         <w:r>
           <w:t xml:space="preserve">of non-diseased to diseased people in the population.</w:t>
         </w:r>
@@ -7386,7 +7655,7 @@
       <w:pPr>
         <w:pStyle w:val="BodyText"/>
       </w:pPr>
-      <w:ins w:id="129" w:author="PR Preview" w:date="2026-01-01T00:00:00Z">
+      <w:ins w:id="157" w:author="PR Preview" w:date="2026-01-01T00:00:00Z">
         <w:r>
           <w:rPr>
             <w:i/>
@@ -7395,17 +7664,17 @@
           <w:t xml:space="preserve">Solution 3</w:t>
         </w:r>
       </w:ins>
-      <w:ins w:id="130" w:author="PR Preview" w:date="2026-01-01T00:00:00Z">
+      <w:ins w:id="158" w:author="PR Preview" w:date="2026-01-01T00:00:00Z">
         <w:r>
           <w:t xml:space="preserve">. </w:t>
         </w:r>
       </w:ins>
-      <w:ins w:id="131" w:author="PR Preview" w:date="2026-01-01T00:00:00Z">
+      <w:ins w:id="159" w:author="PR Preview" w:date="2026-01-01T00:00:00Z">
         <w:r>
           <w:t xml:space="preserve">Write</w:t>
         </w:r>
       </w:ins>
-      <w:ins w:id="132" w:author="PR Preview" w:date="2026-01-01T00:00:00Z">
+      <w:ins w:id="160" w:author="PR Preview" w:date="2026-01-01T00:00:00Z">
         <w:r>
           <w:t xml:space="preserve"> </w:t>
         </w:r>
@@ -7450,17 +7719,17 @@
           <m:t>π</m:t>
         </m:r>
       </m:oMath>
-      <w:ins w:id="133" w:author="PR Preview" w:date="2026-01-01T00:00:00Z">
+      <w:ins w:id="161" w:author="PR Preview" w:date="2026-01-01T00:00:00Z">
         <w:r>
           <w:t xml:space="preserve"> </w:t>
         </w:r>
       </w:ins>
-      <w:ins w:id="134" w:author="PR Preview" w:date="2026-01-01T00:00:00Z">
+      <w:ins w:id="162" w:author="PR Preview" w:date="2026-01-01T00:00:00Z">
         <w:r>
           <w:t xml:space="preserve">and</w:t>
         </w:r>
       </w:ins>
-      <w:ins w:id="135" w:author="PR Preview" w:date="2026-01-01T00:00:00Z">
+      <w:ins w:id="163" w:author="PR Preview" w:date="2026-01-01T00:00:00Z">
         <w:r>
           <w:t xml:space="preserve"> </w:t>
         </w:r>
@@ -7555,28 +7824,28 @@
           <m:t>​</m:t>
         </m:r>
       </m:oMath>
-      <w:ins w:id="136" w:author="PR Preview" w:date="2026-01-01T00:00:00Z">
+      <w:ins w:id="164" w:author="PR Preview" w:date="2026-01-01T00:00:00Z">
         <w:r>
           <w:t xml:space="preserve">,</w:t>
         </w:r>
       </w:ins>
-      <w:ins w:id="137" w:author="PR Preview" w:date="2026-01-01T00:00:00Z">
+      <w:ins w:id="165" w:author="PR Preview" w:date="2026-01-01T00:00:00Z">
         <w:r>
           <w:t xml:space="preserve"> </w:t>
         </w:r>
       </w:ins>
-      <w:ins w:id="138" w:author="PR Preview" w:date="2026-01-01T00:00:00Z">
+      <w:ins w:id="166" w:author="PR Preview" w:date="2026-01-01T00:00:00Z">
         <w:r>
           <w:t xml:space="preserve">so that</w:t>
         </w:r>
       </w:ins>
-      <w:ins w:id="139" w:author="PR Preview" w:date="2026-01-01T00:00:00Z">
+      <w:ins w:id="167" w:author="PR Preview" w:date="2026-01-01T00:00:00Z">
         <w:r>
           <w:t xml:space="preserve"> </w:t>
         </w:r>
       </w:ins>
       <w:hyperlink w:anchor="thm-ppv-bayes">
-        <w:ins w:id="140" w:author="PR Preview" w:date="2026-01-01T00:00:00Z">
+        <w:ins w:id="168" w:author="PR Preview" w:date="2026-01-01T00:00:00Z">
           <w:r>
             <w:rPr>
               <w:rStyle w:val="Hyperlink"/>
@@ -7585,17 +7854,17 @@
           </w:r>
         </w:ins>
       </w:hyperlink>
-      <w:ins w:id="141" w:author="PR Preview" w:date="2026-01-01T00:00:00Z">
+      <w:ins w:id="169" w:author="PR Preview" w:date="2026-01-01T00:00:00Z">
         <w:r>
           <w:t xml:space="preserve"> </w:t>
         </w:r>
       </w:ins>
-      <w:ins w:id="142" w:author="PR Preview" w:date="2026-01-01T00:00:00Z">
+      <w:ins w:id="170" w:author="PR Preview" w:date="2026-01-01T00:00:00Z">
         <w:r>
           <w:t xml:space="preserve">reads</w:t>
         </w:r>
       </w:ins>
-      <w:ins w:id="143" w:author="PR Preview" w:date="2026-01-01T00:00:00Z">
+      <w:ins w:id="171" w:author="PR Preview" w:date="2026-01-01T00:00:00Z">
         <w:r>
           <w:t xml:space="preserve"> </w:t>
         </w:r>
@@ -7639,22 +7908,22 @@
           </m:den>
         </m:f>
       </m:oMath>
-      <w:ins w:id="144" w:author="PR Preview" w:date="2026-01-01T00:00:00Z">
+      <w:ins w:id="172" w:author="PR Preview" w:date="2026-01-01T00:00:00Z">
         <w:r>
           <w:t xml:space="preserve">,</w:t>
         </w:r>
       </w:ins>
-      <w:ins w:id="145" w:author="PR Preview" w:date="2026-01-01T00:00:00Z">
+      <w:ins w:id="173" w:author="PR Preview" w:date="2026-01-01T00:00:00Z">
         <w:r>
           <w:t xml:space="preserve"> </w:t>
         </w:r>
       </w:ins>
-      <w:ins w:id="146" w:author="PR Preview" w:date="2026-01-01T00:00:00Z">
+      <w:ins w:id="174" w:author="PR Preview" w:date="2026-01-01T00:00:00Z">
         <w:r>
           <w:t xml:space="preserve">with</w:t>
         </w:r>
       </w:ins>
-      <w:ins w:id="147" w:author="PR Preview" w:date="2026-01-01T00:00:00Z">
+      <w:ins w:id="175" w:author="PR Preview" w:date="2026-01-01T00:00:00Z">
         <w:r>
           <w:t xml:space="preserve"> </w:t>
         </w:r>
@@ -7673,22 +7942,22 @@
           <m:t>0</m:t>
         </m:r>
       </m:oMath>
-      <w:ins w:id="148" w:author="PR Preview" w:date="2026-01-01T00:00:00Z">
+      <w:ins w:id="176" w:author="PR Preview" w:date="2026-01-01T00:00:00Z">
         <w:r>
           <w:t xml:space="preserve"> </w:t>
         </w:r>
       </w:ins>
-      <w:ins w:id="149" w:author="PR Preview" w:date="2026-01-01T00:00:00Z">
+      <w:ins w:id="177" w:author="PR Preview" w:date="2026-01-01T00:00:00Z">
         <w:r>
           <w:t xml:space="preserve">whenever the sensitivity and prevalence are positive.</w:t>
         </w:r>
       </w:ins>
-      <w:ins w:id="150" w:author="PR Preview" w:date="2026-01-01T00:00:00Z">
+      <w:ins w:id="178" w:author="PR Preview" w:date="2026-01-01T00:00:00Z">
         <w:r>
           <w:t xml:space="preserve"> </w:t>
         </w:r>
       </w:ins>
-      <w:ins w:id="151" w:author="PR Preview" w:date="2026-01-01T00:00:00Z">
+      <w:ins w:id="179" w:author="PR Preview" w:date="2026-01-01T00:00:00Z">
         <w:r>
           <w:t xml:space="preserve">Then:</w:t>
         </w:r>
@@ -8310,7 +8579,7 @@
       <w:pPr>
         <w:pStyle w:val="FirstParagraph"/>
       </w:pPr>
-      <w:ins w:id="152" w:author="PR Preview" w:date="2026-01-01T00:00:00Z">
+      <w:ins w:id="180" w:author="PR Preview" w:date="2026-01-01T00:00:00Z">
         <w:r>
           <w:rPr>
             <w:b/>
@@ -8319,42 +8588,42 @@
           <w:t xml:space="preserve">Theorem 3 (PPV in terms of sensitivity, specificity, and prevalence)</w:t>
         </w:r>
       </w:ins>
-      <w:ins w:id="153" w:author="PR Preview" w:date="2026-01-01T00:00:00Z">
+      <w:ins w:id="181" w:author="PR Preview" w:date="2026-01-01T00:00:00Z">
         <w:r>
           <w:t xml:space="preserve"> </w:t>
         </w:r>
       </w:ins>
-      <w:ins w:id="154" w:author="PR Preview" w:date="2026-01-01T00:00:00Z">
+      <w:ins w:id="182" w:author="PR Preview" w:date="2026-01-01T00:00:00Z">
         <w:r>
           <w:t xml:space="preserve">The positive predictive value of a diagnostic test with positive sensitivity,</w:t>
         </w:r>
       </w:ins>
-      <w:ins w:id="155" w:author="PR Preview" w:date="2026-01-01T00:00:00Z">
+      <w:ins w:id="183" w:author="PR Preview" w:date="2026-01-01T00:00:00Z">
         <w:r>
           <w:t xml:space="preserve"> </w:t>
         </w:r>
       </w:ins>
-      <w:ins w:id="156" w:author="PR Preview" w:date="2026-01-01T00:00:00Z">
+      <w:ins w:id="184" w:author="PR Preview" w:date="2026-01-01T00:00:00Z">
         <w:r>
           <w:t xml:space="preserve">used in a population with positive prevalence,</w:t>
         </w:r>
       </w:ins>
-      <w:ins w:id="157" w:author="PR Preview" w:date="2026-01-01T00:00:00Z">
+      <w:ins w:id="185" w:author="PR Preview" w:date="2026-01-01T00:00:00Z">
         <w:r>
           <w:t xml:space="preserve"> </w:t>
         </w:r>
       </w:ins>
-      <w:ins w:id="158" w:author="PR Preview" w:date="2026-01-01T00:00:00Z">
+      <w:ins w:id="186" w:author="PR Preview" w:date="2026-01-01T00:00:00Z">
         <w:r>
           <w:t xml:space="preserve">depends on its sensitivity, its specificity, and the prevalence of the disease</w:t>
         </w:r>
       </w:ins>
-      <w:ins w:id="159" w:author="PR Preview" w:date="2026-01-01T00:00:00Z">
+      <w:ins w:id="187" w:author="PR Preview" w:date="2026-01-01T00:00:00Z">
         <w:r>
           <w:t xml:space="preserve"> </w:t>
         </w:r>
       </w:ins>
-      <w:ins w:id="160" w:author="PR Preview" w:date="2026-01-01T00:00:00Z">
+      <w:ins w:id="188" w:author="PR Preview" w:date="2026-01-01T00:00:00Z">
         <w:r>
           <w:t xml:space="preserve">only through two ratios:</w:t>
         </w:r>
@@ -8525,7 +8794,7 @@
       <w:pPr>
         <w:pStyle w:val="FirstParagraph"/>
       </w:pPr>
-      <w:del w:id="161" w:author="PR Preview" w:date="2026-01-01T00:00:00Z">
+      <w:del w:id="189" w:author="PR Preview" w:date="2026-01-01T00:00:00Z">
         <w:r>
           <w:rPr>
             <w:i/>
@@ -8534,23 +8803,23 @@
           <w:delText xml:space="preserve">Proof</w:delText>
         </w:r>
       </w:del>
-      <w:del w:id="162" w:author="PR Preview" w:date="2026-01-01T00:00:00Z">
+      <w:del w:id="190" w:author="PR Preview" w:date="2026-01-01T00:00:00Z">
         <w:r>
           <w:delText xml:space="preserve">. </w:delText>
         </w:r>
       </w:del>
-      <w:del w:id="163" w:author="PR Preview" w:date="2026-01-01T00:00:00Z">
+      <w:del w:id="191" w:author="PR Preview" w:date="2026-01-01T00:00:00Z">
         <w:r>
           <w:delText xml:space="preserve">This result is the solution to</w:delText>
         </w:r>
       </w:del>
-      <w:del w:id="164" w:author="PR Preview" w:date="2026-01-01T00:00:00Z">
+      <w:del w:id="192" w:author="PR Preview" w:date="2026-01-01T00:00:00Z">
         <w:r>
           <w:delText xml:space="preserve"> </w:delText>
         </w:r>
       </w:del>
       <w:hyperlink w:anchor="exr-ppv-ratio-form">
-        <w:del w:id="165" w:author="PR Preview" w:date="2026-01-01T00:00:00Z">
+        <w:del w:id="193" w:author="PR Preview" w:date="2026-01-01T00:00:00Z">
           <w:r>
             <w:rPr>
               <w:rStyle w:val="Hyperlink"/>
@@ -8559,28 +8828,28 @@
           </w:r>
         </w:del>
       </w:hyperlink>
-      <w:del w:id="166" w:author="PR Preview" w:date="2026-01-01T00:00:00Z">
+      <w:del w:id="194" w:author="PR Preview" w:date="2026-01-01T00:00:00Z">
         <w:r>
           <w:delText xml:space="preserve">,</w:delText>
         </w:r>
       </w:del>
-      <w:del w:id="167" w:author="PR Preview" w:date="2026-01-01T00:00:00Z">
+      <w:del w:id="195" w:author="PR Preview" w:date="2026-01-01T00:00:00Z">
         <w:r>
           <w:delText xml:space="preserve"> </w:delText>
         </w:r>
       </w:del>
-      <w:del w:id="168" w:author="PR Preview" w:date="2026-01-01T00:00:00Z">
+      <w:del w:id="196" w:author="PR Preview" w:date="2026-01-01T00:00:00Z">
         <w:r>
           <w:delText xml:space="preserve">which builds on</w:delText>
         </w:r>
       </w:del>
-      <w:del w:id="169" w:author="PR Preview" w:date="2026-01-01T00:00:00Z">
+      <w:del w:id="197" w:author="PR Preview" w:date="2026-01-01T00:00:00Z">
         <w:r>
           <w:delText xml:space="preserve"> </w:delText>
         </w:r>
       </w:del>
       <w:hyperlink w:anchor="exr-ppv-bayes">
-        <w:del w:id="170" w:author="PR Preview" w:date="2026-01-01T00:00:00Z">
+        <w:del w:id="198" w:author="PR Preview" w:date="2026-01-01T00:00:00Z">
           <w:r>
             <w:rPr>
               <w:rStyle w:val="Hyperlink"/>
@@ -8589,23 +8858,23 @@
           </w:r>
         </w:del>
       </w:hyperlink>
-      <w:del w:id="171" w:author="PR Preview" w:date="2026-01-01T00:00:00Z">
+      <w:del w:id="199" w:author="PR Preview" w:date="2026-01-01T00:00:00Z">
         <w:r>
           <w:delText xml:space="preserve"> </w:delText>
         </w:r>
       </w:del>
-      <w:del w:id="172" w:author="PR Preview" w:date="2026-01-01T00:00:00Z">
+      <w:del w:id="200" w:author="PR Preview" w:date="2026-01-01T00:00:00Z">
         <w:r>
           <w:delText xml:space="preserve">and</w:delText>
         </w:r>
       </w:del>
-      <w:del w:id="173" w:author="PR Preview" w:date="2026-01-01T00:00:00Z">
+      <w:del w:id="201" w:author="PR Preview" w:date="2026-01-01T00:00:00Z">
         <w:r>
           <w:delText xml:space="preserve"> </w:delText>
         </w:r>
       </w:del>
       <w:hyperlink w:anchor="exr-prob-positive">
-        <w:del w:id="174" w:author="PR Preview" w:date="2026-01-01T00:00:00Z">
+        <w:del w:id="202" w:author="PR Preview" w:date="2026-01-01T00:00:00Z">
           <w:r>
             <w:rPr>
               <w:rStyle w:val="Hyperlink"/>
@@ -8614,7 +8883,7 @@
           </w:r>
         </w:del>
       </w:hyperlink>
-      <w:del w:id="175" w:author="PR Preview" w:date="2026-01-01T00:00:00Z">
+      <w:del w:id="203" w:author="PR Preview" w:date="2026-01-01T00:00:00Z">
         <w:r>
           <w:delText xml:space="preserve">.</w:delText>
         </w:r>
@@ -8624,7 +8893,7 @@
       <w:pPr>
         <w:pStyle w:val="BodyText"/>
       </w:pPr>
-      <w:del w:id="176" w:author="PR Preview" w:date="2026-01-01T00:00:00Z">
+      <w:del w:id="204" w:author="PR Preview" w:date="2026-01-01T00:00:00Z">
         <w:r>
           <w:rPr>
             <w:b/>
@@ -8633,23 +8902,23 @@
           <w:delText xml:space="preserve">Example 7 (PPV of a COVID-19 test, from the two ratios)</w:delText>
         </w:r>
       </w:del>
-      <w:del w:id="177" w:author="PR Preview" w:date="2026-01-01T00:00:00Z">
+      <w:del w:id="205" w:author="PR Preview" w:date="2026-01-01T00:00:00Z">
         <w:r>
           <w:delText xml:space="preserve"> </w:delText>
         </w:r>
       </w:del>
-      <w:del w:id="178" w:author="PR Preview" w:date="2026-01-01T00:00:00Z">
+      <w:del w:id="206" w:author="PR Preview" w:date="2026-01-01T00:00:00Z">
         <w:r>
           <w:delText xml:space="preserve">For the COVID-19 test of</w:delText>
         </w:r>
       </w:del>
-      <w:del w:id="179" w:author="PR Preview" w:date="2026-01-01T00:00:00Z">
+      <w:del w:id="207" w:author="PR Preview" w:date="2026-01-01T00:00:00Z">
         <w:r>
           <w:delText xml:space="preserve"> </w:delText>
         </w:r>
       </w:del>
       <w:hyperlink w:anchor="exm-sensitivity">
-        <w:del w:id="180" w:author="PR Preview" w:date="2026-01-01T00:00:00Z">
+        <w:del w:id="208" w:author="PR Preview" w:date="2026-01-01T00:00:00Z">
           <w:r>
             <w:rPr>
               <w:rStyle w:val="Hyperlink"/>
@@ -8658,23 +8927,23 @@
           </w:r>
         </w:del>
       </w:hyperlink>
-      <w:del w:id="181" w:author="PR Preview" w:date="2026-01-01T00:00:00Z">
+      <w:del w:id="209" w:author="PR Preview" w:date="2026-01-01T00:00:00Z">
         <w:r>
           <w:delText xml:space="preserve"> </w:delText>
         </w:r>
       </w:del>
-      <w:del w:id="182" w:author="PR Preview" w:date="2026-01-01T00:00:00Z">
+      <w:del w:id="210" w:author="PR Preview" w:date="2026-01-01T00:00:00Z">
         <w:r>
           <w:delText xml:space="preserve">and</w:delText>
         </w:r>
       </w:del>
-      <w:del w:id="183" w:author="PR Preview" w:date="2026-01-01T00:00:00Z">
+      <w:del w:id="211" w:author="PR Preview" w:date="2026-01-01T00:00:00Z">
         <w:r>
           <w:delText xml:space="preserve"> </w:delText>
         </w:r>
       </w:del>
       <w:hyperlink w:anchor="exm-specificity">
-        <w:del w:id="184" w:author="PR Preview" w:date="2026-01-01T00:00:00Z">
+        <w:del w:id="212" w:author="PR Preview" w:date="2026-01-01T00:00:00Z">
           <w:r>
             <w:rPr>
               <w:rStyle w:val="Hyperlink"/>
@@ -8683,28 +8952,28 @@
           </w:r>
         </w:del>
       </w:hyperlink>
-      <w:del w:id="185" w:author="PR Preview" w:date="2026-01-01T00:00:00Z">
+      <w:del w:id="213" w:author="PR Preview" w:date="2026-01-01T00:00:00Z">
         <w:r>
           <w:delText xml:space="preserve">,</w:delText>
         </w:r>
       </w:del>
-      <w:del w:id="186" w:author="PR Preview" w:date="2026-01-01T00:00:00Z">
+      <w:del w:id="214" w:author="PR Preview" w:date="2026-01-01T00:00:00Z">
         <w:r>
           <w:delText xml:space="preserve"> </w:delText>
         </w:r>
       </w:del>
-      <w:del w:id="187" w:author="PR Preview" w:date="2026-01-01T00:00:00Z">
+      <w:del w:id="215" w:author="PR Preview" w:date="2026-01-01T00:00:00Z">
         <w:r>
           <w:delText xml:space="preserve">used in the population of</w:delText>
         </w:r>
       </w:del>
-      <w:del w:id="188" w:author="PR Preview" w:date="2026-01-01T00:00:00Z">
+      <w:del w:id="216" w:author="PR Preview" w:date="2026-01-01T00:00:00Z">
         <w:r>
           <w:delText xml:space="preserve"> </w:delText>
         </w:r>
       </w:del>
       <w:hyperlink w:anchor="exm-prevalence">
-        <w:del w:id="189" w:author="PR Preview" w:date="2026-01-01T00:00:00Z">
+        <w:del w:id="217" w:author="PR Preview" w:date="2026-01-01T00:00:00Z">
           <w:r>
             <w:rPr>
               <w:rStyle w:val="Hyperlink"/>
@@ -8713,18 +8982,18 @@
           </w:r>
         </w:del>
       </w:hyperlink>
-      <w:del w:id="190" w:author="PR Preview" w:date="2026-01-01T00:00:00Z">
+      <w:del w:id="218" w:author="PR Preview" w:date="2026-01-01T00:00:00Z">
         <w:r>
           <w:delText xml:space="preserve">,</w:delText>
         </w:r>
       </w:del>
-      <w:del w:id="191" w:author="PR Preview" w:date="2026-01-01T00:00:00Z">
+      <w:del w:id="219" w:author="PR Preview" w:date="2026-01-01T00:00:00Z">
         <w:r>
           <w:delText xml:space="preserve"> </w:delText>
         </w:r>
       </w:del>
       <w:hyperlink w:anchor="thm-ppv-sens-spec-prev">
-        <w:del w:id="192" w:author="PR Preview" w:date="2026-01-01T00:00:00Z">
+        <w:del w:id="220" w:author="PR Preview" w:date="2026-01-01T00:00:00Z">
           <w:r>
             <w:rPr>
               <w:rStyle w:val="Hyperlink"/>
@@ -8733,12 +9002,12 @@
           </w:r>
         </w:del>
       </w:hyperlink>
-      <w:del w:id="193" w:author="PR Preview" w:date="2026-01-01T00:00:00Z">
+      <w:del w:id="221" w:author="PR Preview" w:date="2026-01-01T00:00:00Z">
         <w:r>
           <w:delText xml:space="preserve"> </w:delText>
         </w:r>
       </w:del>
-      <w:del w:id="194" w:author="PR Preview" w:date="2026-01-01T00:00:00Z">
+      <w:del w:id="222" w:author="PR Preview" w:date="2026-01-01T00:00:00Z">
         <w:r>
           <w:delText xml:space="preserve">gives:</w:delText>
         </w:r>
@@ -8748,7 +9017,7 @@
       <w:pPr>
         <w:pStyle w:val="FirstParagraph"/>
       </w:pPr>
-      <w:ins w:id="195" w:author="PR Preview" w:date="2026-01-01T00:00:00Z">
+      <w:ins w:id="223" w:author="PR Preview" w:date="2026-01-01T00:00:00Z">
         <w:r>
           <w:rPr>
             <w:i/>
@@ -8757,23 +9026,23 @@
           <w:t xml:space="preserve">Proof</w:t>
         </w:r>
       </w:ins>
-      <w:ins w:id="196" w:author="PR Preview" w:date="2026-01-01T00:00:00Z">
+      <w:ins w:id="224" w:author="PR Preview" w:date="2026-01-01T00:00:00Z">
         <w:r>
           <w:t xml:space="preserve">. </w:t>
         </w:r>
       </w:ins>
-      <w:ins w:id="197" w:author="PR Preview" w:date="2026-01-01T00:00:00Z">
+      <w:ins w:id="225" w:author="PR Preview" w:date="2026-01-01T00:00:00Z">
         <w:r>
           <w:t xml:space="preserve">This result is the solution to</w:t>
         </w:r>
       </w:ins>
-      <w:ins w:id="198" w:author="PR Preview" w:date="2026-01-01T00:00:00Z">
+      <w:ins w:id="226" w:author="PR Preview" w:date="2026-01-01T00:00:00Z">
         <w:r>
           <w:t xml:space="preserve"> </w:t>
         </w:r>
       </w:ins>
       <w:hyperlink w:anchor="exr-ppv-ratio-form">
-        <w:ins w:id="199" w:author="PR Preview" w:date="2026-01-01T00:00:00Z">
+        <w:ins w:id="227" w:author="PR Preview" w:date="2026-01-01T00:00:00Z">
           <w:r>
             <w:rPr>
               <w:rStyle w:val="Hyperlink"/>
@@ -8782,18 +9051,18 @@
           </w:r>
         </w:ins>
       </w:hyperlink>
-      <w:ins w:id="200" w:author="PR Preview" w:date="2026-01-01T00:00:00Z">
+      <w:ins w:id="228" w:author="PR Preview" w:date="2026-01-01T00:00:00Z">
         <w:r>
           <w:t xml:space="preserve">, worked in</w:t>
         </w:r>
       </w:ins>
-      <w:ins w:id="201" w:author="PR Preview" w:date="2026-01-01T00:00:00Z">
+      <w:ins w:id="229" w:author="PR Preview" w:date="2026-01-01T00:00:00Z">
         <w:r>
           <w:t xml:space="preserve"> </w:t>
         </w:r>
       </w:ins>
       <w:hyperlink w:anchor="sol-ppv-ratio-form">
-        <w:ins w:id="202" w:author="PR Preview" w:date="2026-01-01T00:00:00Z">
+        <w:ins w:id="230" w:author="PR Preview" w:date="2026-01-01T00:00:00Z">
           <w:r>
             <w:rPr>
               <w:rStyle w:val="Hyperlink"/>
@@ -8802,28 +9071,28 @@
           </w:r>
         </w:ins>
       </w:hyperlink>
-      <w:ins w:id="203" w:author="PR Preview" w:date="2026-01-01T00:00:00Z">
+      <w:ins w:id="231" w:author="PR Preview" w:date="2026-01-01T00:00:00Z">
         <w:r>
           <w:t xml:space="preserve">,</w:t>
         </w:r>
       </w:ins>
-      <w:ins w:id="204" w:author="PR Preview" w:date="2026-01-01T00:00:00Z">
+      <w:ins w:id="232" w:author="PR Preview" w:date="2026-01-01T00:00:00Z">
         <w:r>
           <w:t xml:space="preserve"> </w:t>
         </w:r>
       </w:ins>
-      <w:ins w:id="205" w:author="PR Preview" w:date="2026-01-01T00:00:00Z">
+      <w:ins w:id="233" w:author="PR Preview" w:date="2026-01-01T00:00:00Z">
         <w:r>
           <w:t xml:space="preserve">which builds on</w:t>
         </w:r>
       </w:ins>
-      <w:ins w:id="206" w:author="PR Preview" w:date="2026-01-01T00:00:00Z">
+      <w:ins w:id="234" w:author="PR Preview" w:date="2026-01-01T00:00:00Z">
         <w:r>
           <w:t xml:space="preserve"> </w:t>
         </w:r>
       </w:ins>
       <w:hyperlink w:anchor="thm-ppv-bayes">
-        <w:ins w:id="207" w:author="PR Preview" w:date="2026-01-01T00:00:00Z">
+        <w:ins w:id="235" w:author="PR Preview" w:date="2026-01-01T00:00:00Z">
           <w:r>
             <w:rPr>
               <w:rStyle w:val="Hyperlink"/>
@@ -8832,23 +9101,23 @@
           </w:r>
         </w:ins>
       </w:hyperlink>
-      <w:ins w:id="208" w:author="PR Preview" w:date="2026-01-01T00:00:00Z">
+      <w:ins w:id="236" w:author="PR Preview" w:date="2026-01-01T00:00:00Z">
         <w:r>
           <w:t xml:space="preserve"> </w:t>
         </w:r>
       </w:ins>
-      <w:ins w:id="209" w:author="PR Preview" w:date="2026-01-01T00:00:00Z">
+      <w:ins w:id="237" w:author="PR Preview" w:date="2026-01-01T00:00:00Z">
         <w:r>
           <w:t xml:space="preserve">and</w:t>
         </w:r>
       </w:ins>
-      <w:ins w:id="210" w:author="PR Preview" w:date="2026-01-01T00:00:00Z">
+      <w:ins w:id="238" w:author="PR Preview" w:date="2026-01-01T00:00:00Z">
         <w:r>
           <w:t xml:space="preserve"> </w:t>
         </w:r>
       </w:ins>
       <w:hyperlink w:anchor="thm-prob-positive">
-        <w:ins w:id="211" w:author="PR Preview" w:date="2026-01-01T00:00:00Z">
+        <w:ins w:id="239" w:author="PR Preview" w:date="2026-01-01T00:00:00Z">
           <w:r>
             <w:rPr>
               <w:rStyle w:val="Hyperlink"/>
@@ -8857,7 +9126,7 @@
           </w:r>
         </w:ins>
       </w:hyperlink>
-      <w:ins w:id="212" w:author="PR Preview" w:date="2026-01-01T00:00:00Z">
+      <w:ins w:id="240" w:author="PR Preview" w:date="2026-01-01T00:00:00Z">
         <w:r>
           <w:t xml:space="preserve">.</w:t>
         </w:r>
@@ -8868,7 +9137,7 @@
       <w:pPr>
         <w:pStyle w:val="BodyText"/>
       </w:pPr>
-      <w:ins w:id="213" w:author="PR Preview" w:date="2026-01-01T00:00:00Z">
+      <w:ins w:id="241" w:author="PR Preview" w:date="2026-01-01T00:00:00Z">
         <w:r>
           <w:rPr>
             <w:b/>
@@ -8877,23 +9146,23 @@
           <w:t xml:space="preserve">Example 7 (PPV of a COVID-19 test, from the two ratios)</w:t>
         </w:r>
       </w:ins>
-      <w:ins w:id="214" w:author="PR Preview" w:date="2026-01-01T00:00:00Z">
+      <w:ins w:id="242" w:author="PR Preview" w:date="2026-01-01T00:00:00Z">
         <w:r>
           <w:t xml:space="preserve"> </w:t>
         </w:r>
       </w:ins>
-      <w:ins w:id="215" w:author="PR Preview" w:date="2026-01-01T00:00:00Z">
+      <w:ins w:id="243" w:author="PR Preview" w:date="2026-01-01T00:00:00Z">
         <w:r>
           <w:t xml:space="preserve">For the COVID-19 test of</w:t>
         </w:r>
       </w:ins>
-      <w:ins w:id="216" w:author="PR Preview" w:date="2026-01-01T00:00:00Z">
+      <w:ins w:id="244" w:author="PR Preview" w:date="2026-01-01T00:00:00Z">
         <w:r>
           <w:t xml:space="preserve"> </w:t>
         </w:r>
       </w:ins>
       <w:hyperlink w:anchor="exm-sensitivity">
-        <w:ins w:id="217" w:author="PR Preview" w:date="2026-01-01T00:00:00Z">
+        <w:ins w:id="245" w:author="PR Preview" w:date="2026-01-01T00:00:00Z">
           <w:r>
             <w:rPr>
               <w:rStyle w:val="Hyperlink"/>
@@ -8902,23 +9171,23 @@
           </w:r>
         </w:ins>
       </w:hyperlink>
-      <w:ins w:id="218" w:author="PR Preview" w:date="2026-01-01T00:00:00Z">
+      <w:ins w:id="246" w:author="PR Preview" w:date="2026-01-01T00:00:00Z">
         <w:r>
           <w:t xml:space="preserve"> </w:t>
         </w:r>
       </w:ins>
-      <w:ins w:id="219" w:author="PR Preview" w:date="2026-01-01T00:00:00Z">
+      <w:ins w:id="247" w:author="PR Preview" w:date="2026-01-01T00:00:00Z">
         <w:r>
           <w:t xml:space="preserve">and</w:t>
         </w:r>
       </w:ins>
-      <w:ins w:id="220" w:author="PR Preview" w:date="2026-01-01T00:00:00Z">
+      <w:ins w:id="248" w:author="PR Preview" w:date="2026-01-01T00:00:00Z">
         <w:r>
           <w:t xml:space="preserve"> </w:t>
         </w:r>
       </w:ins>
       <w:hyperlink w:anchor="exm-specificity">
-        <w:ins w:id="221" w:author="PR Preview" w:date="2026-01-01T00:00:00Z">
+        <w:ins w:id="249" w:author="PR Preview" w:date="2026-01-01T00:00:00Z">
           <w:r>
             <w:rPr>
               <w:rStyle w:val="Hyperlink"/>
@@ -8927,28 +9196,28 @@
           </w:r>
         </w:ins>
       </w:hyperlink>
-      <w:ins w:id="222" w:author="PR Preview" w:date="2026-01-01T00:00:00Z">
+      <w:ins w:id="250" w:author="PR Preview" w:date="2026-01-01T00:00:00Z">
         <w:r>
           <w:t xml:space="preserve">,</w:t>
         </w:r>
       </w:ins>
-      <w:ins w:id="223" w:author="PR Preview" w:date="2026-01-01T00:00:00Z">
+      <w:ins w:id="251" w:author="PR Preview" w:date="2026-01-01T00:00:00Z">
         <w:r>
           <w:t xml:space="preserve"> </w:t>
         </w:r>
       </w:ins>
-      <w:ins w:id="224" w:author="PR Preview" w:date="2026-01-01T00:00:00Z">
+      <w:ins w:id="252" w:author="PR Preview" w:date="2026-01-01T00:00:00Z">
         <w:r>
           <w:t xml:space="preserve">used in the population of</w:t>
         </w:r>
       </w:ins>
-      <w:ins w:id="225" w:author="PR Preview" w:date="2026-01-01T00:00:00Z">
+      <w:ins w:id="253" w:author="PR Preview" w:date="2026-01-01T00:00:00Z">
         <w:r>
           <w:t xml:space="preserve"> </w:t>
         </w:r>
       </w:ins>
       <w:hyperlink w:anchor="exm-prevalence">
-        <w:ins w:id="226" w:author="PR Preview" w:date="2026-01-01T00:00:00Z">
+        <w:ins w:id="254" w:author="PR Preview" w:date="2026-01-01T00:00:00Z">
           <w:r>
             <w:rPr>
               <w:rStyle w:val="Hyperlink"/>
@@ -8957,18 +9226,18 @@
           </w:r>
         </w:ins>
       </w:hyperlink>
-      <w:ins w:id="227" w:author="PR Preview" w:date="2026-01-01T00:00:00Z">
+      <w:ins w:id="255" w:author="PR Preview" w:date="2026-01-01T00:00:00Z">
         <w:r>
           <w:t xml:space="preserve">,</w:t>
         </w:r>
       </w:ins>
-      <w:ins w:id="228" w:author="PR Preview" w:date="2026-01-01T00:00:00Z">
+      <w:ins w:id="256" w:author="PR Preview" w:date="2026-01-01T00:00:00Z">
         <w:r>
           <w:t xml:space="preserve"> </w:t>
         </w:r>
       </w:ins>
       <w:hyperlink w:anchor="thm-ppv-sens-spec-prev">
-        <w:ins w:id="229" w:author="PR Preview" w:date="2026-01-01T00:00:00Z">
+        <w:ins w:id="257" w:author="PR Preview" w:date="2026-01-01T00:00:00Z">
           <w:r>
             <w:rPr>
               <w:rStyle w:val="Hyperlink"/>
@@ -8977,12 +9246,12 @@
           </w:r>
         </w:ins>
       </w:hyperlink>
-      <w:ins w:id="230" w:author="PR Preview" w:date="2026-01-01T00:00:00Z">
+      <w:ins w:id="258" w:author="PR Preview" w:date="2026-01-01T00:00:00Z">
         <w:r>
           <w:t xml:space="preserve"> </w:t>
         </w:r>
       </w:ins>
-      <w:ins w:id="231" w:author="PR Preview" w:date="2026-01-01T00:00:00Z">
+      <w:ins w:id="259" w:author="PR Preview" w:date="2026-01-01T00:00:00Z">
         <w:r>
           <w:t xml:space="preserve">gives:</w:t>
         </w:r>
@@ -9859,7 +10128,7 @@
       <w:pPr>
         <w:pStyle w:val="BodyText"/>
       </w:pPr>
-      <w:del w:id="232" w:author="PR Preview" w:date="2026-01-01T00:00:00Z">
+      <w:del w:id="260" w:author="PR Preview" w:date="2026-01-01T00:00:00Z">
         <w:r>
           <w:rPr>
             <w:i/>
@@ -9868,47 +10137,47 @@
           <w:delText xml:space="preserve">Remark 2</w:delText>
         </w:r>
       </w:del>
-      <w:del w:id="233" w:author="PR Preview" w:date="2026-01-01T00:00:00Z">
+      <w:del w:id="261" w:author="PR Preview" w:date="2026-01-01T00:00:00Z">
         <w:r>
           <w:delText xml:space="preserve"> (The PPV depends on the population, not only on the test). </w:delText>
         </w:r>
       </w:del>
-      <w:del w:id="234" w:author="PR Preview" w:date="2026-01-01T00:00:00Z">
+      <w:del w:id="262" w:author="PR Preview" w:date="2026-01-01T00:00:00Z">
         <w:r>
           <w:delText xml:space="preserve">The sensitivity and specificity describe the test’s performance in a specified setting,</w:delText>
         </w:r>
       </w:del>
-      <w:del w:id="235" w:author="PR Preview" w:date="2026-01-01T00:00:00Z">
+      <w:del w:id="263" w:author="PR Preview" w:date="2026-01-01T00:00:00Z">
         <w:r>
           <w:delText xml:space="preserve"> </w:delText>
         </w:r>
       </w:del>
-      <w:del w:id="236" w:author="PR Preview" w:date="2026-01-01T00:00:00Z">
+      <w:del w:id="264" w:author="PR Preview" w:date="2026-01-01T00:00:00Z">
         <w:r>
           <w:delText xml:space="preserve">and may differ across settings</w:delText>
         </w:r>
       </w:del>
-      <w:del w:id="237" w:author="PR Preview" w:date="2026-01-01T00:00:00Z">
+      <w:del w:id="265" w:author="PR Preview" w:date="2026-01-01T00:00:00Z">
         <w:r>
           <w:delText xml:space="preserve"> </w:delText>
         </w:r>
       </w:del>
-      <w:del w:id="238" w:author="PR Preview" w:date="2026-01-01T00:00:00Z">
+      <w:del w:id="266" w:author="PR Preview" w:date="2026-01-01T00:00:00Z">
         <w:r>
           <w:delText xml:space="preserve">(for example, with the case mix of the people tested or the threshold used to call a result positive),</w:delText>
         </w:r>
       </w:del>
-      <w:del w:id="239" w:author="PR Preview" w:date="2026-01-01T00:00:00Z">
+      <w:del w:id="267" w:author="PR Preview" w:date="2026-01-01T00:00:00Z">
         <w:r>
           <w:delText xml:space="preserve"> </w:delText>
         </w:r>
       </w:del>
-      <w:del w:id="240" w:author="PR Preview" w:date="2026-01-01T00:00:00Z">
+      <w:del w:id="268" w:author="PR Preview" w:date="2026-01-01T00:00:00Z">
         <w:r>
           <w:delText xml:space="preserve">but the ratio</w:delText>
         </w:r>
       </w:del>
-      <w:del w:id="241" w:author="PR Preview" w:date="2026-01-01T00:00:00Z">
+      <w:del w:id="269" w:author="PR Preview" w:date="2026-01-01T00:00:00Z">
         <w:r>
           <w:delText xml:space="preserve"> </w:delText>
         </w:r>
@@ -9939,23 +10208,23 @@
           </m:den>
         </m:f>
       </m:oMath>
-      <w:del w:id="242" w:author="PR Preview" w:date="2026-01-01T00:00:00Z">
+      <w:del w:id="270" w:author="PR Preview" w:date="2026-01-01T00:00:00Z">
         <w:r>
           <w:delText xml:space="preserve"> </w:delText>
         </w:r>
       </w:del>
-      <w:del w:id="243" w:author="PR Preview" w:date="2026-01-01T00:00:00Z">
+      <w:del w:id="271" w:author="PR Preview" w:date="2026-01-01T00:00:00Z">
         <w:r>
           <w:delText xml:space="preserve">in</w:delText>
         </w:r>
       </w:del>
-      <w:del w:id="244" w:author="PR Preview" w:date="2026-01-01T00:00:00Z">
+      <w:del w:id="272" w:author="PR Preview" w:date="2026-01-01T00:00:00Z">
         <w:r>
           <w:delText xml:space="preserve"> </w:delText>
         </w:r>
       </w:del>
       <w:hyperlink w:anchor="thm-ppv-sens-spec-prev">
-        <w:del w:id="245" w:author="PR Preview" w:date="2026-01-01T00:00:00Z">
+        <w:del w:id="273" w:author="PR Preview" w:date="2026-01-01T00:00:00Z">
           <w:r>
             <w:rPr>
               <w:rStyle w:val="Hyperlink"/>
@@ -9964,53 +10233,53 @@
           </w:r>
         </w:del>
       </w:hyperlink>
-      <w:del w:id="246" w:author="PR Preview" w:date="2026-01-01T00:00:00Z">
+      <w:del w:id="274" w:author="PR Preview" w:date="2026-01-01T00:00:00Z">
         <w:r>
           <w:delText xml:space="preserve"> </w:delText>
         </w:r>
       </w:del>
-      <w:del w:id="247" w:author="PR Preview" w:date="2026-01-01T00:00:00Z">
+      <w:del w:id="275" w:author="PR Preview" w:date="2026-01-01T00:00:00Z">
         <w:r>
           <w:delText xml:space="preserve">describes the population being tested.</w:delText>
         </w:r>
       </w:del>
-      <w:del w:id="248" w:author="PR Preview" w:date="2026-01-01T00:00:00Z">
+      <w:del w:id="276" w:author="PR Preview" w:date="2026-01-01T00:00:00Z">
         <w:r>
           <w:delText xml:space="preserve"> </w:delText>
         </w:r>
       </w:del>
-      <w:del w:id="249" w:author="PR Preview" w:date="2026-01-01T00:00:00Z">
+      <w:del w:id="277" w:author="PR Preview" w:date="2026-01-01T00:00:00Z">
         <w:r>
           <w:delText xml:space="preserve">When the disease is rare, that ratio is large,</w:delText>
         </w:r>
       </w:del>
-      <w:del w:id="250" w:author="PR Preview" w:date="2026-01-01T00:00:00Z">
+      <w:del w:id="278" w:author="PR Preview" w:date="2026-01-01T00:00:00Z">
         <w:r>
           <w:delText xml:space="preserve"> </w:delText>
         </w:r>
       </w:del>
-      <w:del w:id="251" w:author="PR Preview" w:date="2026-01-01T00:00:00Z">
+      <w:del w:id="279" w:author="PR Preview" w:date="2026-01-01T00:00:00Z">
         <w:r>
           <w:delText xml:space="preserve">so even a small false positive rate can make the PPV low,</w:delText>
         </w:r>
       </w:del>
-      <w:del w:id="252" w:author="PR Preview" w:date="2026-01-01T00:00:00Z">
+      <w:del w:id="280" w:author="PR Preview" w:date="2026-01-01T00:00:00Z">
         <w:r>
           <w:delText xml:space="preserve"> </w:delText>
         </w:r>
       </w:del>
-      <w:del w:id="253" w:author="PR Preview" w:date="2026-01-01T00:00:00Z">
+      <w:del w:id="281" w:author="PR Preview" w:date="2026-01-01T00:00:00Z">
         <w:r>
           <w:delText xml:space="preserve">as</w:delText>
         </w:r>
       </w:del>
-      <w:del w:id="254" w:author="PR Preview" w:date="2026-01-01T00:00:00Z">
+      <w:del w:id="282" w:author="PR Preview" w:date="2026-01-01T00:00:00Z">
         <w:r>
           <w:delText xml:space="preserve"> </w:delText>
         </w:r>
       </w:del>
       <w:hyperlink w:anchor="exm-ppv-sens-spec-prev">
-        <w:del w:id="255" w:author="PR Preview" w:date="2026-01-01T00:00:00Z">
+        <w:del w:id="283" w:author="PR Preview" w:date="2026-01-01T00:00:00Z">
           <w:r>
             <w:rPr>
               <w:rStyle w:val="Hyperlink"/>
@@ -10019,12 +10288,12 @@
           </w:r>
         </w:del>
       </w:hyperlink>
-      <w:del w:id="256" w:author="PR Preview" w:date="2026-01-01T00:00:00Z">
+      <w:del w:id="284" w:author="PR Preview" w:date="2026-01-01T00:00:00Z">
         <w:r>
           <w:delText xml:space="preserve"> </w:delText>
         </w:r>
       </w:del>
-      <w:del w:id="257" w:author="PR Preview" w:date="2026-01-01T00:00:00Z">
+      <w:del w:id="285" w:author="PR Preview" w:date="2026-01-01T00:00:00Z">
         <w:r>
           <w:delText xml:space="preserve">shows.</w:delText>
         </w:r>
@@ -10034,7 +10303,7 @@
       <w:pPr>
         <w:pStyle w:val="BodyText"/>
       </w:pPr>
-      <w:ins w:id="258" w:author="PR Preview" w:date="2026-01-01T00:00:00Z">
+      <w:ins w:id="286" w:author="PR Preview" w:date="2026-01-01T00:00:00Z">
         <w:r>
           <w:rPr>
             <w:i/>
@@ -10043,47 +10312,47 @@
           <w:t xml:space="preserve">Remark 2</w:t>
         </w:r>
       </w:ins>
-      <w:ins w:id="259" w:author="PR Preview" w:date="2026-01-01T00:00:00Z">
+      <w:ins w:id="287" w:author="PR Preview" w:date="2026-01-01T00:00:00Z">
         <w:r>
           <w:t xml:space="preserve"> (The PPV depends on the population, not only on the test). </w:t>
         </w:r>
       </w:ins>
-      <w:ins w:id="260" w:author="PR Preview" w:date="2026-01-01T00:00:00Z">
+      <w:ins w:id="288" w:author="PR Preview" w:date="2026-01-01T00:00:00Z">
         <w:r>
           <w:t xml:space="preserve">The sensitivity and specificity describe the test’s performance in a specified setting,</w:t>
         </w:r>
       </w:ins>
-      <w:ins w:id="261" w:author="PR Preview" w:date="2026-01-01T00:00:00Z">
+      <w:ins w:id="289" w:author="PR Preview" w:date="2026-01-01T00:00:00Z">
         <w:r>
           <w:t xml:space="preserve"> </w:t>
         </w:r>
       </w:ins>
-      <w:ins w:id="262" w:author="PR Preview" w:date="2026-01-01T00:00:00Z">
+      <w:ins w:id="290" w:author="PR Preview" w:date="2026-01-01T00:00:00Z">
         <w:r>
           <w:t xml:space="preserve">and may differ across settings</w:t>
         </w:r>
       </w:ins>
-      <w:ins w:id="263" w:author="PR Preview" w:date="2026-01-01T00:00:00Z">
+      <w:ins w:id="291" w:author="PR Preview" w:date="2026-01-01T00:00:00Z">
         <w:r>
           <w:t xml:space="preserve"> </w:t>
         </w:r>
       </w:ins>
-      <w:ins w:id="264" w:author="PR Preview" w:date="2026-01-01T00:00:00Z">
+      <w:ins w:id="292" w:author="PR Preview" w:date="2026-01-01T00:00:00Z">
         <w:r>
           <w:t xml:space="preserve">(for example, with the case mix of the people tested or the threshold used to call a result positive),</w:t>
         </w:r>
       </w:ins>
-      <w:ins w:id="265" w:author="PR Preview" w:date="2026-01-01T00:00:00Z">
+      <w:ins w:id="293" w:author="PR Preview" w:date="2026-01-01T00:00:00Z">
         <w:r>
           <w:t xml:space="preserve"> </w:t>
         </w:r>
       </w:ins>
-      <w:ins w:id="266" w:author="PR Preview" w:date="2026-01-01T00:00:00Z">
+      <w:ins w:id="294" w:author="PR Preview" w:date="2026-01-01T00:00:00Z">
         <w:r>
           <w:t xml:space="preserve">but the ratio</w:t>
         </w:r>
       </w:ins>
-      <w:ins w:id="267" w:author="PR Preview" w:date="2026-01-01T00:00:00Z">
+      <w:ins w:id="295" w:author="PR Preview" w:date="2026-01-01T00:00:00Z">
         <w:r>
           <w:t xml:space="preserve"> </w:t>
         </w:r>
@@ -10114,23 +10383,23 @@
           </m:den>
         </m:f>
       </m:oMath>
-      <w:ins w:id="268" w:author="PR Preview" w:date="2026-01-01T00:00:00Z">
+      <w:ins w:id="296" w:author="PR Preview" w:date="2026-01-01T00:00:00Z">
         <w:r>
           <w:t xml:space="preserve"> </w:t>
         </w:r>
       </w:ins>
-      <w:ins w:id="269" w:author="PR Preview" w:date="2026-01-01T00:00:00Z">
+      <w:ins w:id="297" w:author="PR Preview" w:date="2026-01-01T00:00:00Z">
         <w:r>
           <w:t xml:space="preserve">in</w:t>
         </w:r>
       </w:ins>
-      <w:ins w:id="270" w:author="PR Preview" w:date="2026-01-01T00:00:00Z">
+      <w:ins w:id="298" w:author="PR Preview" w:date="2026-01-01T00:00:00Z">
         <w:r>
           <w:t xml:space="preserve"> </w:t>
         </w:r>
       </w:ins>
       <w:hyperlink w:anchor="thm-ppv-sens-spec-prev">
-        <w:ins w:id="271" w:author="PR Preview" w:date="2026-01-01T00:00:00Z">
+        <w:ins w:id="299" w:author="PR Preview" w:date="2026-01-01T00:00:00Z">
           <w:r>
             <w:rPr>
               <w:rStyle w:val="Hyperlink"/>
@@ -10139,53 +10408,53 @@
           </w:r>
         </w:ins>
       </w:hyperlink>
-      <w:ins w:id="272" w:author="PR Preview" w:date="2026-01-01T00:00:00Z">
+      <w:ins w:id="300" w:author="PR Preview" w:date="2026-01-01T00:00:00Z">
         <w:r>
           <w:t xml:space="preserve"> </w:t>
         </w:r>
       </w:ins>
-      <w:ins w:id="273" w:author="PR Preview" w:date="2026-01-01T00:00:00Z">
+      <w:ins w:id="301" w:author="PR Preview" w:date="2026-01-01T00:00:00Z">
         <w:r>
           <w:t xml:space="preserve">describes the population being tested.</w:t>
         </w:r>
       </w:ins>
-      <w:ins w:id="274" w:author="PR Preview" w:date="2026-01-01T00:00:00Z">
+      <w:ins w:id="302" w:author="PR Preview" w:date="2026-01-01T00:00:00Z">
         <w:r>
           <w:t xml:space="preserve"> </w:t>
         </w:r>
       </w:ins>
-      <w:ins w:id="275" w:author="PR Preview" w:date="2026-01-01T00:00:00Z">
+      <w:ins w:id="303" w:author="PR Preview" w:date="2026-01-01T00:00:00Z">
         <w:r>
           <w:t xml:space="preserve">When the disease is rare, that ratio is large,</w:t>
         </w:r>
       </w:ins>
-      <w:ins w:id="276" w:author="PR Preview" w:date="2026-01-01T00:00:00Z">
+      <w:ins w:id="304" w:author="PR Preview" w:date="2026-01-01T00:00:00Z">
         <w:r>
           <w:t xml:space="preserve"> </w:t>
         </w:r>
       </w:ins>
-      <w:ins w:id="277" w:author="PR Preview" w:date="2026-01-01T00:00:00Z">
+      <w:ins w:id="305" w:author="PR Preview" w:date="2026-01-01T00:00:00Z">
         <w:r>
           <w:t xml:space="preserve">so even a small false positive rate can make the PPV low,</w:t>
         </w:r>
       </w:ins>
-      <w:ins w:id="278" w:author="PR Preview" w:date="2026-01-01T00:00:00Z">
+      <w:ins w:id="306" w:author="PR Preview" w:date="2026-01-01T00:00:00Z">
         <w:r>
           <w:t xml:space="preserve"> </w:t>
         </w:r>
       </w:ins>
-      <w:ins w:id="279" w:author="PR Preview" w:date="2026-01-01T00:00:00Z">
+      <w:ins w:id="307" w:author="PR Preview" w:date="2026-01-01T00:00:00Z">
         <w:r>
           <w:t xml:space="preserve">as</w:t>
         </w:r>
       </w:ins>
-      <w:ins w:id="280" w:author="PR Preview" w:date="2026-01-01T00:00:00Z">
+      <w:ins w:id="308" w:author="PR Preview" w:date="2026-01-01T00:00:00Z">
         <w:r>
           <w:t xml:space="preserve"> </w:t>
         </w:r>
       </w:ins>
       <w:hyperlink w:anchor="exm-ppv-sens-spec-prev">
-        <w:ins w:id="281" w:author="PR Preview" w:date="2026-01-01T00:00:00Z">
+        <w:ins w:id="309" w:author="PR Preview" w:date="2026-01-01T00:00:00Z">
           <w:r>
             <w:rPr>
               <w:rStyle w:val="Hyperlink"/>
@@ -10194,12 +10463,12 @@
           </w:r>
         </w:ins>
       </w:hyperlink>
-      <w:ins w:id="282" w:author="PR Preview" w:date="2026-01-01T00:00:00Z">
+      <w:ins w:id="310" w:author="PR Preview" w:date="2026-01-01T00:00:00Z">
         <w:r>
           <w:t xml:space="preserve"> </w:t>
         </w:r>
       </w:ins>
-      <w:ins w:id="283" w:author="PR Preview" w:date="2026-01-01T00:00:00Z">
+      <w:ins w:id="311" w:author="PR Preview" w:date="2026-01-01T00:00:00Z">
         <w:r>
           <w:t xml:space="preserve">shows.</w:t>
         </w:r>

--- a/pr-preview/pr-161/classification-handout-tracked-changes.docx
+++ b/pr-preview/pr-161/classification-handout-tracked-changes.docx
@@ -16,7 +16,7 @@
       </w:pPr>
       <w:del w:id="1" w:author="PR Preview" w:date="2026-01-01T00:00:00Z">
         <w:r>
-          <w:delText xml:space="preserve">Last modified: 2026-10-15 02:31:46 (PDT)</w:delText>
+          <w:delText xml:space="preserve">Last modified: 2026-10-15 02:58:11 (PDT)</w:delText>
         </w:r>
       </w:del>
     </w:p>
@@ -26,7 +26,7 @@
       </w:pPr>
       <w:ins w:id="2" w:author="PR Preview" w:date="2026-01-01T00:00:00Z">
         <w:r>
-          <w:t xml:space="preserve">Last modified: 2026-10-15 02:36:03 (PDT)</w:t>
+          <w:t xml:space="preserve">Last modified: 2026-10-15 02:55:22 (PDT)</w:t>
         </w:r>
       </w:ins>
     </w:p>
